--- a/data/tekion/timelines/Bhupendra Dahal.docx
+++ b/data/tekion/timelines/Bhupendra Dahal.docx
@@ -43,7 +43,7 @@
           <w:szCs w:val="21"/>
           <w:rtl w:val="0"/>
         </w:rPr>
-        <w:t xml:space="preserve">Communications (16)</w:t>
+        <w:t xml:space="preserve">Communications (18)</w:t>
       </w:r>
     </w:p>
     <w:p>
@@ -63,7 +63,7 @@
           <w:szCs w:val="21"/>
           <w:rtl w:val="0"/>
         </w:rPr>
-        <w:t xml:space="preserve">Notes (6)</w:t>
+        <w:t xml:space="preserve">Notes (8)</w:t>
       </w:r>
     </w:p>
     <w:p>
@@ -287,7 +287,7 @@
           <w:szCs w:val="21"/>
           <w:rtl w:val="0"/>
         </w:rPr>
-        <w:t xml:space="preserve">3hr ago</w:t>
+        <w:t xml:space="preserve">9hr ago</w:t>
       </w:r>
     </w:p>
     <w:p>
@@ -307,7 +307,7 @@
           <w:szCs w:val="21"/>
           <w:rtl w:val="0"/>
         </w:rPr>
-        <w:t xml:space="preserve">Latest Update: Lola from Joyce Koons Honda contacted Bhupendra about the Honda CR-V, offering various communication options and sending promotional emails.</w:t>
+        <w:t xml:space="preserve">Latest Update: Lola from Joyce Koons Honda Buick GMC contacted Bhupendra about the Honda CR-V, offering various communication options and home delivery.</w:t>
       </w:r>
     </w:p>
     <w:p>
@@ -347,7 +347,195 @@
           <w:szCs w:val="21"/>
           <w:rtl w:val="0"/>
         </w:rPr>
+        <w:t xml:space="preserve">Last Contacted By: Mark Armstrong</w:t>
+      </w:r>
+    </w:p>
+    <w:p>
+      <w:pPr>
+        <w:numPr>
+          <w:ilvl w:val="0"/>
+          <w:numId w:val="5"/>
+        </w:numPr>
+        <w:shd w:fill="ffffff" w:val="clear"/>
+        <w:spacing w:line="297.25714285714287" w:lineRule="auto"/>
+        <w:ind w:left="720" w:hanging="360"/>
+      </w:pPr>
+      <w:r>
+        <w:rPr>
+          <w:color w:val="161616"/>
+          <w:sz w:val="21"/>
+          <w:szCs w:val="21"/>
+          <w:rtl w:val="0"/>
+        </w:rPr>
         <w:t xml:space="preserve">First Contact Time: 8:40 AM, Oct 5 2026</w:t>
+      </w:r>
+    </w:p>
+    <w:p>
+      <w:pPr>
+        <w:numPr>
+          <w:ilvl w:val="0"/>
+          <w:numId w:val="1"/>
+        </w:numPr>
+        <w:shd w:fill="ffffff" w:val="clear"/>
+        <w:spacing w:line="297.25714285714287" w:lineRule="auto"/>
+        <w:ind w:left="720" w:hanging="360"/>
+      </w:pPr>
+      <w:r>
+        <w:rPr>
+          <w:color w:val="161616"/>
+          <w:sz w:val="21"/>
+          <w:szCs w:val="21"/>
+          <w:rtl w:val="0"/>
+        </w:rPr>
+        <w:t xml:space="preserve">Lead reference number is 26505900; customer has an invalid address and low priority.</w:t>
+      </w:r>
+    </w:p>
+    <w:p>
+      <w:pPr>
+        <w:numPr>
+          <w:ilvl w:val="0"/>
+          <w:numId w:val="1"/>
+        </w:numPr>
+        <w:shd w:fill="ffffff" w:val="clear"/>
+        <w:spacing w:line="297.25714285714287" w:lineRule="auto"/>
+        <w:ind w:left="720" w:hanging="360"/>
+      </w:pPr>
+      <w:r>
+        <w:rPr>
+          <w:color w:val="161616"/>
+          <w:sz w:val="21"/>
+          <w:szCs w:val="21"/>
+          <w:rtl w:val="0"/>
+        </w:rPr>
+        <w:t xml:space="preserve">Lola from Joyce Koons Honda Buick GMC reached out regarding the Honda CR-V, offering multiple communication options.</w:t>
+      </w:r>
+    </w:p>
+    <w:p>
+      <w:pPr>
+        <w:numPr>
+          <w:ilvl w:val="0"/>
+          <w:numId w:val="1"/>
+        </w:numPr>
+        <w:shd w:fill="ffffff" w:val="clear"/>
+        <w:spacing w:line="297.25714285714287" w:lineRule="auto"/>
+        <w:ind w:left="720" w:hanging="360"/>
+      </w:pPr>
+      <w:r>
+        <w:rPr>
+          <w:color w:val="161616"/>
+          <w:sz w:val="21"/>
+          <w:szCs w:val="21"/>
+          <w:rtl w:val="0"/>
+        </w:rPr>
+        <w:t xml:space="preserve">Agent left voicemails and sent a text promoting home delivery; customer did not answer calls.</w:t>
+      </w:r>
+    </w:p>
+    <w:p>
+      <w:pPr>
+        <w:shd w:fill="ffffff" w:val="clear"/>
+        <w:spacing w:line="291.4285714285714" w:lineRule="auto"/>
+        <w:rPr>
+          <w:color w:val="161616"/>
+          <w:sz w:val="21"/>
+          <w:szCs w:val="21"/>
+        </w:rPr>
+      </w:pPr>
+      <w:r>
+        <w:rPr>
+          <w:color w:val="161616"/>
+          <w:sz w:val="21"/>
+          <w:szCs w:val="21"/>
+          <w:rtl w:val="0"/>
+        </w:rPr>
+        <w:t xml:space="preserve">Contact History</w:t>
+      </w:r>
+    </w:p>
+    <w:p>
+      <w:pPr>
+        <w:shd w:fill="ffffff" w:val="clear"/>
+        <w:spacing w:line="291.4285714285714" w:lineRule="auto"/>
+        <w:rPr>
+          <w:color w:val="161616"/>
+          <w:sz w:val="21"/>
+          <w:szCs w:val="21"/>
+        </w:rPr>
+      </w:pPr>
+      <w:r>
+        <w:rPr>
+          <w:color w:val="161616"/>
+          <w:sz w:val="21"/>
+          <w:szCs w:val="21"/>
+          <w:rtl w:val="0"/>
+        </w:rPr>
+        <w:t xml:space="preserve">:</w:t>
+      </w:r>
+    </w:p>
+    <w:p>
+      <w:pPr>
+        <w:shd w:fill="ffffff" w:val="clear"/>
+        <w:spacing w:line="291.4285714285714" w:lineRule="auto"/>
+        <w:rPr>
+          <w:i w:val="1"/>
+          <w:iCs w:val="1"/>
+          <w:color w:val="444f5c"/>
+          <w:sz w:val="21"/>
+          <w:szCs w:val="21"/>
+        </w:rPr>
+      </w:pPr>
+      <w:r>
+        <w:rPr>
+          <w:i w:val="1"/>
+          <w:iCs w:val="1"/>
+          <w:color w:val="444f5c"/>
+          <w:sz w:val="21"/>
+          <w:szCs w:val="21"/>
+          <w:rtl w:val="0"/>
+        </w:rPr>
+        <w:t xml:space="preserve">New customer</w:t>
+      </w:r>
+    </w:p>
+    <w:p>
+      <w:pPr>
+        <w:shd w:fill="ffffff" w:val="clear"/>
+        <w:spacing w:line="291.4285714285714" w:lineRule="auto"/>
+        <w:rPr>
+          <w:i w:val="1"/>
+          <w:iCs w:val="1"/>
+          <w:color w:val="444f5c"/>
+          <w:sz w:val="21"/>
+          <w:szCs w:val="21"/>
+        </w:rPr>
+      </w:pPr>
+      <w:r>
+        <w:rPr>
+          <w:i w:val="1"/>
+          <w:iCs w:val="1"/>
+          <w:color w:val="444f5c"/>
+          <w:sz w:val="21"/>
+          <w:szCs w:val="21"/>
+          <w:rtl w:val="0"/>
+        </w:rPr>
+        <w:t xml:space="preserve">No contact history available</w:t>
+      </w:r>
+    </w:p>
+    <w:p>
+      <w:pPr>
+        <w:shd w:fill="ffffff" w:val="clear"/>
+        <w:spacing w:line="291.4285714285714" w:lineRule="auto"/>
+        <w:rPr>
+          <w:color w:val="161616"/>
+          <w:sz w:val="21"/>
+          <w:szCs w:val="21"/>
+        </w:rPr>
+      </w:pPr>
+      <w:r>
+        <w:rPr>
+          <w:color w:val="161616"/>
+          <w:sz w:val="21"/>
+          <w:szCs w:val="21"/>
+          <w:rtl w:val="0"/>
+        </w:rPr>
+        <w:t xml:space="preserve">Vehicle Intel:</w:t>
       </w:r>
     </w:p>
     <w:p>
@@ -367,14 +555,14 @@
           <w:szCs w:val="21"/>
           <w:rtl w:val="0"/>
         </w:rPr>
-        <w:t xml:space="preserve">Lead reference number is 26505900 with an invalid address and low priority.</w:t>
+        <w:t xml:space="preserve">Age of the vehicle from received date: 40 day(s)</w:t>
       </w:r>
     </w:p>
     <w:p>
       <w:pPr>
         <w:numPr>
           <w:ilvl w:val="0"/>
-          <w:numId w:val="2"/>
+          <w:numId w:val="4"/>
         </w:numPr>
         <w:shd w:fill="ffffff" w:val="clear"/>
         <w:spacing w:line="297.25714285714287" w:lineRule="auto"/>
@@ -387,135 +575,7 @@
           <w:szCs w:val="21"/>
           <w:rtl w:val="0"/>
         </w:rPr>
-        <w:t xml:space="preserve">Lola from Joyce Koons Honda Buick GMC reached out regarding the Honda CR-V.</w:t>
-      </w:r>
-    </w:p>
-    <w:p>
-      <w:pPr>
-        <w:numPr>
-          <w:ilvl w:val="0"/>
-          <w:numId w:val="2"/>
-        </w:numPr>
-        <w:shd w:fill="ffffff" w:val="clear"/>
-        <w:spacing w:line="297.25714285714287" w:lineRule="auto"/>
-        <w:ind w:left="720" w:hanging="360"/>
-      </w:pPr>
-      <w:r>
-        <w:rPr>
-          <w:color w:val="161616"/>
-          <w:sz w:val="21"/>
-          <w:szCs w:val="21"/>
-          <w:rtl w:val="0"/>
-        </w:rPr>
-        <w:t xml:space="preserve">Agent left voicemails and sent promotional emails about Honda offers.</w:t>
-      </w:r>
-    </w:p>
-    <w:p>
-      <w:pPr>
-        <w:shd w:fill="ffffff" w:val="clear"/>
-        <w:spacing w:line="291.4285714285714" w:lineRule="auto"/>
-        <w:rPr>
-          <w:color w:val="161616"/>
-          <w:sz w:val="21"/>
-          <w:szCs w:val="21"/>
-        </w:rPr>
-      </w:pPr>
-      <w:r>
-        <w:rPr>
-          <w:color w:val="161616"/>
-          <w:sz w:val="21"/>
-          <w:szCs w:val="21"/>
-          <w:rtl w:val="0"/>
-        </w:rPr>
-        <w:t xml:space="preserve">Contact History</w:t>
-      </w:r>
-    </w:p>
-    <w:p>
-      <w:pPr>
-        <w:shd w:fill="ffffff" w:val="clear"/>
-        <w:spacing w:line="291.4285714285714" w:lineRule="auto"/>
-        <w:rPr>
-          <w:color w:val="161616"/>
-          <w:sz w:val="21"/>
-          <w:szCs w:val="21"/>
-        </w:rPr>
-      </w:pPr>
-      <w:r>
-        <w:rPr>
-          <w:color w:val="161616"/>
-          <w:sz w:val="21"/>
-          <w:szCs w:val="21"/>
-          <w:rtl w:val="0"/>
-        </w:rPr>
-        <w:t xml:space="preserve">:</w:t>
-      </w:r>
-    </w:p>
-    <w:p>
-      <w:pPr>
-        <w:shd w:fill="ffffff" w:val="clear"/>
-        <w:spacing w:line="291.4285714285714" w:lineRule="auto"/>
-        <w:rPr>
-          <w:i w:val="1"/>
-          <w:iCs w:val="1"/>
-          <w:color w:val="444f5c"/>
-          <w:sz w:val="21"/>
-          <w:szCs w:val="21"/>
-        </w:rPr>
-      </w:pPr>
-      <w:r>
-        <w:rPr>
-          <w:i w:val="1"/>
-          <w:iCs w:val="1"/>
-          <w:color w:val="444f5c"/>
-          <w:sz w:val="21"/>
-          <w:szCs w:val="21"/>
-          <w:rtl w:val="0"/>
-        </w:rPr>
-        <w:t xml:space="preserve">New customer</w:t>
-      </w:r>
-    </w:p>
-    <w:p>
-      <w:pPr>
-        <w:shd w:fill="ffffff" w:val="clear"/>
-        <w:spacing w:line="291.4285714285714" w:lineRule="auto"/>
-        <w:rPr>
-          <w:i w:val="1"/>
-          <w:iCs w:val="1"/>
-          <w:color w:val="444f5c"/>
-          <w:sz w:val="21"/>
-          <w:szCs w:val="21"/>
-        </w:rPr>
-      </w:pPr>
-      <w:r>
-        <w:rPr>
-          <w:i w:val="1"/>
-          <w:iCs w:val="1"/>
-          <w:color w:val="444f5c"/>
-          <w:sz w:val="21"/>
-          <w:szCs w:val="21"/>
-          <w:rtl w:val="0"/>
-        </w:rPr>
-        <w:t xml:space="preserve">No contact history available</w:t>
-      </w:r>
-    </w:p>
-    <w:p>
-      <w:pPr>
-        <w:shd w:fill="ffffff" w:val="clear"/>
-        <w:spacing w:line="291.4285714285714" w:lineRule="auto"/>
-        <w:rPr>
-          <w:color w:val="161616"/>
-          <w:sz w:val="21"/>
-          <w:szCs w:val="21"/>
-        </w:rPr>
-      </w:pPr>
-      <w:r>
-        <w:rPr>
-          <w:color w:val="161616"/>
-          <w:sz w:val="21"/>
-          <w:szCs w:val="21"/>
-          <w:rtl w:val="0"/>
-        </w:rPr>
-        <w:t xml:space="preserve">Vehicle Intel:</w:t>
+        <w:t xml:space="preserve">Inventory count: 69 (Vehicle of Interest), 20 (Vehicle of Interest with trim)</w:t>
       </w:r>
     </w:p>
     <w:p>
@@ -535,47 +595,7 @@
           <w:szCs w:val="21"/>
           <w:rtl w:val="0"/>
         </w:rPr>
-        <w:t xml:space="preserve">Age of the vehicle from received date: 36 day(s)</w:t>
-      </w:r>
-    </w:p>
-    <w:p>
-      <w:pPr>
-        <w:numPr>
-          <w:ilvl w:val="0"/>
-          <w:numId w:val="4"/>
-        </w:numPr>
-        <w:shd w:fill="ffffff" w:val="clear"/>
-        <w:spacing w:line="297.25714285714287" w:lineRule="auto"/>
-        <w:ind w:left="720" w:hanging="360"/>
-      </w:pPr>
-      <w:r>
-        <w:rPr>
-          <w:color w:val="161616"/>
-          <w:sz w:val="21"/>
-          <w:szCs w:val="21"/>
-          <w:rtl w:val="0"/>
-        </w:rPr>
-        <w:t xml:space="preserve">Inventory count: 67 (Vehicle of Interest), 19 (Vehicle of Interest with trim)</w:t>
-      </w:r>
-    </w:p>
-    <w:p>
-      <w:pPr>
-        <w:numPr>
-          <w:ilvl w:val="0"/>
-          <w:numId w:val="1"/>
-        </w:numPr>
-        <w:shd w:fill="ffffff" w:val="clear"/>
-        <w:spacing w:line="297.25714285714287" w:lineRule="auto"/>
-        <w:ind w:left="720" w:hanging="360"/>
-      </w:pPr>
-      <w:r>
-        <w:rPr>
-          <w:color w:val="161616"/>
-          <w:sz w:val="21"/>
-          <w:szCs w:val="21"/>
-          <w:rtl w:val="0"/>
-        </w:rPr>
-        <w:t xml:space="preserve">Past 30 days: 99 lead(s), 25 deal(s)</w:t>
+        <w:t xml:space="preserve">Past 30 days: 110 lead(s), 24 deal(s)</w:t>
       </w:r>
     </w:p>
     <w:p>
@@ -635,7 +655,7 @@
           <w:szCs w:val="21"/>
           <w:rtl w:val="0"/>
         </w:rPr>
-        <w:t xml:space="preserve">Text Sent</w:t>
+        <w:t xml:space="preserve">Note</w:t>
       </w:r>
     </w:p>
     <w:p>
@@ -675,27 +695,147 @@
           <w:szCs w:val="21"/>
           <w:rtl w:val="0"/>
         </w:rPr>
-        <w:t xml:space="preserve">Oct 8 2026 11:59 AM</w:t>
-      </w:r>
-    </w:p>
-    <w:p>
-      <w:pPr>
-        <w:shd w:fill="ffffff" w:val="clear"/>
-        <w:spacing w:line="291.4285714285714" w:lineRule="auto"/>
-        <w:rPr>
-          <w:color w:val="161616"/>
-          <w:sz w:val="21"/>
-          <w:szCs w:val="21"/>
-        </w:rPr>
-      </w:pPr>
-      <w:r>
-        <w:rPr>
-          <w:color w:val="161616"/>
-          <w:sz w:val="21"/>
-          <w:szCs w:val="21"/>
-          <w:rtl w:val="0"/>
-        </w:rPr>
-        <w:t xml:space="preserve">Bhupendra, Why drive to a dealership when we will drive to you? At Joyce Koons Honda Buick GMC, we bring a great deal -- and your new ride -- straight to your driveway. Mark @ Joyce Koons Honda Buick GMC in Manassas</w:t>
+        <w:t xml:space="preserve">Oct 11 2026 3:05 PM</w:t>
+      </w:r>
+    </w:p>
+    <w:p>
+      <w:pPr>
+        <w:shd w:fill="ffffff" w:val="clear"/>
+        <w:spacing w:line="291.4285714285714" w:lineRule="auto"/>
+        <w:rPr>
+          <w:color w:val="161616"/>
+          <w:sz w:val="21"/>
+          <w:szCs w:val="21"/>
+        </w:rPr>
+      </w:pPr>
+      <w:r>
+        <w:rPr>
+          <w:color w:val="161616"/>
+          <w:sz w:val="21"/>
+          <w:szCs w:val="21"/>
+          <w:rtl w:val="0"/>
+        </w:rPr>
+        <w:t xml:space="preserve">The customer did not pick up the call.</w:t>
+      </w:r>
+    </w:p>
+    <w:p>
+      <w:pPr>
+        <w:shd w:fill="ffffff" w:val="clear"/>
+        <w:spacing w:line="291.4285714285714" w:lineRule="auto"/>
+        <w:rPr>
+          <w:color w:val="161616"/>
+          <w:sz w:val="21"/>
+          <w:szCs w:val="21"/>
+        </w:rPr>
+      </w:pPr>
+      <w:r>
+        <w:rPr>
+          <w:color w:val="161616"/>
+          <w:sz w:val="21"/>
+          <w:szCs w:val="21"/>
+          <w:rtl w:val="0"/>
+        </w:rPr>
+        <w:t xml:space="preserve">Call Attempt</w:t>
+      </w:r>
+    </w:p>
+    <w:p>
+      <w:pPr>
+        <w:shd w:fill="ffffff" w:val="clear"/>
+        <w:spacing w:line="291.4285714285714" w:lineRule="auto"/>
+        <w:rPr>
+          <w:color w:val="444f5c"/>
+          <w:sz w:val="21"/>
+          <w:szCs w:val="21"/>
+        </w:rPr>
+      </w:pPr>
+      <w:r>
+        <w:rPr>
+          <w:color w:val="444f5c"/>
+          <w:sz w:val="21"/>
+          <w:szCs w:val="21"/>
+          <w:rtl w:val="0"/>
+        </w:rPr>
+        <w:t xml:space="preserve">Mark Armstrong</w:t>
+      </w:r>
+    </w:p>
+    <w:p>
+      <w:pPr>
+        <w:shd w:fill="ffffff" w:val="clear"/>
+        <w:spacing w:line="291.4285714285714" w:lineRule="auto"/>
+        <w:rPr>
+          <w:color w:val="444f5c"/>
+          <w:sz w:val="21"/>
+          <w:szCs w:val="21"/>
+        </w:rPr>
+      </w:pPr>
+      <w:r>
+        <w:rPr>
+          <w:color w:val="444f5c"/>
+          <w:sz w:val="21"/>
+          <w:szCs w:val="21"/>
+          <w:rtl w:val="0"/>
+        </w:rPr>
+        <w:t xml:space="preserve">Oct 11 2026 3:04 PM</w:t>
+      </w:r>
+    </w:p>
+    <w:p>
+      <w:pPr>
+        <w:shd w:fill="ffffff" w:val="clear"/>
+        <w:spacing w:line="291.4285714285714" w:lineRule="auto"/>
+        <w:rPr>
+          <w:color w:val="161616"/>
+          <w:sz w:val="21"/>
+          <w:szCs w:val="21"/>
+        </w:rPr>
+      </w:pPr>
+      <w:r>
+        <w:rPr>
+          <w:color w:val="161616"/>
+          <w:sz w:val="21"/>
+          <w:szCs w:val="21"/>
+          <w:rtl w:val="0"/>
+        </w:rPr>
+        <w:t xml:space="preserve">Called +1 (571) 375 - 9849</w:t>
+      </w:r>
+    </w:p>
+    <w:p>
+      <w:pPr>
+        <w:shd w:fill="ffffff" w:val="clear"/>
+        <w:spacing w:line="291.4285714285714" w:lineRule="auto"/>
+        <w:rPr>
+          <w:color w:val="161616"/>
+          <w:sz w:val="21"/>
+          <w:szCs w:val="21"/>
+        </w:rPr>
+      </w:pPr>
+      <w:r>
+        <w:rPr>
+          <w:color w:val="161616"/>
+          <w:sz w:val="21"/>
+          <w:szCs w:val="21"/>
+          <w:rtl w:val="0"/>
+        </w:rPr>
+        <w:t xml:space="preserve">Duration 00:16</w:t>
+      </w:r>
+    </w:p>
+    <w:p>
+      <w:pPr>
+        <w:shd w:fill="ffffff" w:val="clear"/>
+        <w:spacing w:line="291.4285714285714" w:lineRule="auto"/>
+        <w:rPr>
+          <w:color w:val="161616"/>
+          <w:sz w:val="21"/>
+          <w:szCs w:val="21"/>
+        </w:rPr>
+      </w:pPr>
+      <w:r>
+        <w:rPr>
+          <w:color w:val="161616"/>
+          <w:sz w:val="21"/>
+          <w:szCs w:val="21"/>
+          <w:rtl w:val="0"/>
+        </w:rPr>
+        <w:t xml:space="preserve">Note: The customer did not pick up the call.</w:t>
       </w:r>
     </w:p>
     <w:p>
@@ -755,231 +895,231 @@
           <w:szCs w:val="21"/>
           <w:rtl w:val="0"/>
         </w:rPr>
-        <w:t xml:space="preserve">Oct 8 2026 8:26 AM</w:t>
-      </w:r>
-    </w:p>
-    <w:p>
-      <w:pPr>
-        <w:shd w:fill="ffffff" w:val="clear"/>
-        <w:spacing w:line="291.4285714285714" w:lineRule="auto"/>
-        <w:rPr>
-          <w:color w:val="161616"/>
-          <w:sz w:val="21"/>
-          <w:szCs w:val="21"/>
-        </w:rPr>
-      </w:pPr>
-      <w:r>
-        <w:rPr>
-          <w:color w:val="161616"/>
-          <w:sz w:val="21"/>
-          <w:szCs w:val="21"/>
-          <w:rtl w:val="0"/>
-        </w:rPr>
-        <w:t xml:space="preserve">Good morning Bhupendra,</w:t>
-      </w:r>
-    </w:p>
-    <w:p>
-      <w:pPr>
-        <w:shd w:fill="ffffff" w:val="clear"/>
-        <w:spacing w:line="291.4285714285714" w:lineRule="auto"/>
-        <w:rPr>
-          <w:color w:val="161616"/>
-          <w:sz w:val="21"/>
-          <w:szCs w:val="21"/>
-        </w:rPr>
-      </w:pPr>
-      <w:r>
-        <w:rPr>
-          <w:rtl w:val="0"/>
-        </w:rPr>
-      </w:r>
-    </w:p>
-    <w:p>
-      <w:pPr>
-        <w:shd w:fill="ffffff" w:val="clear"/>
-        <w:spacing w:line="291.4285714285714" w:lineRule="auto"/>
-        <w:rPr>
-          <w:color w:val="161616"/>
-          <w:sz w:val="21"/>
-          <w:szCs w:val="21"/>
-        </w:rPr>
-      </w:pPr>
-      <w:r>
-        <w:rPr>
-          <w:rtl w:val="0"/>
-        </w:rPr>
-      </w:r>
-    </w:p>
-    <w:p>
-      <w:pPr>
-        <w:shd w:fill="ffffff" w:val="clear"/>
-        <w:spacing w:line="291.4285714285714" w:lineRule="auto"/>
-        <w:rPr>
-          <w:color w:val="161616"/>
-          <w:sz w:val="21"/>
-          <w:szCs w:val="21"/>
-        </w:rPr>
-      </w:pPr>
-      <w:r>
-        <w:rPr>
-          <w:rtl w:val="0"/>
-        </w:rPr>
-      </w:r>
-    </w:p>
-    <w:p>
-      <w:pPr>
-        <w:shd w:fill="ffffff" w:val="clear"/>
-        <w:spacing w:line="291.4285714285714" w:lineRule="auto"/>
-        <w:rPr>
-          <w:color w:val="161616"/>
-          <w:sz w:val="21"/>
-          <w:szCs w:val="21"/>
-        </w:rPr>
-      </w:pPr>
-      <w:r>
-        <w:rPr>
-          <w:color w:val="161616"/>
-          <w:sz w:val="21"/>
-          <w:szCs w:val="21"/>
-          <w:rtl w:val="0"/>
-        </w:rPr>
-        <w:t xml:space="preserve">I haven't heard back yet and I'm worried I may not have the correct contact information.</w:t>
-      </w:r>
-    </w:p>
-    <w:p>
-      <w:pPr>
-        <w:shd w:fill="ffffff" w:val="clear"/>
-        <w:spacing w:line="291.4285714285714" w:lineRule="auto"/>
-        <w:rPr>
-          <w:color w:val="161616"/>
-          <w:sz w:val="21"/>
-          <w:szCs w:val="21"/>
-        </w:rPr>
-      </w:pPr>
-      <w:r>
-        <w:rPr>
-          <w:rtl w:val="0"/>
-        </w:rPr>
-      </w:r>
-    </w:p>
-    <w:p>
-      <w:pPr>
-        <w:shd w:fill="ffffff" w:val="clear"/>
-        <w:spacing w:line="291.4285714285714" w:lineRule="auto"/>
-        <w:rPr>
-          <w:color w:val="161616"/>
-          <w:sz w:val="21"/>
-          <w:szCs w:val="21"/>
-        </w:rPr>
-      </w:pPr>
-      <w:r>
-        <w:rPr>
-          <w:rtl w:val="0"/>
-        </w:rPr>
-      </w:r>
-    </w:p>
-    <w:p>
-      <w:pPr>
-        <w:shd w:fill="ffffff" w:val="clear"/>
-        <w:spacing w:line="291.4285714285714" w:lineRule="auto"/>
-        <w:rPr>
-          <w:color w:val="161616"/>
-          <w:sz w:val="21"/>
-          <w:szCs w:val="21"/>
-        </w:rPr>
-      </w:pPr>
-      <w:r>
-        <w:rPr>
-          <w:rtl w:val="0"/>
-        </w:rPr>
-      </w:r>
-    </w:p>
-    <w:p>
-      <w:pPr>
-        <w:shd w:fill="ffffff" w:val="clear"/>
-        <w:spacing w:line="291.4285714285714" w:lineRule="auto"/>
-        <w:rPr>
-          <w:color w:val="161616"/>
-          <w:sz w:val="21"/>
-          <w:szCs w:val="21"/>
-        </w:rPr>
-      </w:pPr>
-      <w:r>
-        <w:rPr>
-          <w:color w:val="161616"/>
-          <w:sz w:val="21"/>
-          <w:szCs w:val="21"/>
-          <w:rtl w:val="0"/>
-        </w:rPr>
-        <w:t xml:space="preserve">We are hoping to connect with you through a phone call, email, or text message. How would you like to be contacted?</w:t>
-      </w:r>
-    </w:p>
-    <w:p>
-      <w:pPr>
-        <w:shd w:fill="ffffff" w:val="clear"/>
-        <w:spacing w:line="291.4285714285714" w:lineRule="auto"/>
-        <w:rPr>
-          <w:color w:val="161616"/>
-          <w:sz w:val="21"/>
-          <w:szCs w:val="21"/>
-        </w:rPr>
-      </w:pPr>
-      <w:r>
-        <w:rPr>
-          <w:rtl w:val="0"/>
-        </w:rPr>
-      </w:r>
-    </w:p>
-    <w:p>
-      <w:pPr>
-        <w:shd w:fill="ffffff" w:val="clear"/>
-        <w:spacing w:line="291.4285714285714" w:lineRule="auto"/>
-        <w:rPr>
-          <w:color w:val="161616"/>
-          <w:sz w:val="21"/>
-          <w:szCs w:val="21"/>
-        </w:rPr>
-      </w:pPr>
-      <w:r>
-        <w:rPr>
-          <w:rtl w:val="0"/>
-        </w:rPr>
-      </w:r>
-    </w:p>
-    <w:p>
-      <w:pPr>
-        <w:shd w:fill="ffffff" w:val="clear"/>
-        <w:spacing w:line="291.4285714285714" w:lineRule="auto"/>
-        <w:rPr>
-          <w:color w:val="161616"/>
-          <w:sz w:val="21"/>
-          <w:szCs w:val="21"/>
-        </w:rPr>
-      </w:pPr>
-      <w:r>
-        <w:rPr>
-          <w:rtl w:val="0"/>
-        </w:rPr>
-      </w:r>
-    </w:p>
-    <w:p>
-      <w:pPr>
-        <w:shd w:fill="ffffff" w:val="clear"/>
-        <w:spacing w:line="291.4285714285714" w:lineRule="auto"/>
-        <w:rPr>
-          <w:color w:val="161616"/>
-          <w:sz w:val="21"/>
-          <w:szCs w:val="21"/>
-        </w:rPr>
-      </w:pPr>
-      <w:r>
-        <w:rPr>
-          <w:color w:val="161616"/>
-          <w:sz w:val="21"/>
-          <w:szCs w:val="21"/>
-          <w:rtl w:val="0"/>
-        </w:rPr>
-        <w:t xml:space="preserve">Thank you very much and have a good morning,</w:t>
+        <w:t xml:space="preserve">Oct 11 2026 9:03 AM</w:t>
+      </w:r>
+    </w:p>
+    <w:p>
+      <w:pPr>
+        <w:shd w:fill="ffffff" w:val="clear"/>
+        <w:spacing w:line="291.4285714285714" w:lineRule="auto"/>
+        <w:rPr>
+          <w:color w:val="161616"/>
+          <w:sz w:val="21"/>
+          <w:szCs w:val="21"/>
+        </w:rPr>
+      </w:pPr>
+      <w:r>
+        <w:rPr>
+          <w:color w:val="161616"/>
+          <w:sz w:val="21"/>
+          <w:szCs w:val="21"/>
+          <w:rtl w:val="0"/>
+        </w:rPr>
+        <w:t xml:space="preserve">Good morning,</w:t>
+      </w:r>
+    </w:p>
+    <w:p>
+      <w:pPr>
+        <w:shd w:fill="ffffff" w:val="clear"/>
+        <w:spacing w:line="291.4285714285714" w:lineRule="auto"/>
+        <w:rPr>
+          <w:color w:val="161616"/>
+          <w:sz w:val="21"/>
+          <w:szCs w:val="21"/>
+        </w:rPr>
+      </w:pPr>
+      <w:r>
+        <w:rPr>
+          <w:rtl w:val="0"/>
+        </w:rPr>
+      </w:r>
+    </w:p>
+    <w:p>
+      <w:pPr>
+        <w:shd w:fill="ffffff" w:val="clear"/>
+        <w:spacing w:line="291.4285714285714" w:lineRule="auto"/>
+        <w:rPr>
+          <w:color w:val="161616"/>
+          <w:sz w:val="21"/>
+          <w:szCs w:val="21"/>
+        </w:rPr>
+      </w:pPr>
+      <w:r>
+        <w:rPr>
+          <w:rtl w:val="0"/>
+        </w:rPr>
+      </w:r>
+    </w:p>
+    <w:p>
+      <w:pPr>
+        <w:shd w:fill="ffffff" w:val="clear"/>
+        <w:spacing w:line="291.4285714285714" w:lineRule="auto"/>
+        <w:rPr>
+          <w:color w:val="161616"/>
+          <w:sz w:val="21"/>
+          <w:szCs w:val="21"/>
+        </w:rPr>
+      </w:pPr>
+      <w:r>
+        <w:rPr>
+          <w:rtl w:val="0"/>
+        </w:rPr>
+      </w:r>
+    </w:p>
+    <w:p>
+      <w:pPr>
+        <w:shd w:fill="ffffff" w:val="clear"/>
+        <w:spacing w:line="291.4285714285714" w:lineRule="auto"/>
+        <w:rPr>
+          <w:color w:val="161616"/>
+          <w:sz w:val="21"/>
+          <w:szCs w:val="21"/>
+        </w:rPr>
+      </w:pPr>
+      <w:r>
+        <w:rPr>
+          <w:color w:val="161616"/>
+          <w:sz w:val="21"/>
+          <w:szCs w:val="21"/>
+          <w:rtl w:val="0"/>
+        </w:rPr>
+        <w:t xml:space="preserve">I am worried that I have the wrong email address or that my messages are not making it into your inbox.</w:t>
+      </w:r>
+    </w:p>
+    <w:p>
+      <w:pPr>
+        <w:shd w:fill="ffffff" w:val="clear"/>
+        <w:spacing w:line="291.4285714285714" w:lineRule="auto"/>
+        <w:rPr>
+          <w:color w:val="161616"/>
+          <w:sz w:val="21"/>
+          <w:szCs w:val="21"/>
+        </w:rPr>
+      </w:pPr>
+      <w:r>
+        <w:rPr>
+          <w:rtl w:val="0"/>
+        </w:rPr>
+      </w:r>
+    </w:p>
+    <w:p>
+      <w:pPr>
+        <w:shd w:fill="ffffff" w:val="clear"/>
+        <w:spacing w:line="291.4285714285714" w:lineRule="auto"/>
+        <w:rPr>
+          <w:color w:val="161616"/>
+          <w:sz w:val="21"/>
+          <w:szCs w:val="21"/>
+        </w:rPr>
+      </w:pPr>
+      <w:r>
+        <w:rPr>
+          <w:rtl w:val="0"/>
+        </w:rPr>
+      </w:r>
+    </w:p>
+    <w:p>
+      <w:pPr>
+        <w:shd w:fill="ffffff" w:val="clear"/>
+        <w:spacing w:line="291.4285714285714" w:lineRule="auto"/>
+        <w:rPr>
+          <w:color w:val="161616"/>
+          <w:sz w:val="21"/>
+          <w:szCs w:val="21"/>
+        </w:rPr>
+      </w:pPr>
+      <w:r>
+        <w:rPr>
+          <w:rtl w:val="0"/>
+        </w:rPr>
+      </w:r>
+    </w:p>
+    <w:p>
+      <w:pPr>
+        <w:shd w:fill="ffffff" w:val="clear"/>
+        <w:spacing w:line="291.4285714285714" w:lineRule="auto"/>
+        <w:rPr>
+          <w:color w:val="161616"/>
+          <w:sz w:val="21"/>
+          <w:szCs w:val="21"/>
+        </w:rPr>
+      </w:pPr>
+      <w:r>
+        <w:rPr>
+          <w:color w:val="161616"/>
+          <w:sz w:val="21"/>
+          <w:szCs w:val="21"/>
+          <w:rtl w:val="0"/>
+        </w:rPr>
+        <w:t xml:space="preserve">If you happen to see this message, I'm looking to know what is the most convenient way to communicate. We can call, email, and text you. Which do you prefer?</w:t>
+      </w:r>
+    </w:p>
+    <w:p>
+      <w:pPr>
+        <w:shd w:fill="ffffff" w:val="clear"/>
+        <w:spacing w:line="291.4285714285714" w:lineRule="auto"/>
+        <w:rPr>
+          <w:color w:val="161616"/>
+          <w:sz w:val="21"/>
+          <w:szCs w:val="21"/>
+        </w:rPr>
+      </w:pPr>
+      <w:r>
+        <w:rPr>
+          <w:rtl w:val="0"/>
+        </w:rPr>
+      </w:r>
+    </w:p>
+    <w:p>
+      <w:pPr>
+        <w:shd w:fill="ffffff" w:val="clear"/>
+        <w:spacing w:line="291.4285714285714" w:lineRule="auto"/>
+        <w:rPr>
+          <w:color w:val="161616"/>
+          <w:sz w:val="21"/>
+          <w:szCs w:val="21"/>
+        </w:rPr>
+      </w:pPr>
+      <w:r>
+        <w:rPr>
+          <w:rtl w:val="0"/>
+        </w:rPr>
+      </w:r>
+    </w:p>
+    <w:p>
+      <w:pPr>
+        <w:shd w:fill="ffffff" w:val="clear"/>
+        <w:spacing w:line="291.4285714285714" w:lineRule="auto"/>
+        <w:rPr>
+          <w:color w:val="161616"/>
+          <w:sz w:val="21"/>
+          <w:szCs w:val="21"/>
+        </w:rPr>
+      </w:pPr>
+      <w:r>
+        <w:rPr>
+          <w:rtl w:val="0"/>
+        </w:rPr>
+      </w:r>
+    </w:p>
+    <w:p>
+      <w:pPr>
+        <w:shd w:fill="ffffff" w:val="clear"/>
+        <w:spacing w:line="291.4285714285714" w:lineRule="auto"/>
+        <w:rPr>
+          <w:color w:val="161616"/>
+          <w:sz w:val="21"/>
+          <w:szCs w:val="21"/>
+        </w:rPr>
+      </w:pPr>
+      <w:r>
+        <w:rPr>
+          <w:color w:val="161616"/>
+          <w:sz w:val="21"/>
+          <w:szCs w:val="21"/>
+          <w:rtl w:val="0"/>
+        </w:rPr>
+        <w:t xml:space="preserve">Thank you and I hope you have a wonderful morning,</w:t>
       </w:r>
     </w:p>
     <w:p>
@@ -1480,6 +1620,186 @@
           <w:szCs w:val="21"/>
           <w:rtl w:val="0"/>
         </w:rPr>
+        <w:t xml:space="preserve">Engaged Lead Follow Up</w:t>
+      </w:r>
+    </w:p>
+    <w:p>
+      <w:pPr>
+        <w:shd w:fill="ffffff" w:val="clear"/>
+        <w:spacing w:line="291.4285714285714" w:lineRule="auto"/>
+        <w:rPr>
+          <w:color w:val="444f5c"/>
+          <w:sz w:val="21"/>
+          <w:szCs w:val="21"/>
+        </w:rPr>
+      </w:pPr>
+      <w:r>
+        <w:rPr>
+          <w:color w:val="444f5c"/>
+          <w:sz w:val="21"/>
+          <w:szCs w:val="21"/>
+          <w:rtl w:val="0"/>
+        </w:rPr>
+        <w:t xml:space="preserve">System</w:t>
+      </w:r>
+    </w:p>
+    <w:p>
+      <w:pPr>
+        <w:shd w:fill="ffffff" w:val="clear"/>
+        <w:spacing w:line="291.4285714285714" w:lineRule="auto"/>
+        <w:rPr>
+          <w:color w:val="444f5c"/>
+          <w:sz w:val="21"/>
+          <w:szCs w:val="21"/>
+        </w:rPr>
+      </w:pPr>
+      <w:r>
+        <w:rPr>
+          <w:color w:val="444f5c"/>
+          <w:sz w:val="21"/>
+          <w:szCs w:val="21"/>
+          <w:rtl w:val="0"/>
+        </w:rPr>
+        <w:t xml:space="preserve">Oct 10 2026 9:17 AM</w:t>
+      </w:r>
+    </w:p>
+    <w:p>
+      <w:pPr>
+        <w:shd w:fill="ffffff" w:val="clear"/>
+        <w:spacing w:line="291.4285714285714" w:lineRule="auto"/>
+        <w:rPr>
+          <w:color w:val="444f5c"/>
+          <w:sz w:val="21"/>
+          <w:szCs w:val="21"/>
+        </w:rPr>
+      </w:pPr>
+      <w:r>
+        <w:rPr>
+          <w:color w:val="444f5c"/>
+          <w:sz w:val="21"/>
+          <w:szCs w:val="21"/>
+          <w:rtl w:val="0"/>
+        </w:rPr>
+        <w:t xml:space="preserve">Lead is in the Engaged Stage, follow up with lead or reschedule this follow up task.</w:t>
+      </w:r>
+    </w:p>
+    <w:p>
+      <w:pPr>
+        <w:shd w:fill="ffffff" w:val="clear"/>
+        <w:spacing w:line="291.4285714285714" w:lineRule="auto"/>
+        <w:rPr>
+          <w:color w:val="444f5c"/>
+          <w:sz w:val="21"/>
+          <w:szCs w:val="21"/>
+        </w:rPr>
+      </w:pPr>
+      <w:r>
+        <w:rPr>
+          <w:color w:val="444f5c"/>
+          <w:sz w:val="21"/>
+          <w:szCs w:val="21"/>
+          <w:rtl w:val="0"/>
+        </w:rPr>
+        <w:t xml:space="preserve">High</w:t>
+      </w:r>
+    </w:p>
+    <w:p>
+      <w:pPr>
+        <w:shd w:fill="ffffff" w:val="clear"/>
+        <w:spacing w:line="291.4285714285714" w:lineRule="auto"/>
+        <w:rPr>
+          <w:color w:val="161616"/>
+          <w:sz w:val="21"/>
+          <w:szCs w:val="21"/>
+        </w:rPr>
+      </w:pPr>
+      <w:r>
+        <w:rPr>
+          <w:color w:val="161616"/>
+          <w:sz w:val="21"/>
+          <w:szCs w:val="21"/>
+          <w:rtl w:val="0"/>
+        </w:rPr>
+        <w:t xml:space="preserve">Last Saturday</w:t>
+      </w:r>
+    </w:p>
+    <w:p>
+      <w:pPr>
+        <w:shd w:fill="ffffff" w:val="clear"/>
+        <w:spacing w:line="291.4285714285714" w:lineRule="auto"/>
+        <w:rPr>
+          <w:color w:val="161616"/>
+          <w:sz w:val="21"/>
+          <w:szCs w:val="21"/>
+        </w:rPr>
+      </w:pPr>
+      <w:r>
+        <w:rPr>
+          <w:color w:val="161616"/>
+          <w:sz w:val="21"/>
+          <w:szCs w:val="21"/>
+          <w:rtl w:val="0"/>
+        </w:rPr>
+        <w:t xml:space="preserve">Done</w:t>
+      </w:r>
+    </w:p>
+    <w:p>
+      <w:pPr>
+        <w:shd w:fill="ffffff" w:val="clear"/>
+        <w:spacing w:line="291.4285714285714" w:lineRule="auto"/>
+        <w:rPr>
+          <w:color w:val="969aa3"/>
+          <w:sz w:val="21"/>
+          <w:szCs w:val="21"/>
+        </w:rPr>
+      </w:pPr>
+      <w:r>
+        <w:rPr>
+          <w:color w:val="969aa3"/>
+          <w:sz w:val="21"/>
+          <w:szCs w:val="21"/>
+          <w:rtl w:val="0"/>
+        </w:rPr>
+        <w:t xml:space="preserve">Assigned To:</w:t>
+      </w:r>
+    </w:p>
+    <w:p>
+      <w:pPr>
+        <w:shd w:fill="ffffff" w:val="clear"/>
+        <w:spacing w:line="291.4285714285714" w:lineRule="auto"/>
+        <w:rPr>
+          <w:color w:val="444f5c"/>
+          <w:sz w:val="21"/>
+          <w:szCs w:val="21"/>
+        </w:rPr>
+      </w:pPr>
+      <w:r>
+        <w:rPr>
+          <w:color w:val="444f5c"/>
+          <w:sz w:val="21"/>
+          <w:szCs w:val="21"/>
+          <w:rtl w:val="0"/>
+        </w:rPr>
+        <w:t xml:space="preserve">Mark Armstrong</w:t>
+      </w:r>
+    </w:p>
+    <w:p>
+      <w:pPr>
+        <w:shd w:fill="ffffff" w:val="clear"/>
+        <w:spacing w:line="291.4285714285714" w:lineRule="auto"/>
+        <w:rPr>
+          <w:color w:val="161616"/>
+          <w:sz w:val="21"/>
+          <w:szCs w:val="21"/>
+        </w:rPr>
+      </w:pPr>
+      <w:r>
+        <w:rPr>
+          <w:color w:val="161616"/>
+          <w:sz w:val="21"/>
+          <w:szCs w:val="21"/>
+          <w:rtl w:val="0"/>
+        </w:rPr>
         <w:t xml:space="preserve">Email Sent</w:t>
       </w:r>
     </w:p>
@@ -1520,7 +1840,7 @@
           <w:szCs w:val="21"/>
           <w:rtl w:val="0"/>
         </w:rPr>
-        <w:t xml:space="preserve">Oct 7 2026 11:13 AM</w:t>
+        <w:t xml:space="preserve">Oct 9 2026 2:00 PM</w:t>
       </w:r>
     </w:p>
     <w:p>
@@ -1560,27 +1880,27 @@
           <w:szCs w:val="21"/>
           <w:rtl w:val="0"/>
         </w:rPr>
-        <w:t xml:space="preserve">Subject: Discover your next Honda at Joyce Koons!</w:t>
-      </w:r>
-    </w:p>
-    <w:p>
-      <w:pPr>
-        <w:shd w:fill="ffffff" w:val="clear"/>
-        <w:spacing w:line="291.4285714285714" w:lineRule="auto"/>
-        <w:rPr>
-          <w:color w:val="161616"/>
-          <w:sz w:val="21"/>
-          <w:szCs w:val="21"/>
-        </w:rPr>
-      </w:pPr>
-      <w:r>
-        <w:rPr>
-          <w:color w:val="161616"/>
-          <w:sz w:val="21"/>
-          <w:szCs w:val="21"/>
-          <w:rtl w:val="0"/>
-        </w:rPr>
-        <w:t xml:space="preserve">&gt; Shop today at Joyce Koons Honda and save. These offers won't last long. We do not rent, sell or exchange email addresses. We encourage you not to unsubscribe so that we can keep you informed about promotions, new vehicles, service tips and service specials, but if you choose to, you can opt out here. If you prefer not to receive further emails from us,Click here to Unsubscribe</w:t>
+        <w:t xml:space="preserve">Subject: Unlock additional savings before you buy!</w:t>
+      </w:r>
+    </w:p>
+    <w:p>
+      <w:pPr>
+        <w:shd w:fill="ffffff" w:val="clear"/>
+        <w:spacing w:line="291.4285714285714" w:lineRule="auto"/>
+        <w:rPr>
+          <w:color w:val="161616"/>
+          <w:sz w:val="21"/>
+          <w:szCs w:val="21"/>
+        </w:rPr>
+      </w:pPr>
+      <w:r>
+        <w:rPr>
+          <w:color w:val="161616"/>
+          <w:sz w:val="21"/>
+          <w:szCs w:val="21"/>
+          <w:rtl w:val="0"/>
+        </w:rPr>
+        <w:t xml:space="preserve">Great Prices | Special Rates | Big Inventory Bhupendra, I wanted to reach out because you may qualify for extra savings on your next vehicle — incentives many customers don’t realize are available. Before you make any decisions, let’s take a quick moment to see if you’re eligible for additional discounts so you don’t leave any money on the table. Just reply "Interested" and I’ll send over details. Looking forward to helping you save more. Mark Armstrong +1(703) 365-8713 Joyce Koons Automotive Delivering Great Value and Exceptional Customer Service 10660 Automotive Dr Manassas, VA 20109 JoyceKoons.com We do not rent, sell or exchange email addresses. We encourage you not to unsubscribe so that we can keep you informed about promotions, new vehicles, service tips and service specials, but if you choose to, you can opt out here. If you prefer not to receive further emails from us, Click here to Unsubscribe</w:t>
       </w:r>
     </w:p>
     <w:p>
@@ -1640,47 +1960,27 @@
           <w:szCs w:val="18"/>
           <w:rtl w:val="0"/>
         </w:rPr>
-        <w:t xml:space="preserve">0 Open 0 Clicks</w:t>
-      </w:r>
-    </w:p>
-    <w:p>
-      <w:pPr>
-        <w:shd w:fill="ffffff" w:val="clear"/>
-        <w:spacing w:line="291.4285714285714" w:lineRule="auto"/>
-        <w:rPr>
-          <w:color w:val="161616"/>
-          <w:sz w:val="21"/>
-          <w:szCs w:val="21"/>
-        </w:rPr>
-      </w:pPr>
-      <w:r>
-        <w:rPr>
-          <w:color w:val="161616"/>
-          <w:sz w:val="21"/>
-          <w:szCs w:val="21"/>
-          <w:rtl w:val="0"/>
-        </w:rPr>
-        <w:t xml:space="preserve">Sent Campaign Email</w:t>
-      </w:r>
-    </w:p>
-    <w:p>
-      <w:pPr>
-        <w:shd w:fill="ffffff" w:val="clear"/>
-        <w:spacing w:line="291.4285714285714" w:lineRule="auto"/>
-        <w:rPr>
-          <w:color w:val="161616"/>
-          <w:sz w:val="21"/>
-          <w:szCs w:val="21"/>
-        </w:rPr>
-      </w:pPr>
-      <w:r>
-        <w:rPr>
-          <w:color w:val="161616"/>
-          <w:sz w:val="21"/>
-          <w:szCs w:val="21"/>
-          <w:rtl w:val="0"/>
-        </w:rPr>
-        <w:t xml:space="preserve">(Automatic)</w:t>
+        <w:t xml:space="preserve">1 Open 0 Clicks | Last Opened Last Fri, 4:00 PM</w:t>
+      </w:r>
+    </w:p>
+    <w:p>
+      <w:pPr>
+        <w:shd w:fill="ffffff" w:val="clear"/>
+        <w:spacing w:line="291.4285714285714" w:lineRule="auto"/>
+        <w:rPr>
+          <w:color w:val="161616"/>
+          <w:sz w:val="21"/>
+          <w:szCs w:val="21"/>
+        </w:rPr>
+      </w:pPr>
+      <w:r>
+        <w:rPr>
+          <w:color w:val="161616"/>
+          <w:sz w:val="21"/>
+          <w:szCs w:val="21"/>
+          <w:rtl w:val="0"/>
+        </w:rPr>
+        <w:t xml:space="preserve">Engaged Lead Follow Up</w:t>
       </w:r>
     </w:p>
     <w:p>
@@ -1720,87 +2020,227 @@
           <w:szCs w:val="21"/>
           <w:rtl w:val="0"/>
         </w:rPr>
-        <w:t xml:space="preserve">Oct 7 2026 11:13 AM</w:t>
-      </w:r>
-    </w:p>
-    <w:p>
-      <w:pPr>
-        <w:shd w:fill="ffffff" w:val="clear"/>
-        <w:spacing w:line="274.2857142857143" w:lineRule="auto"/>
-        <w:rPr>
-          <w:color w:val="444f5c"/>
-          <w:sz w:val="21"/>
-          <w:szCs w:val="21"/>
-        </w:rPr>
-      </w:pPr>
-      <w:r>
-        <w:rPr>
-          <w:color w:val="444f5c"/>
-          <w:sz w:val="21"/>
-          <w:szCs w:val="21"/>
-          <w:rtl w:val="0"/>
-        </w:rPr>
-        <w:t xml:space="preserve">Subject: Discover your next Honda at Joyce Koons!</w:t>
-      </w:r>
-    </w:p>
-    <w:p>
-      <w:pPr>
-        <w:shd w:fill="ffffff" w:val="clear"/>
-        <w:spacing w:line="291.4285714285714" w:lineRule="auto"/>
-        <w:rPr>
-          <w:color w:val="161616"/>
-          <w:sz w:val="21"/>
-          <w:szCs w:val="21"/>
-        </w:rPr>
-      </w:pPr>
-      <w:r>
-        <w:rPr>
-          <w:color w:val="161616"/>
-          <w:sz w:val="21"/>
-          <w:szCs w:val="21"/>
-          <w:rtl w:val="0"/>
-        </w:rPr>
-        <w:t xml:space="preserve">&gt; Shop today at Joyce Koons Honda and save. These offers won't last long. We do not rent, sell or exchange email addresses. We encourage you not to unsubscribe so that we can keep you informed about promotions, new vehicles, service tips and service specials, but if you choose to, you can opt out here. If you prefer not to receive further emails from us,Click here to Unsubscribe</w:t>
-      </w:r>
-    </w:p>
-    <w:p>
-      <w:pPr>
-        <w:shd w:fill="f4f5f6" w:val="clear"/>
-        <w:spacing w:line="291.4285714285714" w:lineRule="auto"/>
-        <w:rPr>
-          <w:color w:val="444f5c"/>
-          <w:sz w:val="21"/>
-          <w:szCs w:val="21"/>
-        </w:rPr>
-      </w:pPr>
-      <w:r>
-        <w:rPr>
-          <w:color w:val="444f5c"/>
-          <w:sz w:val="21"/>
-          <w:szCs w:val="21"/>
-          <w:rtl w:val="0"/>
-        </w:rPr>
-        <w:t xml:space="preserve">Preview</w:t>
-      </w:r>
-    </w:p>
-    <w:p>
-      <w:pPr>
-        <w:shd w:fill="ffffff" w:val="clear"/>
-        <w:spacing w:line="291.4285714285714" w:lineRule="auto"/>
-        <w:rPr>
-          <w:color w:val="161616"/>
-          <w:sz w:val="21"/>
-          <w:szCs w:val="21"/>
-        </w:rPr>
-      </w:pPr>
-      <w:r>
-        <w:rPr>
-          <w:color w:val="161616"/>
-          <w:sz w:val="21"/>
-          <w:szCs w:val="21"/>
-          <w:rtl w:val="0"/>
-        </w:rPr>
-        <w:t xml:space="preserve">Engaged Lead Follow Up</w:t>
+        <w:t xml:space="preserve">Oct 9 2026 9:17 AM</w:t>
+      </w:r>
+    </w:p>
+    <w:p>
+      <w:pPr>
+        <w:shd w:fill="ffffff" w:val="clear"/>
+        <w:spacing w:line="291.4285714285714" w:lineRule="auto"/>
+        <w:rPr>
+          <w:color w:val="444f5c"/>
+          <w:sz w:val="21"/>
+          <w:szCs w:val="21"/>
+        </w:rPr>
+      </w:pPr>
+      <w:r>
+        <w:rPr>
+          <w:color w:val="444f5c"/>
+          <w:sz w:val="21"/>
+          <w:szCs w:val="21"/>
+          <w:rtl w:val="0"/>
+        </w:rPr>
+        <w:t xml:space="preserve">Lead is in the Engaged Stage, follow up with lead or reschedule this follow up task.</w:t>
+      </w:r>
+    </w:p>
+    <w:p>
+      <w:pPr>
+        <w:shd w:fill="ffffff" w:val="clear"/>
+        <w:spacing w:line="291.4285714285714" w:lineRule="auto"/>
+        <w:rPr>
+          <w:color w:val="444f5c"/>
+          <w:sz w:val="21"/>
+          <w:szCs w:val="21"/>
+        </w:rPr>
+      </w:pPr>
+      <w:r>
+        <w:rPr>
+          <w:color w:val="444f5c"/>
+          <w:sz w:val="21"/>
+          <w:szCs w:val="21"/>
+          <w:rtl w:val="0"/>
+        </w:rPr>
+        <w:t xml:space="preserve">High</w:t>
+      </w:r>
+    </w:p>
+    <w:p>
+      <w:pPr>
+        <w:shd w:fill="ffffff" w:val="clear"/>
+        <w:spacing w:line="291.4285714285714" w:lineRule="auto"/>
+        <w:rPr>
+          <w:color w:val="161616"/>
+          <w:sz w:val="21"/>
+          <w:szCs w:val="21"/>
+        </w:rPr>
+      </w:pPr>
+      <w:r>
+        <w:rPr>
+          <w:color w:val="161616"/>
+          <w:sz w:val="21"/>
+          <w:szCs w:val="21"/>
+          <w:rtl w:val="0"/>
+        </w:rPr>
+        <w:t xml:space="preserve">Last Friday</w:t>
+      </w:r>
+    </w:p>
+    <w:p>
+      <w:pPr>
+        <w:shd w:fill="ffffff" w:val="clear"/>
+        <w:spacing w:line="291.4285714285714" w:lineRule="auto"/>
+        <w:rPr>
+          <w:color w:val="161616"/>
+          <w:sz w:val="21"/>
+          <w:szCs w:val="21"/>
+        </w:rPr>
+      </w:pPr>
+      <w:r>
+        <w:rPr>
+          <w:color w:val="161616"/>
+          <w:sz w:val="21"/>
+          <w:szCs w:val="21"/>
+          <w:rtl w:val="0"/>
+        </w:rPr>
+        <w:t xml:space="preserve">Done</w:t>
+      </w:r>
+    </w:p>
+    <w:p>
+      <w:pPr>
+        <w:shd w:fill="ffffff" w:val="clear"/>
+        <w:spacing w:line="291.4285714285714" w:lineRule="auto"/>
+        <w:rPr>
+          <w:color w:val="969aa3"/>
+          <w:sz w:val="21"/>
+          <w:szCs w:val="21"/>
+        </w:rPr>
+      </w:pPr>
+      <w:r>
+        <w:rPr>
+          <w:color w:val="969aa3"/>
+          <w:sz w:val="21"/>
+          <w:szCs w:val="21"/>
+          <w:rtl w:val="0"/>
+        </w:rPr>
+        <w:t xml:space="preserve">Assigned To:</w:t>
+      </w:r>
+    </w:p>
+    <w:p>
+      <w:pPr>
+        <w:shd w:fill="ffffff" w:val="clear"/>
+        <w:spacing w:line="291.4285714285714" w:lineRule="auto"/>
+        <w:rPr>
+          <w:color w:val="444f5c"/>
+          <w:sz w:val="21"/>
+          <w:szCs w:val="21"/>
+        </w:rPr>
+      </w:pPr>
+      <w:r>
+        <w:rPr>
+          <w:color w:val="444f5c"/>
+          <w:sz w:val="21"/>
+          <w:szCs w:val="21"/>
+          <w:rtl w:val="0"/>
+        </w:rPr>
+        <w:t xml:space="preserve">Mark Armstrong</w:t>
+      </w:r>
+    </w:p>
+    <w:p>
+      <w:pPr>
+        <w:shd w:fill="ffffff" w:val="clear"/>
+        <w:spacing w:line="291.4285714285714" w:lineRule="auto"/>
+        <w:rPr>
+          <w:color w:val="161616"/>
+          <w:sz w:val="21"/>
+          <w:szCs w:val="21"/>
+        </w:rPr>
+      </w:pPr>
+      <w:r>
+        <w:rPr>
+          <w:color w:val="161616"/>
+          <w:sz w:val="21"/>
+          <w:szCs w:val="21"/>
+          <w:rtl w:val="0"/>
+        </w:rPr>
+        <w:t xml:space="preserve">Text Sent</w:t>
+      </w:r>
+    </w:p>
+    <w:p>
+      <w:pPr>
+        <w:shd w:fill="ffffff" w:val="clear"/>
+        <w:spacing w:line="291.4285714285714" w:lineRule="auto"/>
+        <w:rPr>
+          <w:color w:val="444f5c"/>
+          <w:sz w:val="21"/>
+          <w:szCs w:val="21"/>
+        </w:rPr>
+      </w:pPr>
+      <w:r>
+        <w:rPr>
+          <w:color w:val="444f5c"/>
+          <w:sz w:val="21"/>
+          <w:szCs w:val="21"/>
+          <w:rtl w:val="0"/>
+        </w:rPr>
+        <w:t xml:space="preserve">Mark Armstrong</w:t>
+      </w:r>
+    </w:p>
+    <w:p>
+      <w:pPr>
+        <w:shd w:fill="ffffff" w:val="clear"/>
+        <w:spacing w:line="291.4285714285714" w:lineRule="auto"/>
+        <w:rPr>
+          <w:color w:val="444f5c"/>
+          <w:sz w:val="21"/>
+          <w:szCs w:val="21"/>
+        </w:rPr>
+      </w:pPr>
+      <w:r>
+        <w:rPr>
+          <w:color w:val="444f5c"/>
+          <w:sz w:val="21"/>
+          <w:szCs w:val="21"/>
+          <w:rtl w:val="0"/>
+        </w:rPr>
+        <w:t xml:space="preserve">Oct 8 2026 11:59 AM</w:t>
+      </w:r>
+    </w:p>
+    <w:p>
+      <w:pPr>
+        <w:shd w:fill="ffffff" w:val="clear"/>
+        <w:spacing w:line="291.4285714285714" w:lineRule="auto"/>
+        <w:rPr>
+          <w:color w:val="161616"/>
+          <w:sz w:val="21"/>
+          <w:szCs w:val="21"/>
+        </w:rPr>
+      </w:pPr>
+      <w:r>
+        <w:rPr>
+          <w:color w:val="161616"/>
+          <w:sz w:val="21"/>
+          <w:szCs w:val="21"/>
+          <w:rtl w:val="0"/>
+        </w:rPr>
+        <w:t xml:space="preserve">Bhupendra, Why drive to a dealership when we will drive to you? At Joyce Koons Honda Buick GMC, we bring a great deal -- and your new ride -- straight to your driveway. Mark @ Joyce Koons Honda Buick GMC in Manassas</w:t>
+      </w:r>
+    </w:p>
+    <w:p>
+      <w:pPr>
+        <w:shd w:fill="ffffff" w:val="clear"/>
+        <w:spacing w:line="291.4285714285714" w:lineRule="auto"/>
+        <w:rPr>
+          <w:color w:val="161616"/>
+          <w:sz w:val="21"/>
+          <w:szCs w:val="21"/>
+        </w:rPr>
+      </w:pPr>
+      <w:r>
+        <w:rPr>
+          <w:color w:val="161616"/>
+          <w:sz w:val="21"/>
+          <w:szCs w:val="21"/>
+          <w:rtl w:val="0"/>
+        </w:rPr>
+        <w:t xml:space="preserve">Conversica Message</w:t>
       </w:r>
     </w:p>
     <w:p>
@@ -1840,791 +2280,231 @@
           <w:szCs w:val="21"/>
           <w:rtl w:val="0"/>
         </w:rPr>
-        <w:t xml:space="preserve">Oct 7 2026 9:17 AM</w:t>
-      </w:r>
-    </w:p>
-    <w:p>
-      <w:pPr>
-        <w:shd w:fill="ffffff" w:val="clear"/>
-        <w:spacing w:line="291.4285714285714" w:lineRule="auto"/>
-        <w:rPr>
-          <w:color w:val="444f5c"/>
-          <w:sz w:val="21"/>
-          <w:szCs w:val="21"/>
-        </w:rPr>
-      </w:pPr>
-      <w:r>
-        <w:rPr>
-          <w:color w:val="444f5c"/>
-          <w:sz w:val="21"/>
-          <w:szCs w:val="21"/>
-          <w:rtl w:val="0"/>
-        </w:rPr>
-        <w:t xml:space="preserve">Lead is in the Engaged Stage, follow up with lead or reschedule this follow up task.</w:t>
-      </w:r>
-    </w:p>
-    <w:p>
-      <w:pPr>
-        <w:shd w:fill="ffffff" w:val="clear"/>
-        <w:spacing w:line="291.4285714285714" w:lineRule="auto"/>
-        <w:rPr>
-          <w:color w:val="444f5c"/>
-          <w:sz w:val="21"/>
-          <w:szCs w:val="21"/>
-        </w:rPr>
-      </w:pPr>
-      <w:r>
-        <w:rPr>
-          <w:color w:val="444f5c"/>
-          <w:sz w:val="21"/>
-          <w:szCs w:val="21"/>
-          <w:rtl w:val="0"/>
-        </w:rPr>
-        <w:t xml:space="preserve">High</w:t>
-      </w:r>
-    </w:p>
-    <w:p>
-      <w:pPr>
-        <w:shd w:fill="ffffff" w:val="clear"/>
-        <w:spacing w:line="291.4285714285714" w:lineRule="auto"/>
-        <w:rPr>
-          <w:color w:val="161616"/>
-          <w:sz w:val="21"/>
-          <w:szCs w:val="21"/>
-        </w:rPr>
-      </w:pPr>
-      <w:r>
-        <w:rPr>
-          <w:color w:val="161616"/>
-          <w:sz w:val="21"/>
-          <w:szCs w:val="21"/>
-          <w:rtl w:val="0"/>
-        </w:rPr>
-        <w:t xml:space="preserve">Yesterday</w:t>
-      </w:r>
-    </w:p>
-    <w:p>
-      <w:pPr>
-        <w:shd w:fill="ffffff" w:val="clear"/>
-        <w:spacing w:line="291.4285714285714" w:lineRule="auto"/>
-        <w:rPr>
-          <w:color w:val="161616"/>
-          <w:sz w:val="21"/>
-          <w:szCs w:val="21"/>
-        </w:rPr>
-      </w:pPr>
-      <w:r>
-        <w:rPr>
-          <w:color w:val="161616"/>
-          <w:sz w:val="21"/>
-          <w:szCs w:val="21"/>
-          <w:rtl w:val="0"/>
-        </w:rPr>
-        <w:t xml:space="preserve">Done</w:t>
-      </w:r>
-    </w:p>
-    <w:p>
-      <w:pPr>
-        <w:shd w:fill="ffffff" w:val="clear"/>
-        <w:spacing w:line="291.4285714285714" w:lineRule="auto"/>
-        <w:rPr>
-          <w:color w:val="969aa3"/>
-          <w:sz w:val="21"/>
-          <w:szCs w:val="21"/>
-        </w:rPr>
-      </w:pPr>
-      <w:r>
-        <w:rPr>
-          <w:color w:val="969aa3"/>
-          <w:sz w:val="21"/>
-          <w:szCs w:val="21"/>
-          <w:rtl w:val="0"/>
-        </w:rPr>
-        <w:t xml:space="preserve">Assigned To:</w:t>
-      </w:r>
-    </w:p>
-    <w:p>
-      <w:pPr>
-        <w:shd w:fill="ffffff" w:val="clear"/>
-        <w:spacing w:line="291.4285714285714" w:lineRule="auto"/>
-        <w:rPr>
-          <w:color w:val="444f5c"/>
-          <w:sz w:val="21"/>
-          <w:szCs w:val="21"/>
-        </w:rPr>
-      </w:pPr>
-      <w:r>
-        <w:rPr>
-          <w:color w:val="444f5c"/>
-          <w:sz w:val="21"/>
-          <w:szCs w:val="21"/>
-          <w:rtl w:val="0"/>
-        </w:rPr>
-        <w:t xml:space="preserve">Mark Armstrong</w:t>
-      </w:r>
-    </w:p>
-    <w:p>
-      <w:pPr>
-        <w:shd w:fill="ffffff" w:val="clear"/>
-        <w:spacing w:line="291.4285714285714" w:lineRule="auto"/>
-        <w:rPr>
-          <w:color w:val="161616"/>
-          <w:sz w:val="21"/>
-          <w:szCs w:val="21"/>
-        </w:rPr>
-      </w:pPr>
-      <w:r>
-        <w:rPr>
-          <w:color w:val="161616"/>
-          <w:sz w:val="21"/>
-          <w:szCs w:val="21"/>
-          <w:rtl w:val="0"/>
-        </w:rPr>
-        <w:t xml:space="preserve">Note</w:t>
-      </w:r>
-    </w:p>
-    <w:p>
-      <w:pPr>
-        <w:shd w:fill="ffffff" w:val="clear"/>
-        <w:spacing w:line="291.4285714285714" w:lineRule="auto"/>
-        <w:rPr>
-          <w:color w:val="444f5c"/>
-          <w:sz w:val="21"/>
-          <w:szCs w:val="21"/>
-        </w:rPr>
-      </w:pPr>
-      <w:r>
-        <w:rPr>
-          <w:color w:val="444f5c"/>
-          <w:sz w:val="21"/>
-          <w:szCs w:val="21"/>
-          <w:rtl w:val="0"/>
-        </w:rPr>
-        <w:t xml:space="preserve">Mark Armstrong</w:t>
-      </w:r>
-    </w:p>
-    <w:p>
-      <w:pPr>
-        <w:shd w:fill="ffffff" w:val="clear"/>
-        <w:spacing w:line="291.4285714285714" w:lineRule="auto"/>
-        <w:rPr>
-          <w:color w:val="444f5c"/>
-          <w:sz w:val="21"/>
-          <w:szCs w:val="21"/>
-        </w:rPr>
-      </w:pPr>
-      <w:r>
-        <w:rPr>
-          <w:color w:val="444f5c"/>
-          <w:sz w:val="21"/>
-          <w:szCs w:val="21"/>
-          <w:rtl w:val="0"/>
-        </w:rPr>
-        <w:t xml:space="preserve">Oct 6 2026 1:52 PM</w:t>
-      </w:r>
-    </w:p>
-    <w:p>
-      <w:pPr>
-        <w:shd w:fill="ffffff" w:val="clear"/>
-        <w:spacing w:line="291.4285714285714" w:lineRule="auto"/>
-        <w:rPr>
-          <w:color w:val="161616"/>
-          <w:sz w:val="21"/>
-          <w:szCs w:val="21"/>
-        </w:rPr>
-      </w:pPr>
-      <w:r>
-        <w:rPr>
-          <w:color w:val="161616"/>
-          <w:sz w:val="21"/>
-          <w:szCs w:val="21"/>
-          <w:rtl w:val="0"/>
-        </w:rPr>
-        <w:t xml:space="preserve">I called and left a voicemail to the customer’s machine.</w:t>
-      </w:r>
-    </w:p>
-    <w:p>
-      <w:pPr>
-        <w:shd w:fill="ffffff" w:val="clear"/>
-        <w:spacing w:line="291.4285714285714" w:lineRule="auto"/>
-        <w:rPr>
-          <w:color w:val="161616"/>
-          <w:sz w:val="21"/>
-          <w:szCs w:val="21"/>
-        </w:rPr>
-      </w:pPr>
-      <w:r>
-        <w:rPr>
-          <w:color w:val="161616"/>
-          <w:sz w:val="21"/>
-          <w:szCs w:val="21"/>
-          <w:rtl w:val="0"/>
-        </w:rPr>
-        <w:t xml:space="preserve">Outbound Voicemail</w:t>
-      </w:r>
-    </w:p>
-    <w:p>
-      <w:pPr>
-        <w:shd w:fill="ffffff" w:val="clear"/>
-        <w:spacing w:line="291.4285714285714" w:lineRule="auto"/>
-        <w:rPr>
-          <w:color w:val="444f5c"/>
-          <w:sz w:val="21"/>
-          <w:szCs w:val="21"/>
-        </w:rPr>
-      </w:pPr>
-      <w:r>
-        <w:rPr>
-          <w:color w:val="444f5c"/>
-          <w:sz w:val="21"/>
-          <w:szCs w:val="21"/>
-          <w:rtl w:val="0"/>
-        </w:rPr>
-        <w:t xml:space="preserve">Mark Armstrong</w:t>
-      </w:r>
-    </w:p>
-    <w:p>
-      <w:pPr>
-        <w:shd w:fill="ffffff" w:val="clear"/>
-        <w:spacing w:line="291.4285714285714" w:lineRule="auto"/>
-        <w:rPr>
-          <w:color w:val="444f5c"/>
-          <w:sz w:val="21"/>
-          <w:szCs w:val="21"/>
-        </w:rPr>
-      </w:pPr>
-      <w:r>
-        <w:rPr>
-          <w:color w:val="444f5c"/>
-          <w:sz w:val="21"/>
-          <w:szCs w:val="21"/>
-          <w:rtl w:val="0"/>
-        </w:rPr>
-        <w:t xml:space="preserve">Oct 6 2026 1:51 PM</w:t>
-      </w:r>
-    </w:p>
-    <w:p>
-      <w:pPr>
-        <w:shd w:fill="ffffff" w:val="clear"/>
-        <w:spacing w:line="291.4285714285714" w:lineRule="auto"/>
-        <w:rPr>
-          <w:color w:val="161616"/>
-          <w:sz w:val="21"/>
-          <w:szCs w:val="21"/>
-        </w:rPr>
-      </w:pPr>
-      <w:r>
-        <w:rPr>
-          <w:color w:val="161616"/>
-          <w:sz w:val="21"/>
-          <w:szCs w:val="21"/>
-          <w:rtl w:val="0"/>
-        </w:rPr>
-        <w:t xml:space="preserve">Called +1 (571) 375 - 9849 and left voicemail</w:t>
-      </w:r>
-    </w:p>
-    <w:p>
-      <w:pPr>
-        <w:shd w:fill="ffffff" w:val="clear"/>
-        <w:spacing w:line="291.4285714285714" w:lineRule="auto"/>
-        <w:rPr>
-          <w:color w:val="161616"/>
-          <w:sz w:val="21"/>
-          <w:szCs w:val="21"/>
-        </w:rPr>
-      </w:pPr>
-      <w:r>
-        <w:rPr>
-          <w:color w:val="161616"/>
-          <w:sz w:val="21"/>
-          <w:szCs w:val="21"/>
-          <w:rtl w:val="0"/>
-        </w:rPr>
-        <w:t xml:space="preserve">Duration 00:35</w:t>
-      </w:r>
-    </w:p>
-    <w:p>
-      <w:pPr>
-        <w:shd w:fill="ffffff" w:val="clear"/>
-        <w:spacing w:line="291.4285714285714" w:lineRule="auto"/>
-        <w:rPr>
-          <w:color w:val="161616"/>
-          <w:sz w:val="21"/>
-          <w:szCs w:val="21"/>
-        </w:rPr>
-      </w:pPr>
-      <w:r>
-        <w:rPr>
-          <w:color w:val="161616"/>
-          <w:sz w:val="21"/>
-          <w:szCs w:val="21"/>
-          <w:rtl w:val="0"/>
-        </w:rPr>
-        <w:t xml:space="preserve">Note: I called and left a voicemail to the customer’s machine.</w:t>
-      </w:r>
-    </w:p>
-    <w:p>
-      <w:pPr>
-        <w:shd w:fill="ffffff" w:val="clear"/>
-        <w:spacing w:line="291.4285714285714" w:lineRule="auto"/>
-        <w:rPr>
-          <w:color w:val="161616"/>
-          <w:sz w:val="21"/>
-          <w:szCs w:val="21"/>
-        </w:rPr>
-      </w:pPr>
-      <w:r>
-        <w:rPr>
-          <w:color w:val="161616"/>
-          <w:sz w:val="21"/>
-          <w:szCs w:val="21"/>
-          <w:rtl w:val="0"/>
-        </w:rPr>
-        <w:t xml:space="preserve">Engaged Lead Follow Up</w:t>
-      </w:r>
-    </w:p>
-    <w:p>
-      <w:pPr>
-        <w:shd w:fill="ffffff" w:val="clear"/>
-        <w:spacing w:line="291.4285714285714" w:lineRule="auto"/>
-        <w:rPr>
-          <w:color w:val="444f5c"/>
-          <w:sz w:val="21"/>
-          <w:szCs w:val="21"/>
-        </w:rPr>
-      </w:pPr>
-      <w:r>
-        <w:rPr>
-          <w:color w:val="444f5c"/>
-          <w:sz w:val="21"/>
-          <w:szCs w:val="21"/>
-          <w:rtl w:val="0"/>
-        </w:rPr>
-        <w:t xml:space="preserve">System</w:t>
-      </w:r>
-    </w:p>
-    <w:p>
-      <w:pPr>
-        <w:shd w:fill="ffffff" w:val="clear"/>
-        <w:spacing w:line="291.4285714285714" w:lineRule="auto"/>
-        <w:rPr>
-          <w:color w:val="444f5c"/>
-          <w:sz w:val="21"/>
-          <w:szCs w:val="21"/>
-        </w:rPr>
-      </w:pPr>
-      <w:r>
-        <w:rPr>
-          <w:color w:val="444f5c"/>
-          <w:sz w:val="21"/>
-          <w:szCs w:val="21"/>
-          <w:rtl w:val="0"/>
-        </w:rPr>
-        <w:t xml:space="preserve">Oct 6 2026 9:17 AM</w:t>
-      </w:r>
-    </w:p>
-    <w:p>
-      <w:pPr>
-        <w:shd w:fill="ffffff" w:val="clear"/>
-        <w:spacing w:line="291.4285714285714" w:lineRule="auto"/>
-        <w:rPr>
-          <w:color w:val="444f5c"/>
-          <w:sz w:val="21"/>
-          <w:szCs w:val="21"/>
-        </w:rPr>
-      </w:pPr>
-      <w:r>
-        <w:rPr>
-          <w:color w:val="444f5c"/>
-          <w:sz w:val="21"/>
-          <w:szCs w:val="21"/>
-          <w:rtl w:val="0"/>
-        </w:rPr>
-        <w:t xml:space="preserve">Lead is in the Engaged Stage, follow up with lead or reschedule this follow up task.</w:t>
-      </w:r>
-    </w:p>
-    <w:p>
-      <w:pPr>
-        <w:shd w:fill="ffffff" w:val="clear"/>
-        <w:spacing w:line="291.4285714285714" w:lineRule="auto"/>
-        <w:rPr>
-          <w:color w:val="444f5c"/>
-          <w:sz w:val="21"/>
-          <w:szCs w:val="21"/>
-        </w:rPr>
-      </w:pPr>
-      <w:r>
-        <w:rPr>
-          <w:color w:val="444f5c"/>
-          <w:sz w:val="21"/>
-          <w:szCs w:val="21"/>
-          <w:rtl w:val="0"/>
-        </w:rPr>
-        <w:t xml:space="preserve">High</w:t>
-      </w:r>
-    </w:p>
-    <w:p>
-      <w:pPr>
-        <w:shd w:fill="ffffff" w:val="clear"/>
-        <w:spacing w:line="291.4285714285714" w:lineRule="auto"/>
-        <w:rPr>
-          <w:color w:val="161616"/>
-          <w:sz w:val="21"/>
-          <w:szCs w:val="21"/>
-        </w:rPr>
-      </w:pPr>
-      <w:r>
-        <w:rPr>
-          <w:color w:val="161616"/>
-          <w:sz w:val="21"/>
-          <w:szCs w:val="21"/>
-          <w:rtl w:val="0"/>
-        </w:rPr>
-        <w:t xml:space="preserve">Last Tuesday</w:t>
-      </w:r>
-    </w:p>
-    <w:p>
-      <w:pPr>
-        <w:shd w:fill="ffffff" w:val="clear"/>
-        <w:spacing w:line="291.4285714285714" w:lineRule="auto"/>
-        <w:rPr>
-          <w:color w:val="161616"/>
-          <w:sz w:val="21"/>
-          <w:szCs w:val="21"/>
-        </w:rPr>
-      </w:pPr>
-      <w:r>
-        <w:rPr>
-          <w:color w:val="161616"/>
-          <w:sz w:val="21"/>
-          <w:szCs w:val="21"/>
-          <w:rtl w:val="0"/>
-        </w:rPr>
-        <w:t xml:space="preserve">Done</w:t>
-      </w:r>
-    </w:p>
-    <w:p>
-      <w:pPr>
-        <w:shd w:fill="ffffff" w:val="clear"/>
-        <w:spacing w:line="291.4285714285714" w:lineRule="auto"/>
-        <w:rPr>
-          <w:color w:val="969aa3"/>
-          <w:sz w:val="21"/>
-          <w:szCs w:val="21"/>
-        </w:rPr>
-      </w:pPr>
-      <w:r>
-        <w:rPr>
-          <w:color w:val="969aa3"/>
-          <w:sz w:val="21"/>
-          <w:szCs w:val="21"/>
-          <w:rtl w:val="0"/>
-        </w:rPr>
-        <w:t xml:space="preserve">Assigned To:</w:t>
-      </w:r>
-    </w:p>
-    <w:p>
-      <w:pPr>
-        <w:shd w:fill="ffffff" w:val="clear"/>
-        <w:spacing w:line="291.4285714285714" w:lineRule="auto"/>
-        <w:rPr>
-          <w:color w:val="444f5c"/>
-          <w:sz w:val="21"/>
-          <w:szCs w:val="21"/>
-        </w:rPr>
-      </w:pPr>
-      <w:r>
-        <w:rPr>
-          <w:color w:val="444f5c"/>
-          <w:sz w:val="21"/>
-          <w:szCs w:val="21"/>
-          <w:rtl w:val="0"/>
-        </w:rPr>
-        <w:t xml:space="preserve">Mark Armstrong</w:t>
-      </w:r>
-    </w:p>
-    <w:p>
-      <w:pPr>
-        <w:shd w:fill="ffffff" w:val="clear"/>
-        <w:spacing w:line="291.4285714285714" w:lineRule="auto"/>
-        <w:rPr>
-          <w:color w:val="161616"/>
-          <w:sz w:val="21"/>
-          <w:szCs w:val="21"/>
-        </w:rPr>
-      </w:pPr>
-      <w:r>
-        <w:rPr>
-          <w:color w:val="161616"/>
-          <w:sz w:val="21"/>
-          <w:szCs w:val="21"/>
-          <w:rtl w:val="0"/>
-        </w:rPr>
-        <w:t xml:space="preserve">Conversica Message</w:t>
-      </w:r>
-    </w:p>
-    <w:p>
-      <w:pPr>
-        <w:shd w:fill="ffffff" w:val="clear"/>
-        <w:spacing w:line="291.4285714285714" w:lineRule="auto"/>
-        <w:rPr>
-          <w:color w:val="444f5c"/>
-          <w:sz w:val="21"/>
-          <w:szCs w:val="21"/>
-        </w:rPr>
-      </w:pPr>
-      <w:r>
-        <w:rPr>
-          <w:color w:val="444f5c"/>
-          <w:sz w:val="21"/>
-          <w:szCs w:val="21"/>
-          <w:rtl w:val="0"/>
-        </w:rPr>
-        <w:t xml:space="preserve">System</w:t>
-      </w:r>
-    </w:p>
-    <w:p>
-      <w:pPr>
-        <w:shd w:fill="ffffff" w:val="clear"/>
-        <w:spacing w:line="291.4285714285714" w:lineRule="auto"/>
-        <w:rPr>
-          <w:color w:val="444f5c"/>
-          <w:sz w:val="21"/>
-          <w:szCs w:val="21"/>
-        </w:rPr>
-      </w:pPr>
-      <w:r>
-        <w:rPr>
-          <w:color w:val="444f5c"/>
-          <w:sz w:val="21"/>
-          <w:szCs w:val="21"/>
-          <w:rtl w:val="0"/>
-        </w:rPr>
-        <w:t xml:space="preserve">Oct 6 2026 7:37 AM</w:t>
-      </w:r>
-    </w:p>
-    <w:p>
-      <w:pPr>
-        <w:shd w:fill="ffffff" w:val="clear"/>
-        <w:spacing w:line="291.4285714285714" w:lineRule="auto"/>
-        <w:rPr>
-          <w:color w:val="161616"/>
-          <w:sz w:val="21"/>
-          <w:szCs w:val="21"/>
-        </w:rPr>
-      </w:pPr>
-      <w:r>
-        <w:rPr>
-          <w:color w:val="161616"/>
-          <w:sz w:val="21"/>
-          <w:szCs w:val="21"/>
-          <w:rtl w:val="0"/>
-        </w:rPr>
-        <w:t xml:space="preserve">Hello Bhupendra,</w:t>
-      </w:r>
-    </w:p>
-    <w:p>
-      <w:pPr>
-        <w:shd w:fill="ffffff" w:val="clear"/>
-        <w:spacing w:line="291.4285714285714" w:lineRule="auto"/>
-        <w:rPr>
-          <w:color w:val="161616"/>
-          <w:sz w:val="21"/>
-          <w:szCs w:val="21"/>
-        </w:rPr>
-      </w:pPr>
-      <w:r>
-        <w:rPr>
-          <w:rtl w:val="0"/>
-        </w:rPr>
-      </w:r>
-    </w:p>
-    <w:p>
-      <w:pPr>
-        <w:shd w:fill="ffffff" w:val="clear"/>
-        <w:spacing w:line="291.4285714285714" w:lineRule="auto"/>
-        <w:rPr>
-          <w:color w:val="161616"/>
-          <w:sz w:val="21"/>
-          <w:szCs w:val="21"/>
-        </w:rPr>
-      </w:pPr>
-      <w:r>
-        <w:rPr>
-          <w:rtl w:val="0"/>
-        </w:rPr>
-      </w:r>
-    </w:p>
-    <w:p>
-      <w:pPr>
-        <w:shd w:fill="ffffff" w:val="clear"/>
-        <w:spacing w:line="291.4285714285714" w:lineRule="auto"/>
-        <w:rPr>
-          <w:color w:val="161616"/>
-          <w:sz w:val="21"/>
-          <w:szCs w:val="21"/>
-        </w:rPr>
-      </w:pPr>
-      <w:r>
-        <w:rPr>
-          <w:rtl w:val="0"/>
-        </w:rPr>
-      </w:r>
-    </w:p>
-    <w:p>
-      <w:pPr>
-        <w:shd w:fill="ffffff" w:val="clear"/>
-        <w:spacing w:line="291.4285714285714" w:lineRule="auto"/>
-        <w:rPr>
-          <w:color w:val="161616"/>
-          <w:sz w:val="21"/>
-          <w:szCs w:val="21"/>
-        </w:rPr>
-      </w:pPr>
-      <w:r>
-        <w:rPr>
-          <w:color w:val="161616"/>
-          <w:sz w:val="21"/>
-          <w:szCs w:val="21"/>
-          <w:rtl w:val="0"/>
-        </w:rPr>
-        <w:t xml:space="preserve">I wanted to check in with you again about your recent online request.</w:t>
-      </w:r>
-    </w:p>
-    <w:p>
-      <w:pPr>
-        <w:shd w:fill="ffffff" w:val="clear"/>
-        <w:spacing w:line="291.4285714285714" w:lineRule="auto"/>
-        <w:rPr>
-          <w:color w:val="161616"/>
-          <w:sz w:val="21"/>
-          <w:szCs w:val="21"/>
-        </w:rPr>
-      </w:pPr>
-      <w:r>
-        <w:rPr>
-          <w:rtl w:val="0"/>
-        </w:rPr>
-      </w:r>
-    </w:p>
-    <w:p>
-      <w:pPr>
-        <w:shd w:fill="ffffff" w:val="clear"/>
-        <w:spacing w:line="291.4285714285714" w:lineRule="auto"/>
-        <w:rPr>
-          <w:color w:val="161616"/>
-          <w:sz w:val="21"/>
-          <w:szCs w:val="21"/>
-        </w:rPr>
-      </w:pPr>
-      <w:r>
-        <w:rPr>
-          <w:rtl w:val="0"/>
-        </w:rPr>
-      </w:r>
-    </w:p>
-    <w:p>
-      <w:pPr>
-        <w:shd w:fill="ffffff" w:val="clear"/>
-        <w:spacing w:line="291.4285714285714" w:lineRule="auto"/>
-        <w:rPr>
-          <w:color w:val="161616"/>
-          <w:sz w:val="21"/>
-          <w:szCs w:val="21"/>
-        </w:rPr>
-      </w:pPr>
-      <w:r>
-        <w:rPr>
-          <w:rtl w:val="0"/>
-        </w:rPr>
-      </w:r>
-    </w:p>
-    <w:p>
-      <w:pPr>
-        <w:shd w:fill="ffffff" w:val="clear"/>
-        <w:spacing w:line="291.4285714285714" w:lineRule="auto"/>
-        <w:rPr>
-          <w:color w:val="161616"/>
-          <w:sz w:val="21"/>
-          <w:szCs w:val="21"/>
-        </w:rPr>
-      </w:pPr>
-      <w:r>
-        <w:rPr>
-          <w:color w:val="161616"/>
-          <w:sz w:val="21"/>
-          <w:szCs w:val="21"/>
-          <w:rtl w:val="0"/>
-        </w:rPr>
-        <w:t xml:space="preserve">It would be great to connect in a way that is most convenient for you; we can text, call, and email. Which way works best?</w:t>
-      </w:r>
-    </w:p>
-    <w:p>
-      <w:pPr>
-        <w:shd w:fill="ffffff" w:val="clear"/>
-        <w:spacing w:line="291.4285714285714" w:lineRule="auto"/>
-        <w:rPr>
-          <w:color w:val="161616"/>
-          <w:sz w:val="21"/>
-          <w:szCs w:val="21"/>
-        </w:rPr>
-      </w:pPr>
-      <w:r>
-        <w:rPr>
-          <w:rtl w:val="0"/>
-        </w:rPr>
-      </w:r>
-    </w:p>
-    <w:p>
-      <w:pPr>
-        <w:shd w:fill="ffffff" w:val="clear"/>
-        <w:spacing w:line="291.4285714285714" w:lineRule="auto"/>
-        <w:rPr>
-          <w:color w:val="161616"/>
-          <w:sz w:val="21"/>
-          <w:szCs w:val="21"/>
-        </w:rPr>
-      </w:pPr>
-      <w:r>
-        <w:rPr>
-          <w:rtl w:val="0"/>
-        </w:rPr>
-      </w:r>
-    </w:p>
-    <w:p>
-      <w:pPr>
-        <w:shd w:fill="ffffff" w:val="clear"/>
-        <w:spacing w:line="291.4285714285714" w:lineRule="auto"/>
-        <w:rPr>
-          <w:color w:val="161616"/>
-          <w:sz w:val="21"/>
-          <w:szCs w:val="21"/>
-        </w:rPr>
-      </w:pPr>
-      <w:r>
-        <w:rPr>
-          <w:rtl w:val="0"/>
-        </w:rPr>
-      </w:r>
-    </w:p>
-    <w:p>
-      <w:pPr>
-        <w:shd w:fill="ffffff" w:val="clear"/>
-        <w:spacing w:line="291.4285714285714" w:lineRule="auto"/>
-        <w:rPr>
-          <w:color w:val="161616"/>
-          <w:sz w:val="21"/>
-          <w:szCs w:val="21"/>
-        </w:rPr>
-      </w:pPr>
-      <w:r>
-        <w:rPr>
-          <w:color w:val="161616"/>
-          <w:sz w:val="21"/>
-          <w:szCs w:val="21"/>
-          <w:rtl w:val="0"/>
-        </w:rPr>
-        <w:t xml:space="preserve">Thank you and I hope you have a wonderful morning,</w:t>
+        <w:t xml:space="preserve">Oct 8 2026 8:26 AM</w:t>
+      </w:r>
+    </w:p>
+    <w:p>
+      <w:pPr>
+        <w:shd w:fill="ffffff" w:val="clear"/>
+        <w:spacing w:line="291.4285714285714" w:lineRule="auto"/>
+        <w:rPr>
+          <w:color w:val="161616"/>
+          <w:sz w:val="21"/>
+          <w:szCs w:val="21"/>
+        </w:rPr>
+      </w:pPr>
+      <w:r>
+        <w:rPr>
+          <w:color w:val="161616"/>
+          <w:sz w:val="21"/>
+          <w:szCs w:val="21"/>
+          <w:rtl w:val="0"/>
+        </w:rPr>
+        <w:t xml:space="preserve">Good morning Bhupendra,</w:t>
+      </w:r>
+    </w:p>
+    <w:p>
+      <w:pPr>
+        <w:shd w:fill="ffffff" w:val="clear"/>
+        <w:spacing w:line="291.4285714285714" w:lineRule="auto"/>
+        <w:rPr>
+          <w:color w:val="161616"/>
+          <w:sz w:val="21"/>
+          <w:szCs w:val="21"/>
+        </w:rPr>
+      </w:pPr>
+      <w:r>
+        <w:rPr>
+          <w:rtl w:val="0"/>
+        </w:rPr>
+      </w:r>
+    </w:p>
+    <w:p>
+      <w:pPr>
+        <w:shd w:fill="ffffff" w:val="clear"/>
+        <w:spacing w:line="291.4285714285714" w:lineRule="auto"/>
+        <w:rPr>
+          <w:color w:val="161616"/>
+          <w:sz w:val="21"/>
+          <w:szCs w:val="21"/>
+        </w:rPr>
+      </w:pPr>
+      <w:r>
+        <w:rPr>
+          <w:rtl w:val="0"/>
+        </w:rPr>
+      </w:r>
+    </w:p>
+    <w:p>
+      <w:pPr>
+        <w:shd w:fill="ffffff" w:val="clear"/>
+        <w:spacing w:line="291.4285714285714" w:lineRule="auto"/>
+        <w:rPr>
+          <w:color w:val="161616"/>
+          <w:sz w:val="21"/>
+          <w:szCs w:val="21"/>
+        </w:rPr>
+      </w:pPr>
+      <w:r>
+        <w:rPr>
+          <w:rtl w:val="0"/>
+        </w:rPr>
+      </w:r>
+    </w:p>
+    <w:p>
+      <w:pPr>
+        <w:shd w:fill="ffffff" w:val="clear"/>
+        <w:spacing w:line="291.4285714285714" w:lineRule="auto"/>
+        <w:rPr>
+          <w:color w:val="161616"/>
+          <w:sz w:val="21"/>
+          <w:szCs w:val="21"/>
+        </w:rPr>
+      </w:pPr>
+      <w:r>
+        <w:rPr>
+          <w:color w:val="161616"/>
+          <w:sz w:val="21"/>
+          <w:szCs w:val="21"/>
+          <w:rtl w:val="0"/>
+        </w:rPr>
+        <w:t xml:space="preserve">I haven't heard back yet and I'm worried I may not have the correct contact information.</w:t>
+      </w:r>
+    </w:p>
+    <w:p>
+      <w:pPr>
+        <w:shd w:fill="ffffff" w:val="clear"/>
+        <w:spacing w:line="291.4285714285714" w:lineRule="auto"/>
+        <w:rPr>
+          <w:color w:val="161616"/>
+          <w:sz w:val="21"/>
+          <w:szCs w:val="21"/>
+        </w:rPr>
+      </w:pPr>
+      <w:r>
+        <w:rPr>
+          <w:rtl w:val="0"/>
+        </w:rPr>
+      </w:r>
+    </w:p>
+    <w:p>
+      <w:pPr>
+        <w:shd w:fill="ffffff" w:val="clear"/>
+        <w:spacing w:line="291.4285714285714" w:lineRule="auto"/>
+        <w:rPr>
+          <w:color w:val="161616"/>
+          <w:sz w:val="21"/>
+          <w:szCs w:val="21"/>
+        </w:rPr>
+      </w:pPr>
+      <w:r>
+        <w:rPr>
+          <w:rtl w:val="0"/>
+        </w:rPr>
+      </w:r>
+    </w:p>
+    <w:p>
+      <w:pPr>
+        <w:shd w:fill="ffffff" w:val="clear"/>
+        <w:spacing w:line="291.4285714285714" w:lineRule="auto"/>
+        <w:rPr>
+          <w:color w:val="161616"/>
+          <w:sz w:val="21"/>
+          <w:szCs w:val="21"/>
+        </w:rPr>
+      </w:pPr>
+      <w:r>
+        <w:rPr>
+          <w:rtl w:val="0"/>
+        </w:rPr>
+      </w:r>
+    </w:p>
+    <w:p>
+      <w:pPr>
+        <w:shd w:fill="ffffff" w:val="clear"/>
+        <w:spacing w:line="291.4285714285714" w:lineRule="auto"/>
+        <w:rPr>
+          <w:color w:val="161616"/>
+          <w:sz w:val="21"/>
+          <w:szCs w:val="21"/>
+        </w:rPr>
+      </w:pPr>
+      <w:r>
+        <w:rPr>
+          <w:color w:val="161616"/>
+          <w:sz w:val="21"/>
+          <w:szCs w:val="21"/>
+          <w:rtl w:val="0"/>
+        </w:rPr>
+        <w:t xml:space="preserve">We are hoping to connect with you through a phone call, email, or text message. How would you like to be contacted?</w:t>
+      </w:r>
+    </w:p>
+    <w:p>
+      <w:pPr>
+        <w:shd w:fill="ffffff" w:val="clear"/>
+        <w:spacing w:line="291.4285714285714" w:lineRule="auto"/>
+        <w:rPr>
+          <w:color w:val="161616"/>
+          <w:sz w:val="21"/>
+          <w:szCs w:val="21"/>
+        </w:rPr>
+      </w:pPr>
+      <w:r>
+        <w:rPr>
+          <w:rtl w:val="0"/>
+        </w:rPr>
+      </w:r>
+    </w:p>
+    <w:p>
+      <w:pPr>
+        <w:shd w:fill="ffffff" w:val="clear"/>
+        <w:spacing w:line="291.4285714285714" w:lineRule="auto"/>
+        <w:rPr>
+          <w:color w:val="161616"/>
+          <w:sz w:val="21"/>
+          <w:szCs w:val="21"/>
+        </w:rPr>
+      </w:pPr>
+      <w:r>
+        <w:rPr>
+          <w:rtl w:val="0"/>
+        </w:rPr>
+      </w:r>
+    </w:p>
+    <w:p>
+      <w:pPr>
+        <w:shd w:fill="ffffff" w:val="clear"/>
+        <w:spacing w:line="291.4285714285714" w:lineRule="auto"/>
+        <w:rPr>
+          <w:color w:val="161616"/>
+          <w:sz w:val="21"/>
+          <w:szCs w:val="21"/>
+        </w:rPr>
+      </w:pPr>
+      <w:r>
+        <w:rPr>
+          <w:rtl w:val="0"/>
+        </w:rPr>
+      </w:r>
+    </w:p>
+    <w:p>
+      <w:pPr>
+        <w:shd w:fill="ffffff" w:val="clear"/>
+        <w:spacing w:line="291.4285714285714" w:lineRule="auto"/>
+        <w:rPr>
+          <w:color w:val="161616"/>
+          <w:sz w:val="21"/>
+          <w:szCs w:val="21"/>
+        </w:rPr>
+      </w:pPr>
+      <w:r>
+        <w:rPr>
+          <w:color w:val="161616"/>
+          <w:sz w:val="21"/>
+          <w:szCs w:val="21"/>
+          <w:rtl w:val="0"/>
+        </w:rPr>
+        <w:t xml:space="preserve">Thank you very much and have a good morning,</w:t>
       </w:r>
     </w:p>
     <w:p>
@@ -3125,7 +3005,7 @@
           <w:szCs w:val="21"/>
           <w:rtl w:val="0"/>
         </w:rPr>
-        <w:t xml:space="preserve">Text Sent</w:t>
+        <w:t xml:space="preserve">Email Sent</w:t>
       </w:r>
     </w:p>
     <w:p>
@@ -3165,1327 +3045,7 @@
           <w:szCs w:val="21"/>
           <w:rtl w:val="0"/>
         </w:rPr>
-        <w:t xml:space="preserve">Oct 5 2026 2:21 PM</w:t>
-      </w:r>
-    </w:p>
-    <w:p>
-      <w:pPr>
-        <w:shd w:fill="ffffff" w:val="clear"/>
-        <w:spacing w:line="291.4285714285714" w:lineRule="auto"/>
-        <w:rPr>
-          <w:color w:val="161616"/>
-          <w:sz w:val="21"/>
-          <w:szCs w:val="21"/>
-        </w:rPr>
-      </w:pPr>
-      <w:r>
-        <w:rPr>
-          <w:color w:val="161616"/>
-          <w:sz w:val="21"/>
-          <w:szCs w:val="21"/>
-          <w:rtl w:val="0"/>
-        </w:rPr>
-        <w:t xml:space="preserve">How does that price sound to you?</w:t>
-      </w:r>
-    </w:p>
-    <w:p>
-      <w:pPr>
-        <w:shd w:fill="ffffff" w:val="clear"/>
-        <w:spacing w:line="291.4285714285714" w:lineRule="auto"/>
-        <w:rPr>
-          <w:color w:val="161616"/>
-          <w:sz w:val="21"/>
-          <w:szCs w:val="21"/>
-        </w:rPr>
-      </w:pPr>
-      <w:r>
-        <w:rPr>
-          <w:color w:val="161616"/>
-          <w:sz w:val="21"/>
-          <w:szCs w:val="21"/>
-          <w:rtl w:val="0"/>
-        </w:rPr>
-        <w:t xml:space="preserve">Text Sent</w:t>
-      </w:r>
-    </w:p>
-    <w:p>
-      <w:pPr>
-        <w:shd w:fill="ffffff" w:val="clear"/>
-        <w:spacing w:line="291.4285714285714" w:lineRule="auto"/>
-        <w:rPr>
-          <w:color w:val="444f5c"/>
-          <w:sz w:val="21"/>
-          <w:szCs w:val="21"/>
-        </w:rPr>
-      </w:pPr>
-      <w:r>
-        <w:rPr>
-          <w:color w:val="444f5c"/>
-          <w:sz w:val="21"/>
-          <w:szCs w:val="21"/>
-          <w:rtl w:val="0"/>
-        </w:rPr>
-        <w:t xml:space="preserve">Mark Armstrong</w:t>
-      </w:r>
-    </w:p>
-    <w:p>
-      <w:pPr>
-        <w:shd w:fill="ffffff" w:val="clear"/>
-        <w:spacing w:line="291.4285714285714" w:lineRule="auto"/>
-        <w:rPr>
-          <w:color w:val="444f5c"/>
-          <w:sz w:val="21"/>
-          <w:szCs w:val="21"/>
-        </w:rPr>
-      </w:pPr>
-      <w:r>
-        <w:rPr>
-          <w:color w:val="444f5c"/>
-          <w:sz w:val="21"/>
-          <w:szCs w:val="21"/>
-          <w:rtl w:val="0"/>
-        </w:rPr>
-        <w:t xml:space="preserve">Oct 5 2026 10:35 AM</w:t>
-      </w:r>
-    </w:p>
-    <w:p>
-      <w:pPr>
-        <w:shd w:fill="ffffff" w:val="clear"/>
-        <w:spacing w:line="291.4285714285714" w:lineRule="auto"/>
-        <w:rPr>
-          <w:color w:val="161616"/>
-          <w:sz w:val="21"/>
-          <w:szCs w:val="21"/>
-        </w:rPr>
-      </w:pPr>
-      <w:r>
-        <w:rPr>
-          <w:color w:val="161616"/>
-          <w:sz w:val="21"/>
-          <w:szCs w:val="21"/>
-          <w:rtl w:val="0"/>
-        </w:rPr>
-        <w:t xml:space="preserve">We also have several incentive programs</w:t>
-      </w:r>
-    </w:p>
-    <w:p>
-      <w:pPr>
-        <w:shd w:fill="ffffff" w:val="clear"/>
-        <w:spacing w:line="291.4285714285714" w:lineRule="auto"/>
-        <w:rPr>
-          <w:color w:val="161616"/>
-          <w:sz w:val="21"/>
-          <w:szCs w:val="21"/>
-        </w:rPr>
-      </w:pPr>
-      <w:r>
-        <w:rPr>
-          <w:color w:val="161616"/>
-          <w:sz w:val="21"/>
-          <w:szCs w:val="21"/>
-          <w:rtl w:val="0"/>
-        </w:rPr>
-        <w:t xml:space="preserve">Text Sent</w:t>
-      </w:r>
-    </w:p>
-    <w:p>
-      <w:pPr>
-        <w:shd w:fill="ffffff" w:val="clear"/>
-        <w:spacing w:line="291.4285714285714" w:lineRule="auto"/>
-        <w:rPr>
-          <w:color w:val="444f5c"/>
-          <w:sz w:val="21"/>
-          <w:szCs w:val="21"/>
-        </w:rPr>
-      </w:pPr>
-      <w:r>
-        <w:rPr>
-          <w:color w:val="444f5c"/>
-          <w:sz w:val="21"/>
-          <w:szCs w:val="21"/>
-          <w:rtl w:val="0"/>
-        </w:rPr>
-        <w:t xml:space="preserve">Mark Armstrong</w:t>
-      </w:r>
-    </w:p>
-    <w:p>
-      <w:pPr>
-        <w:shd w:fill="ffffff" w:val="clear"/>
-        <w:spacing w:line="291.4285714285714" w:lineRule="auto"/>
-        <w:rPr>
-          <w:color w:val="444f5c"/>
-          <w:sz w:val="21"/>
-          <w:szCs w:val="21"/>
-        </w:rPr>
-      </w:pPr>
-      <w:r>
-        <w:rPr>
-          <w:color w:val="444f5c"/>
-          <w:sz w:val="21"/>
-          <w:szCs w:val="21"/>
-          <w:rtl w:val="0"/>
-        </w:rPr>
-        <w:t xml:space="preserve">Oct 5 2026 10:34 AM</w:t>
-      </w:r>
-    </w:p>
-    <w:p>
-      <w:pPr>
-        <w:shd w:fill="ffffff" w:val="clear"/>
-        <w:spacing w:line="291.4285714285714" w:lineRule="auto"/>
-        <w:rPr>
-          <w:color w:val="161616"/>
-          <w:sz w:val="21"/>
-          <w:szCs w:val="21"/>
-        </w:rPr>
-      </w:pPr>
-      <w:r>
-        <w:rPr>
-          <w:color w:val="161616"/>
-          <w:sz w:val="21"/>
-          <w:szCs w:val="21"/>
-          <w:rtl w:val="0"/>
-        </w:rPr>
-        <w:t xml:space="preserve">For base colors the OTD price will be $37,971. $38,446 for premium colors.</w:t>
-      </w:r>
-    </w:p>
-    <w:p>
-      <w:pPr>
-        <w:shd w:fill="ffffff" w:val="clear"/>
-        <w:spacing w:line="291.4285714285714" w:lineRule="auto"/>
-        <w:rPr>
-          <w:color w:val="161616"/>
-          <w:sz w:val="21"/>
-          <w:szCs w:val="21"/>
-        </w:rPr>
-      </w:pPr>
-      <w:r>
-        <w:rPr>
-          <w:color w:val="161616"/>
-          <w:sz w:val="21"/>
-          <w:szCs w:val="21"/>
-          <w:rtl w:val="0"/>
-        </w:rPr>
-        <w:t xml:space="preserve">Text Sent</w:t>
-      </w:r>
-    </w:p>
-    <w:p>
-      <w:pPr>
-        <w:shd w:fill="ffffff" w:val="clear"/>
-        <w:spacing w:line="291.4285714285714" w:lineRule="auto"/>
-        <w:rPr>
-          <w:color w:val="444f5c"/>
-          <w:sz w:val="21"/>
-          <w:szCs w:val="21"/>
-        </w:rPr>
-      </w:pPr>
-      <w:r>
-        <w:rPr>
-          <w:color w:val="444f5c"/>
-          <w:sz w:val="21"/>
-          <w:szCs w:val="21"/>
-          <w:rtl w:val="0"/>
-        </w:rPr>
-        <w:t xml:space="preserve">Mark Armstrong</w:t>
-      </w:r>
-    </w:p>
-    <w:p>
-      <w:pPr>
-        <w:shd w:fill="ffffff" w:val="clear"/>
-        <w:spacing w:line="291.4285714285714" w:lineRule="auto"/>
-        <w:rPr>
-          <w:color w:val="444f5c"/>
-          <w:sz w:val="21"/>
-          <w:szCs w:val="21"/>
-        </w:rPr>
-      </w:pPr>
-      <w:r>
-        <w:rPr>
-          <w:color w:val="444f5c"/>
-          <w:sz w:val="21"/>
-          <w:szCs w:val="21"/>
-          <w:rtl w:val="0"/>
-        </w:rPr>
-        <w:t xml:space="preserve">Oct 5 2026 10:31 AM</w:t>
-      </w:r>
-    </w:p>
-    <w:p>
-      <w:pPr>
-        <w:shd w:fill="ffffff" w:val="clear"/>
-        <w:spacing w:line="291.4285714285714" w:lineRule="auto"/>
-        <w:rPr>
-          <w:color w:val="161616"/>
-          <w:sz w:val="21"/>
-          <w:szCs w:val="21"/>
-        </w:rPr>
-      </w:pPr>
-      <w:r>
-        <w:rPr>
-          <w:color w:val="161616"/>
-          <w:sz w:val="21"/>
-          <w:szCs w:val="21"/>
-          <w:rtl w:val="0"/>
-        </w:rPr>
-        <w:t xml:space="preserve">For the EX-L we only have the 2027 Model</w:t>
-      </w:r>
-    </w:p>
-    <w:p>
-      <w:pPr>
-        <w:shd w:fill="ffffff" w:val="clear"/>
-        <w:spacing w:line="291.4285714285714" w:lineRule="auto"/>
-        <w:rPr>
-          <w:color w:val="161616"/>
-          <w:sz w:val="21"/>
-          <w:szCs w:val="21"/>
-        </w:rPr>
-      </w:pPr>
-      <w:r>
-        <w:rPr>
-          <w:color w:val="161616"/>
-          <w:sz w:val="21"/>
-          <w:szCs w:val="21"/>
-          <w:rtl w:val="0"/>
-        </w:rPr>
-        <w:t xml:space="preserve">Text Received</w:t>
-      </w:r>
-    </w:p>
-    <w:p>
-      <w:pPr>
-        <w:shd w:fill="ffffff" w:val="clear"/>
-        <w:spacing w:line="291.4285714285714" w:lineRule="auto"/>
-        <w:rPr>
-          <w:color w:val="444f5c"/>
-          <w:sz w:val="21"/>
-          <w:szCs w:val="21"/>
-        </w:rPr>
-      </w:pPr>
-      <w:r>
-        <w:rPr>
-          <w:color w:val="444f5c"/>
-          <w:sz w:val="21"/>
-          <w:szCs w:val="21"/>
-          <w:rtl w:val="0"/>
-        </w:rPr>
-        <w:t xml:space="preserve">Mark Armstrong</w:t>
-      </w:r>
-    </w:p>
-    <w:p>
-      <w:pPr>
-        <w:shd w:fill="ffffff" w:val="clear"/>
-        <w:spacing w:line="291.4285714285714" w:lineRule="auto"/>
-        <w:rPr>
-          <w:color w:val="444f5c"/>
-          <w:sz w:val="21"/>
-          <w:szCs w:val="21"/>
-        </w:rPr>
-      </w:pPr>
-      <w:r>
-        <w:rPr>
-          <w:color w:val="444f5c"/>
-          <w:sz w:val="21"/>
-          <w:szCs w:val="21"/>
-          <w:rtl w:val="0"/>
-        </w:rPr>
-        <w:t xml:space="preserve">Oct 5 2026 10:26 AM</w:t>
-      </w:r>
-    </w:p>
-    <w:p>
-      <w:pPr>
-        <w:shd w:fill="ffffff" w:val="clear"/>
-        <w:spacing w:line="291.4285714285714" w:lineRule="auto"/>
-        <w:rPr>
-          <w:color w:val="161616"/>
-          <w:sz w:val="21"/>
-          <w:szCs w:val="21"/>
-        </w:rPr>
-      </w:pPr>
-      <w:r>
-        <w:rPr>
-          <w:color w:val="161616"/>
-          <w:sz w:val="21"/>
-          <w:szCs w:val="21"/>
-          <w:rtl w:val="0"/>
-        </w:rPr>
-        <w:t xml:space="preserve">20152</w:t>
-      </w:r>
-    </w:p>
-    <w:p>
-      <w:pPr>
-        <w:shd w:fill="f4f5f6" w:val="clear"/>
-        <w:spacing w:line="291.4285714285714" w:lineRule="auto"/>
-        <w:rPr>
-          <w:color w:val="444f5c"/>
-          <w:sz w:val="21"/>
-          <w:szCs w:val="21"/>
-        </w:rPr>
-      </w:pPr>
-      <w:r>
-        <w:rPr>
-          <w:color w:val="444f5c"/>
-          <w:sz w:val="21"/>
-          <w:szCs w:val="21"/>
-          <w:rtl w:val="0"/>
-        </w:rPr>
-        <w:t xml:space="preserve">Reply</w:t>
-      </w:r>
-    </w:p>
-    <w:p>
-      <w:pPr>
-        <w:shd w:fill="ffffff" w:val="clear"/>
-        <w:spacing w:line="291.4285714285714" w:lineRule="auto"/>
-        <w:rPr>
-          <w:color w:val="161616"/>
-          <w:sz w:val="21"/>
-          <w:szCs w:val="21"/>
-        </w:rPr>
-      </w:pPr>
-      <w:r>
-        <w:rPr>
-          <w:color w:val="161616"/>
-          <w:sz w:val="21"/>
-          <w:szCs w:val="21"/>
-          <w:rtl w:val="0"/>
-        </w:rPr>
-        <w:t xml:space="preserve">Text Sent</w:t>
-      </w:r>
-    </w:p>
-    <w:p>
-      <w:pPr>
-        <w:shd w:fill="ffffff" w:val="clear"/>
-        <w:spacing w:line="291.4285714285714" w:lineRule="auto"/>
-        <w:rPr>
-          <w:color w:val="444f5c"/>
-          <w:sz w:val="21"/>
-          <w:szCs w:val="21"/>
-        </w:rPr>
-      </w:pPr>
-      <w:r>
-        <w:rPr>
-          <w:color w:val="444f5c"/>
-          <w:sz w:val="21"/>
-          <w:szCs w:val="21"/>
-          <w:rtl w:val="0"/>
-        </w:rPr>
-        <w:t xml:space="preserve">Mark Armstrong</w:t>
-      </w:r>
-    </w:p>
-    <w:p>
-      <w:pPr>
-        <w:shd w:fill="ffffff" w:val="clear"/>
-        <w:spacing w:line="291.4285714285714" w:lineRule="auto"/>
-        <w:rPr>
-          <w:color w:val="444f5c"/>
-          <w:sz w:val="21"/>
-          <w:szCs w:val="21"/>
-        </w:rPr>
-      </w:pPr>
-      <w:r>
-        <w:rPr>
-          <w:color w:val="444f5c"/>
-          <w:sz w:val="21"/>
-          <w:szCs w:val="21"/>
-          <w:rtl w:val="0"/>
-        </w:rPr>
-        <w:t xml:space="preserve">Oct 5 2026 9:28 AM</w:t>
-      </w:r>
-    </w:p>
-    <w:p>
-      <w:pPr>
-        <w:shd w:fill="ffffff" w:val="clear"/>
-        <w:spacing w:line="291.4285714285714" w:lineRule="auto"/>
-        <w:rPr>
-          <w:color w:val="161616"/>
-          <w:sz w:val="21"/>
-          <w:szCs w:val="21"/>
-        </w:rPr>
-      </w:pPr>
-      <w:r>
-        <w:rPr>
-          <w:color w:val="161616"/>
-          <w:sz w:val="21"/>
-          <w:szCs w:val="21"/>
-          <w:rtl w:val="0"/>
-        </w:rPr>
-        <w:t xml:space="preserve">What Zip Code will the car be registered in?</w:t>
-      </w:r>
-    </w:p>
-    <w:p>
-      <w:pPr>
-        <w:shd w:fill="ffffff" w:val="clear"/>
-        <w:spacing w:line="291.4285714285714" w:lineRule="auto"/>
-        <w:rPr>
-          <w:color w:val="161616"/>
-          <w:sz w:val="21"/>
-          <w:szCs w:val="21"/>
-        </w:rPr>
-      </w:pPr>
-      <w:r>
-        <w:rPr>
-          <w:color w:val="161616"/>
-          <w:sz w:val="21"/>
-          <w:szCs w:val="21"/>
-          <w:rtl w:val="0"/>
-        </w:rPr>
-        <w:t xml:space="preserve">Engaged Lead Follow Up</w:t>
-      </w:r>
-    </w:p>
-    <w:p>
-      <w:pPr>
-        <w:shd w:fill="ffffff" w:val="clear"/>
-        <w:spacing w:line="291.4285714285714" w:lineRule="auto"/>
-        <w:rPr>
-          <w:color w:val="444f5c"/>
-          <w:sz w:val="21"/>
-          <w:szCs w:val="21"/>
-        </w:rPr>
-      </w:pPr>
-      <w:r>
-        <w:rPr>
-          <w:color w:val="444f5c"/>
-          <w:sz w:val="21"/>
-          <w:szCs w:val="21"/>
-          <w:rtl w:val="0"/>
-        </w:rPr>
-        <w:t xml:space="preserve">System</w:t>
-      </w:r>
-    </w:p>
-    <w:p>
-      <w:pPr>
-        <w:shd w:fill="ffffff" w:val="clear"/>
-        <w:spacing w:line="291.4285714285714" w:lineRule="auto"/>
-        <w:rPr>
-          <w:color w:val="444f5c"/>
-          <w:sz w:val="21"/>
-          <w:szCs w:val="21"/>
-        </w:rPr>
-      </w:pPr>
-      <w:r>
-        <w:rPr>
-          <w:color w:val="444f5c"/>
-          <w:sz w:val="21"/>
-          <w:szCs w:val="21"/>
-          <w:rtl w:val="0"/>
-        </w:rPr>
-        <w:t xml:space="preserve">Oct 5 2026 9:17 AM</w:t>
-      </w:r>
-    </w:p>
-    <w:p>
-      <w:pPr>
-        <w:shd w:fill="ffffff" w:val="clear"/>
-        <w:spacing w:line="291.4285714285714" w:lineRule="auto"/>
-        <w:rPr>
-          <w:color w:val="444f5c"/>
-          <w:sz w:val="21"/>
-          <w:szCs w:val="21"/>
-        </w:rPr>
-      </w:pPr>
-      <w:r>
-        <w:rPr>
-          <w:color w:val="444f5c"/>
-          <w:sz w:val="21"/>
-          <w:szCs w:val="21"/>
-          <w:rtl w:val="0"/>
-        </w:rPr>
-        <w:t xml:space="preserve">Lead is in the Engaged Stage, follow up with lead or reschedule this follow up task.</w:t>
-      </w:r>
-    </w:p>
-    <w:p>
-      <w:pPr>
-        <w:shd w:fill="ffffff" w:val="clear"/>
-        <w:spacing w:line="291.4285714285714" w:lineRule="auto"/>
-        <w:rPr>
-          <w:color w:val="444f5c"/>
-          <w:sz w:val="21"/>
-          <w:szCs w:val="21"/>
-        </w:rPr>
-      </w:pPr>
-      <w:r>
-        <w:rPr>
-          <w:color w:val="444f5c"/>
-          <w:sz w:val="21"/>
-          <w:szCs w:val="21"/>
-          <w:rtl w:val="0"/>
-        </w:rPr>
-        <w:t xml:space="preserve">High</w:t>
-      </w:r>
-    </w:p>
-    <w:p>
-      <w:pPr>
-        <w:shd w:fill="ffffff" w:val="clear"/>
-        <w:spacing w:line="291.4285714285714" w:lineRule="auto"/>
-        <w:rPr>
-          <w:color w:val="161616"/>
-          <w:sz w:val="21"/>
-          <w:szCs w:val="21"/>
-        </w:rPr>
-      </w:pPr>
-      <w:r>
-        <w:rPr>
-          <w:color w:val="161616"/>
-          <w:sz w:val="21"/>
-          <w:szCs w:val="21"/>
-          <w:rtl w:val="0"/>
-        </w:rPr>
-        <w:t xml:space="preserve">Last Monday</w:t>
-      </w:r>
-    </w:p>
-    <w:p>
-      <w:pPr>
-        <w:shd w:fill="ffffff" w:val="clear"/>
-        <w:spacing w:line="291.4285714285714" w:lineRule="auto"/>
-        <w:rPr>
-          <w:color w:val="161616"/>
-          <w:sz w:val="21"/>
-          <w:szCs w:val="21"/>
-        </w:rPr>
-      </w:pPr>
-      <w:r>
-        <w:rPr>
-          <w:color w:val="161616"/>
-          <w:sz w:val="21"/>
-          <w:szCs w:val="21"/>
-          <w:rtl w:val="0"/>
-        </w:rPr>
-        <w:t xml:space="preserve">Done</w:t>
-      </w:r>
-    </w:p>
-    <w:p>
-      <w:pPr>
-        <w:shd w:fill="ffffff" w:val="clear"/>
-        <w:spacing w:line="291.4285714285714" w:lineRule="auto"/>
-        <w:rPr>
-          <w:color w:val="969aa3"/>
-          <w:sz w:val="21"/>
-          <w:szCs w:val="21"/>
-        </w:rPr>
-      </w:pPr>
-      <w:r>
-        <w:rPr>
-          <w:color w:val="969aa3"/>
-          <w:sz w:val="21"/>
-          <w:szCs w:val="21"/>
-          <w:rtl w:val="0"/>
-        </w:rPr>
-        <w:t xml:space="preserve">Assigned To:</w:t>
-      </w:r>
-    </w:p>
-    <w:p>
-      <w:pPr>
-        <w:shd w:fill="ffffff" w:val="clear"/>
-        <w:spacing w:line="291.4285714285714" w:lineRule="auto"/>
-        <w:rPr>
-          <w:color w:val="444f5c"/>
-          <w:sz w:val="21"/>
-          <w:szCs w:val="21"/>
-        </w:rPr>
-      </w:pPr>
-      <w:r>
-        <w:rPr>
-          <w:color w:val="444f5c"/>
-          <w:sz w:val="21"/>
-          <w:szCs w:val="21"/>
-          <w:rtl w:val="0"/>
-        </w:rPr>
-        <w:t xml:space="preserve">Mark Armstrong</w:t>
-      </w:r>
-    </w:p>
-    <w:p>
-      <w:pPr>
-        <w:shd w:fill="ffffff" w:val="clear"/>
-        <w:spacing w:line="291.4285714285714" w:lineRule="auto"/>
-        <w:rPr>
-          <w:color w:val="161616"/>
-          <w:sz w:val="21"/>
-          <w:szCs w:val="21"/>
-        </w:rPr>
-      </w:pPr>
-      <w:r>
-        <w:rPr>
-          <w:color w:val="161616"/>
-          <w:sz w:val="21"/>
-          <w:szCs w:val="21"/>
-          <w:rtl w:val="0"/>
-        </w:rPr>
-        <w:t xml:space="preserve">Stage Changed</w:t>
-      </w:r>
-    </w:p>
-    <w:p>
-      <w:pPr>
-        <w:shd w:fill="ffffff" w:val="clear"/>
-        <w:spacing w:line="291.4285714285714" w:lineRule="auto"/>
-        <w:rPr>
-          <w:color w:val="444f5c"/>
-          <w:sz w:val="21"/>
-          <w:szCs w:val="21"/>
-        </w:rPr>
-      </w:pPr>
-      <w:r>
-        <w:rPr>
-          <w:color w:val="444f5c"/>
-          <w:sz w:val="21"/>
-          <w:szCs w:val="21"/>
-          <w:rtl w:val="0"/>
-        </w:rPr>
-        <w:t xml:space="preserve">Mark Armstrong</w:t>
-      </w:r>
-    </w:p>
-    <w:p>
-      <w:pPr>
-        <w:shd w:fill="ffffff" w:val="clear"/>
-        <w:spacing w:line="291.4285714285714" w:lineRule="auto"/>
-        <w:rPr>
-          <w:color w:val="444f5c"/>
-          <w:sz w:val="21"/>
-          <w:szCs w:val="21"/>
-        </w:rPr>
-      </w:pPr>
-      <w:r>
-        <w:rPr>
-          <w:color w:val="444f5c"/>
-          <w:sz w:val="21"/>
-          <w:szCs w:val="21"/>
-          <w:rtl w:val="0"/>
-        </w:rPr>
-        <w:t xml:space="preserve">Oct 5 2026 9:17 AM</w:t>
-      </w:r>
-    </w:p>
-    <w:p>
-      <w:pPr>
-        <w:shd w:fill="ffffff" w:val="clear"/>
-        <w:spacing w:line="291.4285714285714" w:lineRule="auto"/>
-        <w:rPr>
-          <w:color w:val="161616"/>
-          <w:sz w:val="21"/>
-          <w:szCs w:val="21"/>
-        </w:rPr>
-      </w:pPr>
-      <w:r>
-        <w:rPr>
-          <w:color w:val="161616"/>
-          <w:sz w:val="21"/>
-          <w:szCs w:val="21"/>
-          <w:rtl w:val="0"/>
-        </w:rPr>
-        <w:t xml:space="preserve">Stage got changed from Attempted Contact to Engage</w:t>
-      </w:r>
-    </w:p>
-    <w:p>
-      <w:pPr>
-        <w:shd w:fill="ffffff" w:val="clear"/>
-        <w:spacing w:line="291.4285714285714" w:lineRule="auto"/>
-        <w:rPr>
-          <w:color w:val="161616"/>
-          <w:sz w:val="21"/>
-          <w:szCs w:val="21"/>
-        </w:rPr>
-      </w:pPr>
-      <w:r>
-        <w:rPr>
-          <w:color w:val="161616"/>
-          <w:sz w:val="21"/>
-          <w:szCs w:val="21"/>
-          <w:rtl w:val="0"/>
-        </w:rPr>
-        <w:t xml:space="preserve">Text Received</w:t>
-      </w:r>
-    </w:p>
-    <w:p>
-      <w:pPr>
-        <w:shd w:fill="ffffff" w:val="clear"/>
-        <w:spacing w:line="291.4285714285714" w:lineRule="auto"/>
-        <w:rPr>
-          <w:color w:val="444f5c"/>
-          <w:sz w:val="21"/>
-          <w:szCs w:val="21"/>
-        </w:rPr>
-      </w:pPr>
-      <w:r>
-        <w:rPr>
-          <w:color w:val="444f5c"/>
-          <w:sz w:val="21"/>
-          <w:szCs w:val="21"/>
-          <w:rtl w:val="0"/>
-        </w:rPr>
-        <w:t xml:space="preserve">Mark Armstrong</w:t>
-      </w:r>
-    </w:p>
-    <w:p>
-      <w:pPr>
-        <w:shd w:fill="ffffff" w:val="clear"/>
-        <w:spacing w:line="291.4285714285714" w:lineRule="auto"/>
-        <w:rPr>
-          <w:color w:val="444f5c"/>
-          <w:sz w:val="21"/>
-          <w:szCs w:val="21"/>
-        </w:rPr>
-      </w:pPr>
-      <w:r>
-        <w:rPr>
-          <w:color w:val="444f5c"/>
-          <w:sz w:val="21"/>
-          <w:szCs w:val="21"/>
-          <w:rtl w:val="0"/>
-        </w:rPr>
-        <w:t xml:space="preserve">Oct 5 2026 9:17 AM</w:t>
-      </w:r>
-    </w:p>
-    <w:p>
-      <w:pPr>
-        <w:shd w:fill="ffffff" w:val="clear"/>
-        <w:spacing w:line="291.4285714285714" w:lineRule="auto"/>
-        <w:rPr>
-          <w:color w:val="161616"/>
-          <w:sz w:val="21"/>
-          <w:szCs w:val="21"/>
-        </w:rPr>
-      </w:pPr>
-      <w:r>
-        <w:rPr>
-          <w:color w:val="161616"/>
-          <w:sz w:val="21"/>
-          <w:szCs w:val="21"/>
-          <w:rtl w:val="0"/>
-        </w:rPr>
-        <w:t xml:space="preserve">Hi there Can you give me the number of CRV EXL 2026 and 2027 out door price please ? If you can then send me the email . Thank you</w:t>
-      </w:r>
-    </w:p>
-    <w:p>
-      <w:pPr>
-        <w:shd w:fill="f4f5f6" w:val="clear"/>
-        <w:spacing w:line="291.4285714285714" w:lineRule="auto"/>
-        <w:rPr>
-          <w:color w:val="444f5c"/>
-          <w:sz w:val="21"/>
-          <w:szCs w:val="21"/>
-        </w:rPr>
-      </w:pPr>
-      <w:r>
-        <w:rPr>
-          <w:color w:val="444f5c"/>
-          <w:sz w:val="21"/>
-          <w:szCs w:val="21"/>
-          <w:rtl w:val="0"/>
-        </w:rPr>
-        <w:t xml:space="preserve">Reply</w:t>
-      </w:r>
-    </w:p>
-    <w:p>
-      <w:pPr>
-        <w:shd w:fill="ffffff" w:val="clear"/>
-        <w:spacing w:line="291.4285714285714" w:lineRule="auto"/>
-        <w:rPr>
-          <w:color w:val="161616"/>
-          <w:sz w:val="21"/>
-          <w:szCs w:val="21"/>
-        </w:rPr>
-      </w:pPr>
-      <w:r>
-        <w:rPr>
-          <w:color w:val="161616"/>
-          <w:sz w:val="21"/>
-          <w:szCs w:val="21"/>
-          <w:rtl w:val="0"/>
-        </w:rPr>
-        <w:t xml:space="preserve">Day 1 Internet Lead Tasking - Call</w:t>
-      </w:r>
-    </w:p>
-    <w:p>
-      <w:pPr>
-        <w:shd w:fill="ffffff" w:val="clear"/>
-        <w:spacing w:line="291.4285714285714" w:lineRule="auto"/>
-        <w:rPr>
-          <w:color w:val="444f5c"/>
-          <w:sz w:val="21"/>
-          <w:szCs w:val="21"/>
-        </w:rPr>
-      </w:pPr>
-      <w:r>
-        <w:rPr>
-          <w:color w:val="444f5c"/>
-          <w:sz w:val="21"/>
-          <w:szCs w:val="21"/>
-          <w:rtl w:val="0"/>
-        </w:rPr>
-        <w:t xml:space="preserve">System</w:t>
-      </w:r>
-    </w:p>
-    <w:p>
-      <w:pPr>
-        <w:shd w:fill="ffffff" w:val="clear"/>
-        <w:spacing w:line="291.4285714285714" w:lineRule="auto"/>
-        <w:rPr>
-          <w:color w:val="444f5c"/>
-          <w:sz w:val="21"/>
-          <w:szCs w:val="21"/>
-        </w:rPr>
-      </w:pPr>
-      <w:r>
-        <w:rPr>
-          <w:color w:val="444f5c"/>
-          <w:sz w:val="21"/>
-          <w:szCs w:val="21"/>
-          <w:rtl w:val="0"/>
-        </w:rPr>
-        <w:t xml:space="preserve">Oct 5 2026 9:05 AM</w:t>
-      </w:r>
-    </w:p>
-    <w:p>
-      <w:pPr>
-        <w:shd w:fill="ffffff" w:val="clear"/>
-        <w:spacing w:line="291.4285714285714" w:lineRule="auto"/>
-        <w:rPr>
-          <w:color w:val="444f5c"/>
-          <w:sz w:val="21"/>
-          <w:szCs w:val="21"/>
-        </w:rPr>
-      </w:pPr>
-      <w:r>
-        <w:rPr>
-          <w:color w:val="444f5c"/>
-          <w:sz w:val="21"/>
-          <w:szCs w:val="21"/>
-          <w:rtl w:val="0"/>
-        </w:rPr>
-        <w:t xml:space="preserve">Day 1 Internet Lead Tasking - Call</w:t>
-      </w:r>
-    </w:p>
-    <w:p>
-      <w:pPr>
-        <w:shd w:fill="ffffff" w:val="clear"/>
-        <w:spacing w:line="291.4285714285714" w:lineRule="auto"/>
-        <w:rPr>
-          <w:color w:val="444f5c"/>
-          <w:sz w:val="21"/>
-          <w:szCs w:val="21"/>
-        </w:rPr>
-      </w:pPr>
-      <w:r>
-        <w:rPr>
-          <w:color w:val="444f5c"/>
-          <w:sz w:val="21"/>
-          <w:szCs w:val="21"/>
-          <w:rtl w:val="0"/>
-        </w:rPr>
-        <w:t xml:space="preserve">High</w:t>
-      </w:r>
-    </w:p>
-    <w:p>
-      <w:pPr>
-        <w:shd w:fill="ffffff" w:val="clear"/>
-        <w:spacing w:line="291.4285714285714" w:lineRule="auto"/>
-        <w:rPr>
-          <w:color w:val="161616"/>
-          <w:sz w:val="21"/>
-          <w:szCs w:val="21"/>
-        </w:rPr>
-      </w:pPr>
-      <w:r>
-        <w:rPr>
-          <w:color w:val="161616"/>
-          <w:sz w:val="21"/>
-          <w:szCs w:val="21"/>
-          <w:rtl w:val="0"/>
-        </w:rPr>
-        <w:t xml:space="preserve">Last Monday</w:t>
-      </w:r>
-    </w:p>
-    <w:p>
-      <w:pPr>
-        <w:shd w:fill="ffffff" w:val="clear"/>
-        <w:spacing w:line="291.4285714285714" w:lineRule="auto"/>
-        <w:rPr>
-          <w:color w:val="161616"/>
-          <w:sz w:val="21"/>
-          <w:szCs w:val="21"/>
-        </w:rPr>
-      </w:pPr>
-      <w:r>
-        <w:rPr>
-          <w:color w:val="161616"/>
-          <w:sz w:val="21"/>
-          <w:szCs w:val="21"/>
-          <w:rtl w:val="0"/>
-        </w:rPr>
-        <w:t xml:space="preserve">Manually Closed</w:t>
-      </w:r>
-    </w:p>
-    <w:p>
-      <w:pPr>
-        <w:shd w:fill="ffffff" w:val="clear"/>
-        <w:spacing w:line="291.4285714285714" w:lineRule="auto"/>
-        <w:rPr>
-          <w:color w:val="969aa3"/>
-          <w:sz w:val="21"/>
-          <w:szCs w:val="21"/>
-        </w:rPr>
-      </w:pPr>
-      <w:r>
-        <w:rPr>
-          <w:color w:val="969aa3"/>
-          <w:sz w:val="21"/>
-          <w:szCs w:val="21"/>
-          <w:rtl w:val="0"/>
-        </w:rPr>
-        <w:t xml:space="preserve">Assigned To:</w:t>
-      </w:r>
-    </w:p>
-    <w:p>
-      <w:pPr>
-        <w:shd w:fill="ffffff" w:val="clear"/>
-        <w:spacing w:line="291.4285714285714" w:lineRule="auto"/>
-        <w:rPr>
-          <w:color w:val="444f5c"/>
-          <w:sz w:val="21"/>
-          <w:szCs w:val="21"/>
-        </w:rPr>
-      </w:pPr>
-      <w:r>
-        <w:rPr>
-          <w:color w:val="444f5c"/>
-          <w:sz w:val="21"/>
-          <w:szCs w:val="21"/>
-          <w:rtl w:val="0"/>
-        </w:rPr>
-        <w:t xml:space="preserve">Mark Armstrong</w:t>
-      </w:r>
-    </w:p>
-    <w:p>
-      <w:pPr>
-        <w:shd w:fill="ffffff" w:val="clear"/>
-        <w:spacing w:line="291.4285714285714" w:lineRule="auto"/>
-        <w:rPr>
-          <w:color w:val="161616"/>
-          <w:sz w:val="21"/>
-          <w:szCs w:val="21"/>
-        </w:rPr>
-      </w:pPr>
-      <w:r>
-        <w:rPr>
-          <w:color w:val="161616"/>
-          <w:sz w:val="21"/>
-          <w:szCs w:val="21"/>
-          <w:rtl w:val="0"/>
-        </w:rPr>
-        <w:t xml:space="preserve">Note</w:t>
-      </w:r>
-    </w:p>
-    <w:p>
-      <w:pPr>
-        <w:shd w:fill="ffffff" w:val="clear"/>
-        <w:spacing w:line="291.4285714285714" w:lineRule="auto"/>
-        <w:rPr>
-          <w:color w:val="444f5c"/>
-          <w:sz w:val="21"/>
-          <w:szCs w:val="21"/>
-        </w:rPr>
-      </w:pPr>
-      <w:r>
-        <w:rPr>
-          <w:color w:val="444f5c"/>
-          <w:sz w:val="21"/>
-          <w:szCs w:val="21"/>
-          <w:rtl w:val="0"/>
-        </w:rPr>
-        <w:t xml:space="preserve">Mark Armstrong</w:t>
-      </w:r>
-    </w:p>
-    <w:p>
-      <w:pPr>
-        <w:shd w:fill="ffffff" w:val="clear"/>
-        <w:spacing w:line="291.4285714285714" w:lineRule="auto"/>
-        <w:rPr>
-          <w:color w:val="444f5c"/>
-          <w:sz w:val="21"/>
-          <w:szCs w:val="21"/>
-        </w:rPr>
-      </w:pPr>
-      <w:r>
-        <w:rPr>
-          <w:color w:val="444f5c"/>
-          <w:sz w:val="21"/>
-          <w:szCs w:val="21"/>
-          <w:rtl w:val="0"/>
-        </w:rPr>
-        <w:t xml:space="preserve">Oct 5 2026 9:00 AM</w:t>
-      </w:r>
-    </w:p>
-    <w:p>
-      <w:pPr>
-        <w:shd w:fill="ffffff" w:val="clear"/>
-        <w:spacing w:line="291.4285714285714" w:lineRule="auto"/>
-        <w:rPr>
-          <w:color w:val="161616"/>
-          <w:sz w:val="21"/>
-          <w:szCs w:val="21"/>
-        </w:rPr>
-      </w:pPr>
-      <w:r>
-        <w:rPr>
-          <w:color w:val="161616"/>
-          <w:sz w:val="21"/>
-          <w:szCs w:val="21"/>
-          <w:rtl w:val="0"/>
-        </w:rPr>
-        <w:t xml:space="preserve">I called and left a voicemail to the customer’s machine.</w:t>
-      </w:r>
-    </w:p>
-    <w:p>
-      <w:pPr>
-        <w:shd w:fill="ffffff" w:val="clear"/>
-        <w:spacing w:line="291.4285714285714" w:lineRule="auto"/>
-        <w:rPr>
-          <w:color w:val="161616"/>
-          <w:sz w:val="21"/>
-          <w:szCs w:val="21"/>
-        </w:rPr>
-      </w:pPr>
-      <w:r>
-        <w:rPr>
-          <w:color w:val="161616"/>
-          <w:sz w:val="21"/>
-          <w:szCs w:val="21"/>
-          <w:rtl w:val="0"/>
-        </w:rPr>
-        <w:t xml:space="preserve">Outbound Voicemail</w:t>
-      </w:r>
-    </w:p>
-    <w:p>
-      <w:pPr>
-        <w:shd w:fill="ffffff" w:val="clear"/>
-        <w:spacing w:line="291.4285714285714" w:lineRule="auto"/>
-        <w:rPr>
-          <w:color w:val="444f5c"/>
-          <w:sz w:val="21"/>
-          <w:szCs w:val="21"/>
-        </w:rPr>
-      </w:pPr>
-      <w:r>
-        <w:rPr>
-          <w:color w:val="444f5c"/>
-          <w:sz w:val="21"/>
-          <w:szCs w:val="21"/>
-          <w:rtl w:val="0"/>
-        </w:rPr>
-        <w:t xml:space="preserve">Mark Armstrong</w:t>
-      </w:r>
-    </w:p>
-    <w:p>
-      <w:pPr>
-        <w:shd w:fill="ffffff" w:val="clear"/>
-        <w:spacing w:line="291.4285714285714" w:lineRule="auto"/>
-        <w:rPr>
-          <w:color w:val="444f5c"/>
-          <w:sz w:val="21"/>
-          <w:szCs w:val="21"/>
-        </w:rPr>
-      </w:pPr>
-      <w:r>
-        <w:rPr>
-          <w:color w:val="444f5c"/>
-          <w:sz w:val="21"/>
-          <w:szCs w:val="21"/>
-          <w:rtl w:val="0"/>
-        </w:rPr>
-        <w:t xml:space="preserve">Oct 5 2026 8:59 AM</w:t>
-      </w:r>
-    </w:p>
-    <w:p>
-      <w:pPr>
-        <w:shd w:fill="ffffff" w:val="clear"/>
-        <w:spacing w:line="291.4285714285714" w:lineRule="auto"/>
-        <w:rPr>
-          <w:color w:val="161616"/>
-          <w:sz w:val="21"/>
-          <w:szCs w:val="21"/>
-        </w:rPr>
-      </w:pPr>
-      <w:r>
-        <w:rPr>
-          <w:color w:val="161616"/>
-          <w:sz w:val="21"/>
-          <w:szCs w:val="21"/>
-          <w:rtl w:val="0"/>
-        </w:rPr>
-        <w:t xml:space="preserve">Called +1 (571) 375 - 9849 and left voicemail</w:t>
-      </w:r>
-    </w:p>
-    <w:p>
-      <w:pPr>
-        <w:shd w:fill="ffffff" w:val="clear"/>
-        <w:spacing w:line="291.4285714285714" w:lineRule="auto"/>
-        <w:rPr>
-          <w:color w:val="161616"/>
-          <w:sz w:val="21"/>
-          <w:szCs w:val="21"/>
-        </w:rPr>
-      </w:pPr>
-      <w:r>
-        <w:rPr>
-          <w:color w:val="161616"/>
-          <w:sz w:val="21"/>
-          <w:szCs w:val="21"/>
-          <w:rtl w:val="0"/>
-        </w:rPr>
-        <w:t xml:space="preserve">Duration 00:32</w:t>
-      </w:r>
-    </w:p>
-    <w:p>
-      <w:pPr>
-        <w:shd w:fill="ffffff" w:val="clear"/>
-        <w:spacing w:line="291.4285714285714" w:lineRule="auto"/>
-        <w:rPr>
-          <w:color w:val="161616"/>
-          <w:sz w:val="21"/>
-          <w:szCs w:val="21"/>
-        </w:rPr>
-      </w:pPr>
-      <w:r>
-        <w:rPr>
-          <w:color w:val="161616"/>
-          <w:sz w:val="21"/>
-          <w:szCs w:val="21"/>
-          <w:rtl w:val="0"/>
-        </w:rPr>
-        <w:t xml:space="preserve">Note: I called and left a voicemail to the customer’s machine.</w:t>
-      </w:r>
-    </w:p>
-    <w:p>
-      <w:pPr>
-        <w:shd w:fill="ffffff" w:val="clear"/>
-        <w:spacing w:line="291.4285714285714" w:lineRule="auto"/>
-        <w:rPr>
-          <w:color w:val="161616"/>
-          <w:sz w:val="21"/>
-          <w:szCs w:val="21"/>
-        </w:rPr>
-      </w:pPr>
-      <w:r>
-        <w:rPr>
-          <w:color w:val="161616"/>
-          <w:sz w:val="21"/>
-          <w:szCs w:val="21"/>
-          <w:rtl w:val="0"/>
-        </w:rPr>
-        <w:t xml:space="preserve">Text Sent</w:t>
-      </w:r>
-    </w:p>
-    <w:p>
-      <w:pPr>
-        <w:shd w:fill="ffffff" w:val="clear"/>
-        <w:spacing w:line="291.4285714285714" w:lineRule="auto"/>
-        <w:rPr>
-          <w:color w:val="444f5c"/>
-          <w:sz w:val="21"/>
-          <w:szCs w:val="21"/>
-        </w:rPr>
-      </w:pPr>
-      <w:r>
-        <w:rPr>
-          <w:color w:val="444f5c"/>
-          <w:sz w:val="21"/>
-          <w:szCs w:val="21"/>
-          <w:rtl w:val="0"/>
-        </w:rPr>
-        <w:t xml:space="preserve">Mark Armstrong</w:t>
-      </w:r>
-    </w:p>
-    <w:p>
-      <w:pPr>
-        <w:shd w:fill="ffffff" w:val="clear"/>
-        <w:spacing w:line="291.4285714285714" w:lineRule="auto"/>
-        <w:rPr>
-          <w:color w:val="444f5c"/>
-          <w:sz w:val="21"/>
-          <w:szCs w:val="21"/>
-        </w:rPr>
-      </w:pPr>
-      <w:r>
-        <w:rPr>
-          <w:color w:val="444f5c"/>
-          <w:sz w:val="21"/>
-          <w:szCs w:val="21"/>
-          <w:rtl w:val="0"/>
-        </w:rPr>
-        <w:t xml:space="preserve">Oct 5 2026 8:50 AM</w:t>
-      </w:r>
-    </w:p>
-    <w:p>
-      <w:pPr>
-        <w:shd w:fill="ffffff" w:val="clear"/>
-        <w:spacing w:line="291.4285714285714" w:lineRule="auto"/>
-        <w:rPr>
-          <w:color w:val="161616"/>
-          <w:sz w:val="21"/>
-          <w:szCs w:val="21"/>
-        </w:rPr>
-      </w:pPr>
-      <w:r>
-        <w:rPr>
-          <w:color w:val="161616"/>
-          <w:sz w:val="21"/>
-          <w:szCs w:val="21"/>
-          <w:rtl w:val="0"/>
-        </w:rPr>
-        <w:t xml:space="preserve">Bhupendra, 2027 Honda CR-V available; details &gt; https://tinyurl.com/ytnnynyu See email for Selling Price (check spam/junk)  &gt;&gt; visit today or tomorrow for test drive?  Mark @ Joyce Koons Honda in Manassas, VA</w:t>
-      </w:r>
-    </w:p>
-    <w:p>
-      <w:pPr>
-        <w:shd w:fill="ffffff" w:val="clear"/>
-        <w:spacing w:line="291.4285714285714" w:lineRule="auto"/>
-        <w:rPr>
-          <w:color w:val="161616"/>
-          <w:sz w:val="21"/>
-          <w:szCs w:val="21"/>
-        </w:rPr>
-      </w:pPr>
-      <w:r>
-        <w:rPr>
-          <w:color w:val="161616"/>
-          <w:sz w:val="21"/>
-          <w:szCs w:val="21"/>
-          <w:rtl w:val="0"/>
-        </w:rPr>
-        <w:t xml:space="preserve">Email Sent</w:t>
-      </w:r>
-    </w:p>
-    <w:p>
-      <w:pPr>
-        <w:shd w:fill="ffffff" w:val="clear"/>
-        <w:spacing w:line="291.4285714285714" w:lineRule="auto"/>
-        <w:rPr>
-          <w:color w:val="444f5c"/>
-          <w:sz w:val="21"/>
-          <w:szCs w:val="21"/>
-        </w:rPr>
-      </w:pPr>
-      <w:r>
-        <w:rPr>
-          <w:color w:val="444f5c"/>
-          <w:sz w:val="21"/>
-          <w:szCs w:val="21"/>
-          <w:rtl w:val="0"/>
-        </w:rPr>
-        <w:t xml:space="preserve">Mark Armstrong</w:t>
-      </w:r>
-    </w:p>
-    <w:p>
-      <w:pPr>
-        <w:shd w:fill="ffffff" w:val="clear"/>
-        <w:spacing w:line="291.4285714285714" w:lineRule="auto"/>
-        <w:rPr>
-          <w:color w:val="444f5c"/>
-          <w:sz w:val="21"/>
-          <w:szCs w:val="21"/>
-        </w:rPr>
-      </w:pPr>
-      <w:r>
-        <w:rPr>
-          <w:color w:val="444f5c"/>
-          <w:sz w:val="21"/>
-          <w:szCs w:val="21"/>
-          <w:rtl w:val="0"/>
-        </w:rPr>
-        <w:t xml:space="preserve">Oct 5 2026 8:49 AM</w:t>
+        <w:t xml:space="preserve">Oct 7 2026 11:13 AM</w:t>
       </w:r>
     </w:p>
     <w:p>
@@ -4525,27 +3085,27 @@
           <w:szCs w:val="21"/>
           <w:rtl w:val="0"/>
         </w:rPr>
-        <w:t xml:space="preserve">Subject: Exclusive Joyce Koons Honda offer</w:t>
-      </w:r>
-    </w:p>
-    <w:p>
-      <w:pPr>
-        <w:shd w:fill="ffffff" w:val="clear"/>
-        <w:spacing w:line="291.4285714285714" w:lineRule="auto"/>
-        <w:rPr>
-          <w:color w:val="161616"/>
-          <w:sz w:val="21"/>
-          <w:szCs w:val="21"/>
-        </w:rPr>
-      </w:pPr>
-      <w:r>
-        <w:rPr>
-          <w:color w:val="161616"/>
-          <w:sz w:val="21"/>
-          <w:szCs w:val="21"/>
-          <w:rtl w:val="0"/>
-        </w:rPr>
-        <w:t xml:space="preserve">Great Prices | Special APR Rates | Big Inventory Bhupendra, Complimentary 1-year or 12,000-mile Honda Service Pass plus additional 1-year or 12,000 mile Joyce Koons Advantage maintenance plan is included with your purchase. Both plans include complimentary Joyce Koons Concierge Pick-Up &amp; Retur n convenience when your new vehicle is due for maintenance. 2027 Honda CR-V Stock Number H 276200 Exterior Solar Silver Metallic Interior Black Honda CR-V EX AWD &gt; view additional details MSRP : $36,500 Joyce Koons Discount : - $4,045 Processing Fee : $1,199 Protection Package : $595 Selling Price : $34,249* In-Stock for Immediate Delivery You may qualify for $1,000 or more in additional factory discounts. Ask me for details! Are you interested in visiting us today or tomorrow to test drive &amp; review purchase options for this CR-V? Hope to hear from you soon! Mark Armstrong +1(703) 365-8713 Joyce Koons Automotive Delivering Great Value and Exceptional Customer Service 10660 Automotive Dr Manassas, VA 20109 JoyceKoons.com *Selling Price EXCLUDES applicable sales tax, title, registration and electronic titling fees. Selling price includes factory destination freight, protection package (wheel locks &amp; splash guards) and $1,199 processing fee. Selling Price not compatible with 0% APR financing or dealership special offers -- see dealer for details. We make every effort to provide accurate information, and reserve right to correct pricing errors. ePrice valid until COB. Click here to Unsubscribe</w:t>
+        <w:t xml:space="preserve">Subject: Discover your next Honda at Joyce Koons!</w:t>
+      </w:r>
+    </w:p>
+    <w:p>
+      <w:pPr>
+        <w:shd w:fill="ffffff" w:val="clear"/>
+        <w:spacing w:line="291.4285714285714" w:lineRule="auto"/>
+        <w:rPr>
+          <w:color w:val="161616"/>
+          <w:sz w:val="21"/>
+          <w:szCs w:val="21"/>
+        </w:rPr>
+      </w:pPr>
+      <w:r>
+        <w:rPr>
+          <w:color w:val="161616"/>
+          <w:sz w:val="21"/>
+          <w:szCs w:val="21"/>
+          <w:rtl w:val="0"/>
+        </w:rPr>
+        <w:t xml:space="preserve">&gt; Shop today at Joyce Koons Honda and save. These offers won't last long. We do not rent, sell or exchange email addresses. We encourage you not to unsubscribe so that we can keep you informed about promotions, new vehicles, service tips and service specials, but if you choose to, you can opt out here. If you prefer not to receive further emails from us,Click here to Unsubscribe</w:t>
       </w:r>
     </w:p>
     <w:p>
@@ -4605,27 +3165,307 @@
           <w:szCs w:val="18"/>
           <w:rtl w:val="0"/>
         </w:rPr>
-        <w:t xml:space="preserve">1 Open 0 Clicks | Last Opened Last Mon, 8:52 AM</w:t>
-      </w:r>
-    </w:p>
-    <w:p>
-      <w:pPr>
-        <w:shd w:fill="ffffff" w:val="clear"/>
-        <w:spacing w:line="291.4285714285714" w:lineRule="auto"/>
-        <w:rPr>
-          <w:color w:val="161616"/>
-          <w:sz w:val="21"/>
-          <w:szCs w:val="21"/>
-        </w:rPr>
-      </w:pPr>
-      <w:r>
-        <w:rPr>
-          <w:color w:val="161616"/>
-          <w:sz w:val="21"/>
-          <w:szCs w:val="21"/>
-          <w:rtl w:val="0"/>
-        </w:rPr>
-        <w:t xml:space="preserve">Email Sent</w:t>
+        <w:t xml:space="preserve">0 Open 0 Clicks</w:t>
+      </w:r>
+    </w:p>
+    <w:p>
+      <w:pPr>
+        <w:shd w:fill="ffffff" w:val="clear"/>
+        <w:spacing w:line="291.4285714285714" w:lineRule="auto"/>
+        <w:rPr>
+          <w:color w:val="161616"/>
+          <w:sz w:val="21"/>
+          <w:szCs w:val="21"/>
+        </w:rPr>
+      </w:pPr>
+      <w:r>
+        <w:rPr>
+          <w:color w:val="161616"/>
+          <w:sz w:val="21"/>
+          <w:szCs w:val="21"/>
+          <w:rtl w:val="0"/>
+        </w:rPr>
+        <w:t xml:space="preserve">Sent Campaign Email</w:t>
+      </w:r>
+    </w:p>
+    <w:p>
+      <w:pPr>
+        <w:shd w:fill="ffffff" w:val="clear"/>
+        <w:spacing w:line="291.4285714285714" w:lineRule="auto"/>
+        <w:rPr>
+          <w:color w:val="161616"/>
+          <w:sz w:val="21"/>
+          <w:szCs w:val="21"/>
+        </w:rPr>
+      </w:pPr>
+      <w:r>
+        <w:rPr>
+          <w:color w:val="161616"/>
+          <w:sz w:val="21"/>
+          <w:szCs w:val="21"/>
+          <w:rtl w:val="0"/>
+        </w:rPr>
+        <w:t xml:space="preserve">(Automatic)</w:t>
+      </w:r>
+    </w:p>
+    <w:p>
+      <w:pPr>
+        <w:shd w:fill="ffffff" w:val="clear"/>
+        <w:spacing w:line="291.4285714285714" w:lineRule="auto"/>
+        <w:rPr>
+          <w:color w:val="444f5c"/>
+          <w:sz w:val="21"/>
+          <w:szCs w:val="21"/>
+        </w:rPr>
+      </w:pPr>
+      <w:r>
+        <w:rPr>
+          <w:color w:val="444f5c"/>
+          <w:sz w:val="21"/>
+          <w:szCs w:val="21"/>
+          <w:rtl w:val="0"/>
+        </w:rPr>
+        <w:t xml:space="preserve">System</w:t>
+      </w:r>
+    </w:p>
+    <w:p>
+      <w:pPr>
+        <w:shd w:fill="ffffff" w:val="clear"/>
+        <w:spacing w:line="291.4285714285714" w:lineRule="auto"/>
+        <w:rPr>
+          <w:color w:val="444f5c"/>
+          <w:sz w:val="21"/>
+          <w:szCs w:val="21"/>
+        </w:rPr>
+      </w:pPr>
+      <w:r>
+        <w:rPr>
+          <w:color w:val="444f5c"/>
+          <w:sz w:val="21"/>
+          <w:szCs w:val="21"/>
+          <w:rtl w:val="0"/>
+        </w:rPr>
+        <w:t xml:space="preserve">Oct 7 2026 11:13 AM</w:t>
+      </w:r>
+    </w:p>
+    <w:p>
+      <w:pPr>
+        <w:shd w:fill="ffffff" w:val="clear"/>
+        <w:spacing w:line="274.2857142857143" w:lineRule="auto"/>
+        <w:rPr>
+          <w:color w:val="444f5c"/>
+          <w:sz w:val="21"/>
+          <w:szCs w:val="21"/>
+        </w:rPr>
+      </w:pPr>
+      <w:r>
+        <w:rPr>
+          <w:color w:val="444f5c"/>
+          <w:sz w:val="21"/>
+          <w:szCs w:val="21"/>
+          <w:rtl w:val="0"/>
+        </w:rPr>
+        <w:t xml:space="preserve">Subject: Discover your next Honda at Joyce Koons!</w:t>
+      </w:r>
+    </w:p>
+    <w:p>
+      <w:pPr>
+        <w:shd w:fill="ffffff" w:val="clear"/>
+        <w:spacing w:line="291.4285714285714" w:lineRule="auto"/>
+        <w:rPr>
+          <w:color w:val="161616"/>
+          <w:sz w:val="21"/>
+          <w:szCs w:val="21"/>
+        </w:rPr>
+      </w:pPr>
+      <w:r>
+        <w:rPr>
+          <w:color w:val="161616"/>
+          <w:sz w:val="21"/>
+          <w:szCs w:val="21"/>
+          <w:rtl w:val="0"/>
+        </w:rPr>
+        <w:t xml:space="preserve">&gt; Shop today at Joyce Koons Honda and save. These offers won't last long. We do not rent, sell or exchange email addresses. We encourage you not to unsubscribe so that we can keep you informed about promotions, new vehicles, service tips and service specials, but if you choose to, you can opt out here. If you prefer not to receive further emails from us,Click here to Unsubscribe</w:t>
+      </w:r>
+    </w:p>
+    <w:p>
+      <w:pPr>
+        <w:shd w:fill="f4f5f6" w:val="clear"/>
+        <w:spacing w:line="291.4285714285714" w:lineRule="auto"/>
+        <w:rPr>
+          <w:color w:val="444f5c"/>
+          <w:sz w:val="21"/>
+          <w:szCs w:val="21"/>
+        </w:rPr>
+      </w:pPr>
+      <w:r>
+        <w:rPr>
+          <w:color w:val="444f5c"/>
+          <w:sz w:val="21"/>
+          <w:szCs w:val="21"/>
+          <w:rtl w:val="0"/>
+        </w:rPr>
+        <w:t xml:space="preserve">Preview</w:t>
+      </w:r>
+    </w:p>
+    <w:p>
+      <w:pPr>
+        <w:shd w:fill="ffffff" w:val="clear"/>
+        <w:spacing w:line="291.4285714285714" w:lineRule="auto"/>
+        <w:rPr>
+          <w:color w:val="161616"/>
+          <w:sz w:val="21"/>
+          <w:szCs w:val="21"/>
+        </w:rPr>
+      </w:pPr>
+      <w:r>
+        <w:rPr>
+          <w:color w:val="161616"/>
+          <w:sz w:val="21"/>
+          <w:szCs w:val="21"/>
+          <w:rtl w:val="0"/>
+        </w:rPr>
+        <w:t xml:space="preserve">Engaged Lead Follow Up</w:t>
+      </w:r>
+    </w:p>
+    <w:p>
+      <w:pPr>
+        <w:shd w:fill="ffffff" w:val="clear"/>
+        <w:spacing w:line="291.4285714285714" w:lineRule="auto"/>
+        <w:rPr>
+          <w:color w:val="444f5c"/>
+          <w:sz w:val="21"/>
+          <w:szCs w:val="21"/>
+        </w:rPr>
+      </w:pPr>
+      <w:r>
+        <w:rPr>
+          <w:color w:val="444f5c"/>
+          <w:sz w:val="21"/>
+          <w:szCs w:val="21"/>
+          <w:rtl w:val="0"/>
+        </w:rPr>
+        <w:t xml:space="preserve">System</w:t>
+      </w:r>
+    </w:p>
+    <w:p>
+      <w:pPr>
+        <w:shd w:fill="ffffff" w:val="clear"/>
+        <w:spacing w:line="291.4285714285714" w:lineRule="auto"/>
+        <w:rPr>
+          <w:color w:val="444f5c"/>
+          <w:sz w:val="21"/>
+          <w:szCs w:val="21"/>
+        </w:rPr>
+      </w:pPr>
+      <w:r>
+        <w:rPr>
+          <w:color w:val="444f5c"/>
+          <w:sz w:val="21"/>
+          <w:szCs w:val="21"/>
+          <w:rtl w:val="0"/>
+        </w:rPr>
+        <w:t xml:space="preserve">Oct 7 2026 9:17 AM</w:t>
+      </w:r>
+    </w:p>
+    <w:p>
+      <w:pPr>
+        <w:shd w:fill="ffffff" w:val="clear"/>
+        <w:spacing w:line="291.4285714285714" w:lineRule="auto"/>
+        <w:rPr>
+          <w:color w:val="444f5c"/>
+          <w:sz w:val="21"/>
+          <w:szCs w:val="21"/>
+        </w:rPr>
+      </w:pPr>
+      <w:r>
+        <w:rPr>
+          <w:color w:val="444f5c"/>
+          <w:sz w:val="21"/>
+          <w:szCs w:val="21"/>
+          <w:rtl w:val="0"/>
+        </w:rPr>
+        <w:t xml:space="preserve">Lead is in the Engaged Stage, follow up with lead or reschedule this follow up task.</w:t>
+      </w:r>
+    </w:p>
+    <w:p>
+      <w:pPr>
+        <w:shd w:fill="ffffff" w:val="clear"/>
+        <w:spacing w:line="291.4285714285714" w:lineRule="auto"/>
+        <w:rPr>
+          <w:color w:val="444f5c"/>
+          <w:sz w:val="21"/>
+          <w:szCs w:val="21"/>
+        </w:rPr>
+      </w:pPr>
+      <w:r>
+        <w:rPr>
+          <w:color w:val="444f5c"/>
+          <w:sz w:val="21"/>
+          <w:szCs w:val="21"/>
+          <w:rtl w:val="0"/>
+        </w:rPr>
+        <w:t xml:space="preserve">High</w:t>
+      </w:r>
+    </w:p>
+    <w:p>
+      <w:pPr>
+        <w:shd w:fill="ffffff" w:val="clear"/>
+        <w:spacing w:line="291.4285714285714" w:lineRule="auto"/>
+        <w:rPr>
+          <w:color w:val="161616"/>
+          <w:sz w:val="21"/>
+          <w:szCs w:val="21"/>
+        </w:rPr>
+      </w:pPr>
+      <w:r>
+        <w:rPr>
+          <w:color w:val="161616"/>
+          <w:sz w:val="21"/>
+          <w:szCs w:val="21"/>
+          <w:rtl w:val="0"/>
+        </w:rPr>
+        <w:t xml:space="preserve">Last Wednesday</w:t>
+      </w:r>
+    </w:p>
+    <w:p>
+      <w:pPr>
+        <w:shd w:fill="ffffff" w:val="clear"/>
+        <w:spacing w:line="291.4285714285714" w:lineRule="auto"/>
+        <w:rPr>
+          <w:color w:val="161616"/>
+          <w:sz w:val="21"/>
+          <w:szCs w:val="21"/>
+        </w:rPr>
+      </w:pPr>
+      <w:r>
+        <w:rPr>
+          <w:color w:val="161616"/>
+          <w:sz w:val="21"/>
+          <w:szCs w:val="21"/>
+          <w:rtl w:val="0"/>
+        </w:rPr>
+        <w:t xml:space="preserve">Done</w:t>
+      </w:r>
+    </w:p>
+    <w:p>
+      <w:pPr>
+        <w:shd w:fill="ffffff" w:val="clear"/>
+        <w:spacing w:line="291.4285714285714" w:lineRule="auto"/>
+        <w:rPr>
+          <w:color w:val="969aa3"/>
+          <w:sz w:val="21"/>
+          <w:szCs w:val="21"/>
+        </w:rPr>
+      </w:pPr>
+      <w:r>
+        <w:rPr>
+          <w:color w:val="969aa3"/>
+          <w:sz w:val="21"/>
+          <w:szCs w:val="21"/>
+          <w:rtl w:val="0"/>
+        </w:rPr>
+        <w:t xml:space="preserve">Assigned To:</w:t>
       </w:r>
     </w:p>
     <w:p>
@@ -4653,159 +3493,19 @@
         <w:shd w:fill="ffffff" w:val="clear"/>
         <w:spacing w:line="291.4285714285714" w:lineRule="auto"/>
         <w:rPr>
-          <w:color w:val="444f5c"/>
-          <w:sz w:val="21"/>
-          <w:szCs w:val="21"/>
-        </w:rPr>
-      </w:pPr>
-      <w:r>
-        <w:rPr>
-          <w:color w:val="444f5c"/>
-          <w:sz w:val="21"/>
-          <w:szCs w:val="21"/>
-          <w:rtl w:val="0"/>
-        </w:rPr>
-        <w:t xml:space="preserve">Oct 5 2026 8:40 AM</w:t>
-      </w:r>
-    </w:p>
-    <w:p>
-      <w:pPr>
-        <w:shd w:fill="ffffff" w:val="clear"/>
-        <w:spacing w:line="3060" w:lineRule="auto"/>
-        <w:rPr>
-          <w:color w:val="444f5c"/>
-          <w:sz w:val="2"/>
-          <w:szCs w:val="2"/>
-        </w:rPr>
-      </w:pPr>
-      <w:r>
-        <w:rPr>
-          <w:color w:val="444f5c"/>
-          <w:sz w:val="2"/>
-          <w:szCs w:val="2"/>
-          <w:rtl w:val="0"/>
-        </w:rPr>
-        <w:t xml:space="preserve">bhupendradahal1000@gmail.com</w:t>
-      </w:r>
-    </w:p>
-    <w:p>
-      <w:pPr>
-        <w:shd w:fill="ffffff" w:val="clear"/>
-        <w:spacing w:line="274.2857142857143" w:lineRule="auto"/>
-        <w:rPr>
-          <w:color w:val="444f5c"/>
-          <w:sz w:val="21"/>
-          <w:szCs w:val="21"/>
-        </w:rPr>
-      </w:pPr>
-      <w:r>
-        <w:rPr>
-          <w:color w:val="444f5c"/>
-          <w:sz w:val="21"/>
-          <w:szCs w:val="21"/>
-          <w:rtl w:val="0"/>
-        </w:rPr>
-        <w:t xml:space="preserve">Subject: My pleasure to help you today!</w:t>
-      </w:r>
-    </w:p>
-    <w:p>
-      <w:pPr>
-        <w:shd w:fill="ffffff" w:val="clear"/>
-        <w:spacing w:line="291.4285714285714" w:lineRule="auto"/>
-        <w:rPr>
-          <w:color w:val="161616"/>
-          <w:sz w:val="21"/>
-          <w:szCs w:val="21"/>
-        </w:rPr>
-      </w:pPr>
-      <w:r>
-        <w:rPr>
-          <w:color w:val="161616"/>
-          <w:sz w:val="21"/>
-          <w:szCs w:val="21"/>
-          <w:rtl w:val="0"/>
-        </w:rPr>
-        <w:t xml:space="preserve">Great Prices | Special Rates | Big Inventory Bhupendra, Thank you for contacting Joyce Koons Honda Buick GMC as you think about purchasing a Honda CR-V. My name is Mark, and it will be my pleasure to assist you. My next email will outline the availability and Selling Price for 2027 Honda CR-V. If you don't see another email in your inbox from me in a few minutes, please check your spam/junk folder for my Special ePrice email. Thank you Mark Armstrong +1(703) 365-8713 Joyce Koons Automotive Delivering Great Value and Exceptional Customer Service 10660 Automotive Dr Manassas, VA 20109 JoyceKoons.com We do not rent, sell or exchange email addresses. We encourage you not to unsubscribe so that we can keep you informed about promotions, new vehicles, service tips and service specials, but if you choose to, you can opt out here. If you prefer not to receive further emails from us, Click here to Unsubscribe</w:t>
-      </w:r>
-    </w:p>
-    <w:p>
-      <w:pPr>
-        <w:shd w:fill="f4f5f6" w:val="clear"/>
-        <w:spacing w:line="291.4285714285714" w:lineRule="auto"/>
-        <w:rPr>
-          <w:color w:val="444f5c"/>
-          <w:sz w:val="21"/>
-          <w:szCs w:val="21"/>
-        </w:rPr>
-      </w:pPr>
-      <w:r>
-        <w:rPr>
-          <w:color w:val="444f5c"/>
-          <w:sz w:val="21"/>
-          <w:szCs w:val="21"/>
-          <w:rtl w:val="0"/>
-        </w:rPr>
-        <w:t xml:space="preserve">Reply All</w:t>
-      </w:r>
-    </w:p>
-    <w:p>
-      <w:pPr>
-        <w:shd w:fill="f4f5f6" w:val="clear"/>
-        <w:spacing w:line="291.4285714285714" w:lineRule="auto"/>
-        <w:rPr>
-          <w:color w:val="444f5c"/>
-          <w:sz w:val="21"/>
-          <w:szCs w:val="21"/>
-        </w:rPr>
-      </w:pPr>
-      <w:r>
-        <w:rPr>
-          <w:color w:val="444f5c"/>
-          <w:sz w:val="21"/>
-          <w:szCs w:val="21"/>
-          <w:rtl w:val="0"/>
-        </w:rPr>
-        <w:t xml:space="preserve">Preview</w:t>
-      </w:r>
-    </w:p>
-    <w:p>
-      <w:pPr>
-        <w:shd w:fill="ffffff" w:val="clear"/>
-        <w:spacing w:line="280" w:lineRule="auto"/>
-        <w:rPr>
-          <w:color w:val="444f5c"/>
-          <w:sz w:val="18"/>
-          <w:szCs w:val="18"/>
-        </w:rPr>
-      </w:pPr>
-      <w:r>
-        <w:rPr>
-          <w:color w:val="444f5c"/>
-          <w:sz w:val="18"/>
-          <w:szCs w:val="18"/>
-          <w:rtl w:val="0"/>
-        </w:rPr>
-        <w:t xml:space="preserve">1 Open 0 Clicks | Last Opened Last Mon, 7:40 PM</w:t>
-      </w:r>
-    </w:p>
-    <w:p>
-      <w:pPr>
-        <w:shd w:fill="ffffff" w:val="clear"/>
-        <w:spacing w:line="291.4285714285714" w:lineRule="auto"/>
-        <w:rPr>
-          <w:color w:val="161616"/>
-          <w:sz w:val="21"/>
-          <w:szCs w:val="21"/>
-        </w:rPr>
-      </w:pPr>
-      <w:r>
-        <w:rPr>
-          <w:color w:val="161616"/>
-          <w:sz w:val="21"/>
-          <w:szCs w:val="21"/>
-          <w:rtl w:val="0"/>
-        </w:rPr>
-        <w:t xml:space="preserve">Stage Changed</w:t>
+          <w:color w:val="161616"/>
+          <w:sz w:val="21"/>
+          <w:szCs w:val="21"/>
+        </w:rPr>
+      </w:pPr>
+      <w:r>
+        <w:rPr>
+          <w:color w:val="161616"/>
+          <w:sz w:val="21"/>
+          <w:szCs w:val="21"/>
+          <w:rtl w:val="0"/>
+        </w:rPr>
+        <w:t xml:space="preserve">Note</w:t>
       </w:r>
     </w:p>
     <w:p>
@@ -4845,47 +3545,47 @@
           <w:szCs w:val="21"/>
           <w:rtl w:val="0"/>
         </w:rPr>
-        <w:t xml:space="preserve">Oct 5 2026 8:40 AM</w:t>
-      </w:r>
-    </w:p>
-    <w:p>
-      <w:pPr>
-        <w:shd w:fill="ffffff" w:val="clear"/>
-        <w:spacing w:line="291.4285714285714" w:lineRule="auto"/>
-        <w:rPr>
-          <w:color w:val="161616"/>
-          <w:sz w:val="21"/>
-          <w:szCs w:val="21"/>
-        </w:rPr>
-      </w:pPr>
-      <w:r>
-        <w:rPr>
-          <w:color w:val="161616"/>
-          <w:sz w:val="21"/>
-          <w:szCs w:val="21"/>
-          <w:rtl w:val="0"/>
-        </w:rPr>
-        <w:t xml:space="preserve">Stage got changed from Assigned to Attempted Contact</w:t>
-      </w:r>
-    </w:p>
-    <w:p>
-      <w:pPr>
-        <w:shd w:fill="ffffff" w:val="clear"/>
-        <w:spacing w:line="291.4285714285714" w:lineRule="auto"/>
-        <w:rPr>
-          <w:color w:val="161616"/>
-          <w:sz w:val="21"/>
-          <w:szCs w:val="21"/>
-        </w:rPr>
-      </w:pPr>
-      <w:r>
-        <w:rPr>
-          <w:color w:val="161616"/>
-          <w:sz w:val="21"/>
-          <w:szCs w:val="21"/>
-          <w:rtl w:val="0"/>
-        </w:rPr>
-        <w:t xml:space="preserve">Text Sent</w:t>
+        <w:t xml:space="preserve">Oct 6 2026 1:52 PM</w:t>
+      </w:r>
+    </w:p>
+    <w:p>
+      <w:pPr>
+        <w:shd w:fill="ffffff" w:val="clear"/>
+        <w:spacing w:line="291.4285714285714" w:lineRule="auto"/>
+        <w:rPr>
+          <w:color w:val="161616"/>
+          <w:sz w:val="21"/>
+          <w:szCs w:val="21"/>
+        </w:rPr>
+      </w:pPr>
+      <w:r>
+        <w:rPr>
+          <w:color w:val="161616"/>
+          <w:sz w:val="21"/>
+          <w:szCs w:val="21"/>
+          <w:rtl w:val="0"/>
+        </w:rPr>
+        <w:t xml:space="preserve">I called and left a voicemail to the customer’s machine.</w:t>
+      </w:r>
+    </w:p>
+    <w:p>
+      <w:pPr>
+        <w:shd w:fill="ffffff" w:val="clear"/>
+        <w:spacing w:line="291.4285714285714" w:lineRule="auto"/>
+        <w:rPr>
+          <w:color w:val="161616"/>
+          <w:sz w:val="21"/>
+          <w:szCs w:val="21"/>
+        </w:rPr>
+      </w:pPr>
+      <w:r>
+        <w:rPr>
+          <w:color w:val="161616"/>
+          <w:sz w:val="21"/>
+          <w:szCs w:val="21"/>
+          <w:rtl w:val="0"/>
+        </w:rPr>
+        <w:t xml:space="preserve">Outbound Voicemail</w:t>
       </w:r>
     </w:p>
     <w:p>
@@ -4925,347 +3625,247 @@
           <w:szCs w:val="21"/>
           <w:rtl w:val="0"/>
         </w:rPr>
-        <w:t xml:space="preserve">Oct 5 2026 8:40 AM</w:t>
-      </w:r>
-    </w:p>
-    <w:p>
-      <w:pPr>
-        <w:shd w:fill="ffffff" w:val="clear"/>
-        <w:spacing w:line="291.4285714285714" w:lineRule="auto"/>
-        <w:rPr>
-          <w:color w:val="161616"/>
-          <w:sz w:val="21"/>
-          <w:szCs w:val="21"/>
-        </w:rPr>
-      </w:pPr>
-      <w:r>
-        <w:rPr>
-          <w:color w:val="161616"/>
-          <w:sz w:val="21"/>
-          <w:szCs w:val="21"/>
-          <w:rtl w:val="0"/>
-        </w:rPr>
-        <w:t xml:space="preserve">Hey Bhupendra!  Mark from Joyce Koons Honda. I’m about to email you the CR-V info you asked for (check spam/junk). I’ll give you a quick ring after. Thanks for checking us out!  'Reply STOP to unsubscribe'</w:t>
-      </w:r>
-    </w:p>
-    <w:p>
-      <w:pPr>
-        <w:shd w:fill="ffffff" w:val="clear"/>
-        <w:spacing w:line="291.4285714285714" w:lineRule="auto"/>
-        <w:rPr>
-          <w:color w:val="161616"/>
-          <w:sz w:val="21"/>
-          <w:szCs w:val="21"/>
-        </w:rPr>
-      </w:pPr>
-      <w:r>
-        <w:rPr>
-          <w:color w:val="161616"/>
-          <w:sz w:val="21"/>
-          <w:szCs w:val="21"/>
-          <w:rtl w:val="0"/>
-        </w:rPr>
-        <w:t xml:space="preserve">Vehicle Interest Added</w:t>
-      </w:r>
-    </w:p>
-    <w:p>
-      <w:pPr>
-        <w:shd w:fill="ffffff" w:val="clear"/>
-        <w:spacing w:line="291.4285714285714" w:lineRule="auto"/>
-        <w:rPr>
-          <w:color w:val="444f5c"/>
-          <w:sz w:val="21"/>
-          <w:szCs w:val="21"/>
-        </w:rPr>
-      </w:pPr>
-      <w:r>
-        <w:rPr>
-          <w:color w:val="444f5c"/>
-          <w:sz w:val="21"/>
-          <w:szCs w:val="21"/>
-          <w:rtl w:val="0"/>
-        </w:rPr>
-        <w:t xml:space="preserve">Doug Miller</w:t>
-      </w:r>
-    </w:p>
-    <w:p>
-      <w:pPr>
-        <w:shd w:fill="ffffff" w:val="clear"/>
-        <w:spacing w:line="291.4285714285714" w:lineRule="auto"/>
-        <w:rPr>
-          <w:color w:val="444f5c"/>
-          <w:sz w:val="21"/>
-          <w:szCs w:val="21"/>
-        </w:rPr>
-      </w:pPr>
-      <w:r>
-        <w:rPr>
-          <w:color w:val="444f5c"/>
-          <w:sz w:val="21"/>
-          <w:szCs w:val="21"/>
-          <w:rtl w:val="0"/>
-        </w:rPr>
-        <w:t xml:space="preserve">Oct 5 2026 7:33 AM</w:t>
-      </w:r>
-    </w:p>
-    <w:p>
-      <w:pPr>
-        <w:shd w:fill="ffffff" w:val="clear"/>
-        <w:spacing w:line="291.4285714285714" w:lineRule="auto"/>
-        <w:rPr>
-          <w:color w:val="444f5c"/>
-          <w:sz w:val="21"/>
-          <w:szCs w:val="21"/>
-        </w:rPr>
-      </w:pPr>
-      <w:r>
-        <w:rPr>
-          <w:color w:val="444f5c"/>
-          <w:sz w:val="21"/>
-          <w:szCs w:val="21"/>
-          <w:rtl w:val="0"/>
-        </w:rPr>
-        <w:t xml:space="preserve">Vehicle Interest:</w:t>
-      </w:r>
-    </w:p>
-    <w:p>
-      <w:pPr>
-        <w:shd w:fill="ffffff" w:val="clear"/>
-        <w:spacing w:line="291.4285714285714" w:lineRule="auto"/>
-        <w:rPr>
-          <w:color w:val="161616"/>
-          <w:sz w:val="21"/>
-          <w:szCs w:val="21"/>
-        </w:rPr>
-      </w:pPr>
-      <w:r>
-        <w:rPr>
-          <w:color w:val="161616"/>
-          <w:sz w:val="21"/>
-          <w:szCs w:val="21"/>
-          <w:rtl w:val="0"/>
-        </w:rPr>
-        <w:t xml:space="preserve">2027 Honda CR-V</w:t>
-      </w:r>
-    </w:p>
-    <w:p>
-      <w:pPr>
-        <w:shd w:fill="ffffff" w:val="clear"/>
-        <w:spacing w:line="291.4285714285714" w:lineRule="auto"/>
-        <w:rPr>
-          <w:color w:val="161616"/>
-          <w:sz w:val="21"/>
-          <w:szCs w:val="21"/>
-        </w:rPr>
-      </w:pPr>
-      <w:r>
-        <w:rPr>
-          <w:color w:val="161616"/>
-          <w:sz w:val="21"/>
-          <w:szCs w:val="21"/>
-          <w:rtl w:val="0"/>
-        </w:rPr>
-        <w:t xml:space="preserve">2027 Honda CR-V</w:t>
-      </w:r>
-    </w:p>
-    <w:p>
-      <w:pPr>
-        <w:shd w:fill="ffffff" w:val="clear"/>
-        <w:spacing w:line="291.4285714285714" w:lineRule="auto"/>
-        <w:rPr>
-          <w:color w:val="161616"/>
-          <w:sz w:val="21"/>
-          <w:szCs w:val="21"/>
-        </w:rPr>
-      </w:pPr>
-      <w:r>
-        <w:rPr>
-          <w:color w:val="161616"/>
-          <w:sz w:val="21"/>
-          <w:szCs w:val="21"/>
-          <w:rtl w:val="0"/>
-        </w:rPr>
-        <w:t xml:space="preserve">  +1</w:t>
-      </w:r>
-    </w:p>
-    <w:p>
-      <w:pPr>
-        <w:shd w:fill="ffffff" w:val="clear"/>
-        <w:spacing w:line="291.4285714285714" w:lineRule="auto"/>
-        <w:rPr>
-          <w:color w:val="161616"/>
-          <w:sz w:val="21"/>
-          <w:szCs w:val="21"/>
-        </w:rPr>
-      </w:pPr>
-      <w:r>
-        <w:rPr>
-          <w:color w:val="161616"/>
-          <w:sz w:val="21"/>
-          <w:szCs w:val="21"/>
-          <w:rtl w:val="0"/>
-        </w:rPr>
-        <w:t xml:space="preserve">Primary Vehicle Interest Updated</w:t>
-      </w:r>
-    </w:p>
-    <w:p>
-      <w:pPr>
-        <w:shd w:fill="ffffff" w:val="clear"/>
-        <w:spacing w:line="291.4285714285714" w:lineRule="auto"/>
-        <w:rPr>
-          <w:color w:val="444f5c"/>
-          <w:sz w:val="21"/>
-          <w:szCs w:val="21"/>
-        </w:rPr>
-      </w:pPr>
-      <w:r>
-        <w:rPr>
-          <w:color w:val="444f5c"/>
-          <w:sz w:val="21"/>
-          <w:szCs w:val="21"/>
-          <w:rtl w:val="0"/>
-        </w:rPr>
-        <w:t xml:space="preserve">Doug Miller</w:t>
-      </w:r>
-    </w:p>
-    <w:p>
-      <w:pPr>
-        <w:shd w:fill="ffffff" w:val="clear"/>
-        <w:spacing w:line="291.4285714285714" w:lineRule="auto"/>
-        <w:rPr>
-          <w:color w:val="444f5c"/>
-          <w:sz w:val="21"/>
-          <w:szCs w:val="21"/>
-        </w:rPr>
-      </w:pPr>
-      <w:r>
-        <w:rPr>
-          <w:color w:val="444f5c"/>
-          <w:sz w:val="21"/>
-          <w:szCs w:val="21"/>
-          <w:rtl w:val="0"/>
-        </w:rPr>
-        <w:t xml:space="preserve">Oct 5 2026 7:33 AM</w:t>
-      </w:r>
-    </w:p>
-    <w:p>
-      <w:pPr>
-        <w:shd w:fill="ffffff" w:val="clear"/>
-        <w:spacing w:line="291.4285714285714" w:lineRule="auto"/>
-        <w:rPr>
-          <w:color w:val="444f5c"/>
-          <w:sz w:val="21"/>
-          <w:szCs w:val="21"/>
-        </w:rPr>
-      </w:pPr>
-      <w:r>
-        <w:rPr>
-          <w:color w:val="444f5c"/>
-          <w:sz w:val="21"/>
-          <w:szCs w:val="21"/>
-          <w:rtl w:val="0"/>
-        </w:rPr>
-        <w:t xml:space="preserve">Stock ID:</w:t>
-      </w:r>
-    </w:p>
-    <w:p>
-      <w:pPr>
-        <w:shd w:fill="ffffff" w:val="clear"/>
-        <w:spacing w:line="291.4285714285714" w:lineRule="auto"/>
-        <w:rPr>
-          <w:color w:val="161616"/>
-          <w:sz w:val="21"/>
-          <w:szCs w:val="21"/>
-        </w:rPr>
-      </w:pPr>
-      <w:r>
-        <w:rPr>
-          <w:color w:val="161616"/>
-          <w:sz w:val="21"/>
-          <w:szCs w:val="21"/>
-          <w:rtl w:val="0"/>
-        </w:rPr>
-        <w:t xml:space="preserve">None</w:t>
-      </w:r>
-    </w:p>
-    <w:p>
-      <w:pPr>
-        <w:shd w:fill="ffffff" w:val="clear"/>
-        <w:spacing w:line="291.4285714285714" w:lineRule="auto"/>
-        <w:rPr>
-          <w:color w:val="161616"/>
-          <w:sz w:val="21"/>
-          <w:szCs w:val="21"/>
-        </w:rPr>
-      </w:pPr>
-      <w:r>
-        <w:rPr>
-          <w:color w:val="161616"/>
-          <w:sz w:val="21"/>
-          <w:szCs w:val="21"/>
-          <w:rtl w:val="0"/>
-        </w:rPr>
-        <w:t xml:space="preserve">H276200</w:t>
-      </w:r>
-    </w:p>
-    <w:p>
-      <w:pPr>
-        <w:shd w:fill="ffffff" w:val="clear"/>
-        <w:spacing w:line="291.4285714285714" w:lineRule="auto"/>
-        <w:rPr>
-          <w:color w:val="444f5c"/>
-          <w:sz w:val="21"/>
-          <w:szCs w:val="21"/>
-        </w:rPr>
-      </w:pPr>
-      <w:r>
-        <w:rPr>
-          <w:color w:val="444f5c"/>
-          <w:sz w:val="21"/>
-          <w:szCs w:val="21"/>
-          <w:rtl w:val="0"/>
-        </w:rPr>
-        <w:t xml:space="preserve">VIN:</w:t>
-      </w:r>
-    </w:p>
-    <w:p>
-      <w:pPr>
-        <w:shd w:fill="ffffff" w:val="clear"/>
-        <w:spacing w:line="291.4285714285714" w:lineRule="auto"/>
-        <w:rPr>
-          <w:color w:val="161616"/>
-          <w:sz w:val="21"/>
-          <w:szCs w:val="21"/>
-        </w:rPr>
-      </w:pPr>
-      <w:r>
-        <w:rPr>
-          <w:color w:val="161616"/>
-          <w:sz w:val="21"/>
-          <w:szCs w:val="21"/>
-          <w:rtl w:val="0"/>
-        </w:rPr>
-        <w:t xml:space="preserve">None</w:t>
-      </w:r>
-    </w:p>
-    <w:p>
-      <w:pPr>
-        <w:shd w:fill="ffffff" w:val="clear"/>
-        <w:spacing w:line="291.4285714285714" w:lineRule="auto"/>
-        <w:rPr>
-          <w:color w:val="161616"/>
-          <w:sz w:val="21"/>
-          <w:szCs w:val="21"/>
-        </w:rPr>
-      </w:pPr>
-      <w:r>
-        <w:rPr>
-          <w:color w:val="161616"/>
-          <w:sz w:val="21"/>
-          <w:szCs w:val="21"/>
-          <w:rtl w:val="0"/>
-        </w:rPr>
-        <w:t xml:space="preserve">2HKRS4H48VH401838</w:t>
+        <w:t xml:space="preserve">Oct 6 2026 1:51 PM</w:t>
+      </w:r>
+    </w:p>
+    <w:p>
+      <w:pPr>
+        <w:shd w:fill="ffffff" w:val="clear"/>
+        <w:spacing w:line="291.4285714285714" w:lineRule="auto"/>
+        <w:rPr>
+          <w:color w:val="161616"/>
+          <w:sz w:val="21"/>
+          <w:szCs w:val="21"/>
+        </w:rPr>
+      </w:pPr>
+      <w:r>
+        <w:rPr>
+          <w:color w:val="161616"/>
+          <w:sz w:val="21"/>
+          <w:szCs w:val="21"/>
+          <w:rtl w:val="0"/>
+        </w:rPr>
+        <w:t xml:space="preserve">Called +1 (571) 375 - 9849 and left voicemail</w:t>
+      </w:r>
+    </w:p>
+    <w:p>
+      <w:pPr>
+        <w:shd w:fill="ffffff" w:val="clear"/>
+        <w:spacing w:line="291.4285714285714" w:lineRule="auto"/>
+        <w:rPr>
+          <w:color w:val="161616"/>
+          <w:sz w:val="21"/>
+          <w:szCs w:val="21"/>
+        </w:rPr>
+      </w:pPr>
+      <w:r>
+        <w:rPr>
+          <w:color w:val="161616"/>
+          <w:sz w:val="21"/>
+          <w:szCs w:val="21"/>
+          <w:rtl w:val="0"/>
+        </w:rPr>
+        <w:t xml:space="preserve">Duration 00:35</w:t>
+      </w:r>
+    </w:p>
+    <w:p>
+      <w:pPr>
+        <w:shd w:fill="ffffff" w:val="clear"/>
+        <w:spacing w:line="291.4285714285714" w:lineRule="auto"/>
+        <w:rPr>
+          <w:color w:val="161616"/>
+          <w:sz w:val="21"/>
+          <w:szCs w:val="21"/>
+        </w:rPr>
+      </w:pPr>
+      <w:r>
+        <w:rPr>
+          <w:color w:val="161616"/>
+          <w:sz w:val="21"/>
+          <w:szCs w:val="21"/>
+          <w:rtl w:val="0"/>
+        </w:rPr>
+        <w:t xml:space="preserve">Note: I called and left a voicemail to the customer’s machine.</w:t>
+      </w:r>
+    </w:p>
+    <w:p>
+      <w:pPr>
+        <w:shd w:fill="ffffff" w:val="clear"/>
+        <w:spacing w:line="291.4285714285714" w:lineRule="auto"/>
+        <w:rPr>
+          <w:color w:val="161616"/>
+          <w:sz w:val="21"/>
+          <w:szCs w:val="21"/>
+        </w:rPr>
+      </w:pPr>
+      <w:r>
+        <w:rPr>
+          <w:color w:val="161616"/>
+          <w:sz w:val="21"/>
+          <w:szCs w:val="21"/>
+          <w:rtl w:val="0"/>
+        </w:rPr>
+        <w:t xml:space="preserve">Engaged Lead Follow Up</w:t>
+      </w:r>
+    </w:p>
+    <w:p>
+      <w:pPr>
+        <w:shd w:fill="ffffff" w:val="clear"/>
+        <w:spacing w:line="291.4285714285714" w:lineRule="auto"/>
+        <w:rPr>
+          <w:color w:val="444f5c"/>
+          <w:sz w:val="21"/>
+          <w:szCs w:val="21"/>
+        </w:rPr>
+      </w:pPr>
+      <w:r>
+        <w:rPr>
+          <w:color w:val="444f5c"/>
+          <w:sz w:val="21"/>
+          <w:szCs w:val="21"/>
+          <w:rtl w:val="0"/>
+        </w:rPr>
+        <w:t xml:space="preserve">System</w:t>
+      </w:r>
+    </w:p>
+    <w:p>
+      <w:pPr>
+        <w:shd w:fill="ffffff" w:val="clear"/>
+        <w:spacing w:line="291.4285714285714" w:lineRule="auto"/>
+        <w:rPr>
+          <w:color w:val="444f5c"/>
+          <w:sz w:val="21"/>
+          <w:szCs w:val="21"/>
+        </w:rPr>
+      </w:pPr>
+      <w:r>
+        <w:rPr>
+          <w:color w:val="444f5c"/>
+          <w:sz w:val="21"/>
+          <w:szCs w:val="21"/>
+          <w:rtl w:val="0"/>
+        </w:rPr>
+        <w:t xml:space="preserve">Oct 6 2026 9:17 AM</w:t>
+      </w:r>
+    </w:p>
+    <w:p>
+      <w:pPr>
+        <w:shd w:fill="ffffff" w:val="clear"/>
+        <w:spacing w:line="291.4285714285714" w:lineRule="auto"/>
+        <w:rPr>
+          <w:color w:val="444f5c"/>
+          <w:sz w:val="21"/>
+          <w:szCs w:val="21"/>
+        </w:rPr>
+      </w:pPr>
+      <w:r>
+        <w:rPr>
+          <w:color w:val="444f5c"/>
+          <w:sz w:val="21"/>
+          <w:szCs w:val="21"/>
+          <w:rtl w:val="0"/>
+        </w:rPr>
+        <w:t xml:space="preserve">Lead is in the Engaged Stage, follow up with lead or reschedule this follow up task.</w:t>
+      </w:r>
+    </w:p>
+    <w:p>
+      <w:pPr>
+        <w:shd w:fill="ffffff" w:val="clear"/>
+        <w:spacing w:line="291.4285714285714" w:lineRule="auto"/>
+        <w:rPr>
+          <w:color w:val="444f5c"/>
+          <w:sz w:val="21"/>
+          <w:szCs w:val="21"/>
+        </w:rPr>
+      </w:pPr>
+      <w:r>
+        <w:rPr>
+          <w:color w:val="444f5c"/>
+          <w:sz w:val="21"/>
+          <w:szCs w:val="21"/>
+          <w:rtl w:val="0"/>
+        </w:rPr>
+        <w:t xml:space="preserve">High</w:t>
+      </w:r>
+    </w:p>
+    <w:p>
+      <w:pPr>
+        <w:shd w:fill="ffffff" w:val="clear"/>
+        <w:spacing w:line="291.4285714285714" w:lineRule="auto"/>
+        <w:rPr>
+          <w:color w:val="161616"/>
+          <w:sz w:val="21"/>
+          <w:szCs w:val="21"/>
+        </w:rPr>
+      </w:pPr>
+      <w:r>
+        <w:rPr>
+          <w:color w:val="161616"/>
+          <w:sz w:val="21"/>
+          <w:szCs w:val="21"/>
+          <w:rtl w:val="0"/>
+        </w:rPr>
+        <w:t xml:space="preserve">Last Tuesday</w:t>
+      </w:r>
+    </w:p>
+    <w:p>
+      <w:pPr>
+        <w:shd w:fill="ffffff" w:val="clear"/>
+        <w:spacing w:line="291.4285714285714" w:lineRule="auto"/>
+        <w:rPr>
+          <w:color w:val="161616"/>
+          <w:sz w:val="21"/>
+          <w:szCs w:val="21"/>
+        </w:rPr>
+      </w:pPr>
+      <w:r>
+        <w:rPr>
+          <w:color w:val="161616"/>
+          <w:sz w:val="21"/>
+          <w:szCs w:val="21"/>
+          <w:rtl w:val="0"/>
+        </w:rPr>
+        <w:t xml:space="preserve">Done</w:t>
+      </w:r>
+    </w:p>
+    <w:p>
+      <w:pPr>
+        <w:shd w:fill="ffffff" w:val="clear"/>
+        <w:spacing w:line="291.4285714285714" w:lineRule="auto"/>
+        <w:rPr>
+          <w:color w:val="969aa3"/>
+          <w:sz w:val="21"/>
+          <w:szCs w:val="21"/>
+        </w:rPr>
+      </w:pPr>
+      <w:r>
+        <w:rPr>
+          <w:color w:val="969aa3"/>
+          <w:sz w:val="21"/>
+          <w:szCs w:val="21"/>
+          <w:rtl w:val="0"/>
+        </w:rPr>
+        <w:t xml:space="preserve">Assigned To:</w:t>
+      </w:r>
+    </w:p>
+    <w:p>
+      <w:pPr>
+        <w:shd w:fill="ffffff" w:val="clear"/>
+        <w:spacing w:line="291.4285714285714" w:lineRule="auto"/>
+        <w:rPr>
+          <w:color w:val="444f5c"/>
+          <w:sz w:val="21"/>
+          <w:szCs w:val="21"/>
+        </w:rPr>
+      </w:pPr>
+      <w:r>
+        <w:rPr>
+          <w:color w:val="444f5c"/>
+          <w:sz w:val="21"/>
+          <w:szCs w:val="21"/>
+          <w:rtl w:val="0"/>
+        </w:rPr>
+        <w:t xml:space="preserve">Mark Armstrong</w:t>
       </w:r>
     </w:p>
     <w:p>
@@ -5325,231 +3925,231 @@
           <w:szCs w:val="21"/>
           <w:rtl w:val="0"/>
         </w:rPr>
-        <w:t xml:space="preserve">Oct 5 2026 7:27 AM</w:t>
-      </w:r>
-    </w:p>
-    <w:p>
-      <w:pPr>
-        <w:shd w:fill="ffffff" w:val="clear"/>
-        <w:spacing w:line="291.4285714285714" w:lineRule="auto"/>
-        <w:rPr>
-          <w:color w:val="161616"/>
-          <w:sz w:val="21"/>
-          <w:szCs w:val="21"/>
-        </w:rPr>
-      </w:pPr>
-      <w:r>
-        <w:rPr>
-          <w:color w:val="161616"/>
-          <w:sz w:val="21"/>
-          <w:szCs w:val="21"/>
-          <w:rtl w:val="0"/>
-        </w:rPr>
-        <w:t xml:space="preserve">Good morning Bhupendra,</w:t>
-      </w:r>
-    </w:p>
-    <w:p>
-      <w:pPr>
-        <w:shd w:fill="ffffff" w:val="clear"/>
-        <w:spacing w:line="291.4285714285714" w:lineRule="auto"/>
-        <w:rPr>
-          <w:color w:val="161616"/>
-          <w:sz w:val="21"/>
-          <w:szCs w:val="21"/>
-        </w:rPr>
-      </w:pPr>
-      <w:r>
-        <w:rPr>
-          <w:rtl w:val="0"/>
-        </w:rPr>
-      </w:r>
-    </w:p>
-    <w:p>
-      <w:pPr>
-        <w:shd w:fill="ffffff" w:val="clear"/>
-        <w:spacing w:line="291.4285714285714" w:lineRule="auto"/>
-        <w:rPr>
-          <w:color w:val="161616"/>
-          <w:sz w:val="21"/>
-          <w:szCs w:val="21"/>
-        </w:rPr>
-      </w:pPr>
-      <w:r>
-        <w:rPr>
-          <w:rtl w:val="0"/>
-        </w:rPr>
-      </w:r>
-    </w:p>
-    <w:p>
-      <w:pPr>
-        <w:shd w:fill="ffffff" w:val="clear"/>
-        <w:spacing w:line="291.4285714285714" w:lineRule="auto"/>
-        <w:rPr>
-          <w:color w:val="161616"/>
-          <w:sz w:val="21"/>
-          <w:szCs w:val="21"/>
-        </w:rPr>
-      </w:pPr>
-      <w:r>
-        <w:rPr>
-          <w:rtl w:val="0"/>
-        </w:rPr>
-      </w:r>
-    </w:p>
-    <w:p>
-      <w:pPr>
-        <w:shd w:fill="ffffff" w:val="clear"/>
-        <w:spacing w:line="291.4285714285714" w:lineRule="auto"/>
-        <w:rPr>
-          <w:color w:val="161616"/>
-          <w:sz w:val="21"/>
-          <w:szCs w:val="21"/>
-        </w:rPr>
-      </w:pPr>
-      <w:r>
-        <w:rPr>
-          <w:color w:val="161616"/>
-          <w:sz w:val="21"/>
-          <w:szCs w:val="21"/>
-          <w:rtl w:val="0"/>
-        </w:rPr>
-        <w:t xml:space="preserve">This is Lola from Joyce Koons Honda Buick GMC - I just received your request on the Honda Cr-v.</w:t>
-      </w:r>
-    </w:p>
-    <w:p>
-      <w:pPr>
-        <w:shd w:fill="ffffff" w:val="clear"/>
-        <w:spacing w:line="291.4285714285714" w:lineRule="auto"/>
-        <w:rPr>
-          <w:color w:val="161616"/>
-          <w:sz w:val="21"/>
-          <w:szCs w:val="21"/>
-        </w:rPr>
-      </w:pPr>
-      <w:r>
-        <w:rPr>
-          <w:rtl w:val="0"/>
-        </w:rPr>
-      </w:r>
-    </w:p>
-    <w:p>
-      <w:pPr>
-        <w:shd w:fill="ffffff" w:val="clear"/>
-        <w:spacing w:line="291.4285714285714" w:lineRule="auto"/>
-        <w:rPr>
-          <w:color w:val="161616"/>
-          <w:sz w:val="21"/>
-          <w:szCs w:val="21"/>
-        </w:rPr>
-      </w:pPr>
-      <w:r>
-        <w:rPr>
-          <w:rtl w:val="0"/>
-        </w:rPr>
-      </w:r>
-    </w:p>
-    <w:p>
-      <w:pPr>
-        <w:shd w:fill="ffffff" w:val="clear"/>
-        <w:spacing w:line="291.4285714285714" w:lineRule="auto"/>
-        <w:rPr>
-          <w:color w:val="161616"/>
-          <w:sz w:val="21"/>
-          <w:szCs w:val="21"/>
-        </w:rPr>
-      </w:pPr>
-      <w:r>
-        <w:rPr>
-          <w:rtl w:val="0"/>
-        </w:rPr>
-      </w:r>
-    </w:p>
-    <w:p>
-      <w:pPr>
-        <w:shd w:fill="ffffff" w:val="clear"/>
-        <w:spacing w:line="291.4285714285714" w:lineRule="auto"/>
-        <w:rPr>
-          <w:color w:val="161616"/>
-          <w:sz w:val="21"/>
-          <w:szCs w:val="21"/>
-        </w:rPr>
-      </w:pPr>
-      <w:r>
-        <w:rPr>
-          <w:color w:val="161616"/>
-          <w:sz w:val="21"/>
-          <w:szCs w:val="21"/>
-          <w:rtl w:val="0"/>
-        </w:rPr>
-        <w:t xml:space="preserve">It's easy for us to reach out by text, and we can also call or email. Which one would you like?</w:t>
-      </w:r>
-    </w:p>
-    <w:p>
-      <w:pPr>
-        <w:shd w:fill="ffffff" w:val="clear"/>
-        <w:spacing w:line="291.4285714285714" w:lineRule="auto"/>
-        <w:rPr>
-          <w:color w:val="161616"/>
-          <w:sz w:val="21"/>
-          <w:szCs w:val="21"/>
-        </w:rPr>
-      </w:pPr>
-      <w:r>
-        <w:rPr>
-          <w:rtl w:val="0"/>
-        </w:rPr>
-      </w:r>
-    </w:p>
-    <w:p>
-      <w:pPr>
-        <w:shd w:fill="ffffff" w:val="clear"/>
-        <w:spacing w:line="291.4285714285714" w:lineRule="auto"/>
-        <w:rPr>
-          <w:color w:val="161616"/>
-          <w:sz w:val="21"/>
-          <w:szCs w:val="21"/>
-        </w:rPr>
-      </w:pPr>
-      <w:r>
-        <w:rPr>
-          <w:rtl w:val="0"/>
-        </w:rPr>
-      </w:r>
-    </w:p>
-    <w:p>
-      <w:pPr>
-        <w:shd w:fill="ffffff" w:val="clear"/>
-        <w:spacing w:line="291.4285714285714" w:lineRule="auto"/>
-        <w:rPr>
-          <w:color w:val="161616"/>
-          <w:sz w:val="21"/>
-          <w:szCs w:val="21"/>
-        </w:rPr>
-      </w:pPr>
-      <w:r>
-        <w:rPr>
-          <w:rtl w:val="0"/>
-        </w:rPr>
-      </w:r>
-    </w:p>
-    <w:p>
-      <w:pPr>
-        <w:shd w:fill="ffffff" w:val="clear"/>
-        <w:spacing w:line="291.4285714285714" w:lineRule="auto"/>
-        <w:rPr>
-          <w:color w:val="161616"/>
-          <w:sz w:val="21"/>
-          <w:szCs w:val="21"/>
-        </w:rPr>
-      </w:pPr>
-      <w:r>
-        <w:rPr>
-          <w:color w:val="161616"/>
-          <w:sz w:val="21"/>
-          <w:szCs w:val="21"/>
-          <w:rtl w:val="0"/>
-        </w:rPr>
-        <w:t xml:space="preserve">Thank you and have a great morning,</w:t>
+        <w:t xml:space="preserve">Oct 6 2026 7:37 AM</w:t>
+      </w:r>
+    </w:p>
+    <w:p>
+      <w:pPr>
+        <w:shd w:fill="ffffff" w:val="clear"/>
+        <w:spacing w:line="291.4285714285714" w:lineRule="auto"/>
+        <w:rPr>
+          <w:color w:val="161616"/>
+          <w:sz w:val="21"/>
+          <w:szCs w:val="21"/>
+        </w:rPr>
+      </w:pPr>
+      <w:r>
+        <w:rPr>
+          <w:color w:val="161616"/>
+          <w:sz w:val="21"/>
+          <w:szCs w:val="21"/>
+          <w:rtl w:val="0"/>
+        </w:rPr>
+        <w:t xml:space="preserve">Hello Bhupendra,</w:t>
+      </w:r>
+    </w:p>
+    <w:p>
+      <w:pPr>
+        <w:shd w:fill="ffffff" w:val="clear"/>
+        <w:spacing w:line="291.4285714285714" w:lineRule="auto"/>
+        <w:rPr>
+          <w:color w:val="161616"/>
+          <w:sz w:val="21"/>
+          <w:szCs w:val="21"/>
+        </w:rPr>
+      </w:pPr>
+      <w:r>
+        <w:rPr>
+          <w:rtl w:val="0"/>
+        </w:rPr>
+      </w:r>
+    </w:p>
+    <w:p>
+      <w:pPr>
+        <w:shd w:fill="ffffff" w:val="clear"/>
+        <w:spacing w:line="291.4285714285714" w:lineRule="auto"/>
+        <w:rPr>
+          <w:color w:val="161616"/>
+          <w:sz w:val="21"/>
+          <w:szCs w:val="21"/>
+        </w:rPr>
+      </w:pPr>
+      <w:r>
+        <w:rPr>
+          <w:rtl w:val="0"/>
+        </w:rPr>
+      </w:r>
+    </w:p>
+    <w:p>
+      <w:pPr>
+        <w:shd w:fill="ffffff" w:val="clear"/>
+        <w:spacing w:line="291.4285714285714" w:lineRule="auto"/>
+        <w:rPr>
+          <w:color w:val="161616"/>
+          <w:sz w:val="21"/>
+          <w:szCs w:val="21"/>
+        </w:rPr>
+      </w:pPr>
+      <w:r>
+        <w:rPr>
+          <w:rtl w:val="0"/>
+        </w:rPr>
+      </w:r>
+    </w:p>
+    <w:p>
+      <w:pPr>
+        <w:shd w:fill="ffffff" w:val="clear"/>
+        <w:spacing w:line="291.4285714285714" w:lineRule="auto"/>
+        <w:rPr>
+          <w:color w:val="161616"/>
+          <w:sz w:val="21"/>
+          <w:szCs w:val="21"/>
+        </w:rPr>
+      </w:pPr>
+      <w:r>
+        <w:rPr>
+          <w:color w:val="161616"/>
+          <w:sz w:val="21"/>
+          <w:szCs w:val="21"/>
+          <w:rtl w:val="0"/>
+        </w:rPr>
+        <w:t xml:space="preserve">I wanted to check in with you again about your recent online request.</w:t>
+      </w:r>
+    </w:p>
+    <w:p>
+      <w:pPr>
+        <w:shd w:fill="ffffff" w:val="clear"/>
+        <w:spacing w:line="291.4285714285714" w:lineRule="auto"/>
+        <w:rPr>
+          <w:color w:val="161616"/>
+          <w:sz w:val="21"/>
+          <w:szCs w:val="21"/>
+        </w:rPr>
+      </w:pPr>
+      <w:r>
+        <w:rPr>
+          <w:rtl w:val="0"/>
+        </w:rPr>
+      </w:r>
+    </w:p>
+    <w:p>
+      <w:pPr>
+        <w:shd w:fill="ffffff" w:val="clear"/>
+        <w:spacing w:line="291.4285714285714" w:lineRule="auto"/>
+        <w:rPr>
+          <w:color w:val="161616"/>
+          <w:sz w:val="21"/>
+          <w:szCs w:val="21"/>
+        </w:rPr>
+      </w:pPr>
+      <w:r>
+        <w:rPr>
+          <w:rtl w:val="0"/>
+        </w:rPr>
+      </w:r>
+    </w:p>
+    <w:p>
+      <w:pPr>
+        <w:shd w:fill="ffffff" w:val="clear"/>
+        <w:spacing w:line="291.4285714285714" w:lineRule="auto"/>
+        <w:rPr>
+          <w:color w:val="161616"/>
+          <w:sz w:val="21"/>
+          <w:szCs w:val="21"/>
+        </w:rPr>
+      </w:pPr>
+      <w:r>
+        <w:rPr>
+          <w:rtl w:val="0"/>
+        </w:rPr>
+      </w:r>
+    </w:p>
+    <w:p>
+      <w:pPr>
+        <w:shd w:fill="ffffff" w:val="clear"/>
+        <w:spacing w:line="291.4285714285714" w:lineRule="auto"/>
+        <w:rPr>
+          <w:color w:val="161616"/>
+          <w:sz w:val="21"/>
+          <w:szCs w:val="21"/>
+        </w:rPr>
+      </w:pPr>
+      <w:r>
+        <w:rPr>
+          <w:color w:val="161616"/>
+          <w:sz w:val="21"/>
+          <w:szCs w:val="21"/>
+          <w:rtl w:val="0"/>
+        </w:rPr>
+        <w:t xml:space="preserve">It would be great to connect in a way that is most convenient for you; we can text, call, and email. Which way works best?</w:t>
+      </w:r>
+    </w:p>
+    <w:p>
+      <w:pPr>
+        <w:shd w:fill="ffffff" w:val="clear"/>
+        <w:spacing w:line="291.4285714285714" w:lineRule="auto"/>
+        <w:rPr>
+          <w:color w:val="161616"/>
+          <w:sz w:val="21"/>
+          <w:szCs w:val="21"/>
+        </w:rPr>
+      </w:pPr>
+      <w:r>
+        <w:rPr>
+          <w:rtl w:val="0"/>
+        </w:rPr>
+      </w:r>
+    </w:p>
+    <w:p>
+      <w:pPr>
+        <w:shd w:fill="ffffff" w:val="clear"/>
+        <w:spacing w:line="291.4285714285714" w:lineRule="auto"/>
+        <w:rPr>
+          <w:color w:val="161616"/>
+          <w:sz w:val="21"/>
+          <w:szCs w:val="21"/>
+        </w:rPr>
+      </w:pPr>
+      <w:r>
+        <w:rPr>
+          <w:rtl w:val="0"/>
+        </w:rPr>
+      </w:r>
+    </w:p>
+    <w:p>
+      <w:pPr>
+        <w:shd w:fill="ffffff" w:val="clear"/>
+        <w:spacing w:line="291.4285714285714" w:lineRule="auto"/>
+        <w:rPr>
+          <w:color w:val="161616"/>
+          <w:sz w:val="21"/>
+          <w:szCs w:val="21"/>
+        </w:rPr>
+      </w:pPr>
+      <w:r>
+        <w:rPr>
+          <w:rtl w:val="0"/>
+        </w:rPr>
+      </w:r>
+    </w:p>
+    <w:p>
+      <w:pPr>
+        <w:shd w:fill="ffffff" w:val="clear"/>
+        <w:spacing w:line="291.4285714285714" w:lineRule="auto"/>
+        <w:rPr>
+          <w:color w:val="161616"/>
+          <w:sz w:val="21"/>
+          <w:szCs w:val="21"/>
+        </w:rPr>
+      </w:pPr>
+      <w:r>
+        <w:rPr>
+          <w:color w:val="161616"/>
+          <w:sz w:val="21"/>
+          <w:szCs w:val="21"/>
+          <w:rtl w:val="0"/>
+        </w:rPr>
+        <w:t xml:space="preserve">Thank you and I hope you have a wonderful morning,</w:t>
       </w:r>
     </w:p>
     <w:p>
@@ -6050,6 +4650,2931 @@
           <w:szCs w:val="21"/>
           <w:rtl w:val="0"/>
         </w:rPr>
+        <w:t xml:space="preserve">Text Sent</w:t>
+      </w:r>
+    </w:p>
+    <w:p>
+      <w:pPr>
+        <w:shd w:fill="ffffff" w:val="clear"/>
+        <w:spacing w:line="291.4285714285714" w:lineRule="auto"/>
+        <w:rPr>
+          <w:color w:val="444f5c"/>
+          <w:sz w:val="21"/>
+          <w:szCs w:val="21"/>
+        </w:rPr>
+      </w:pPr>
+      <w:r>
+        <w:rPr>
+          <w:color w:val="444f5c"/>
+          <w:sz w:val="21"/>
+          <w:szCs w:val="21"/>
+          <w:rtl w:val="0"/>
+        </w:rPr>
+        <w:t xml:space="preserve">Mark Armstrong</w:t>
+      </w:r>
+    </w:p>
+    <w:p>
+      <w:pPr>
+        <w:shd w:fill="ffffff" w:val="clear"/>
+        <w:spacing w:line="291.4285714285714" w:lineRule="auto"/>
+        <w:rPr>
+          <w:color w:val="444f5c"/>
+          <w:sz w:val="21"/>
+          <w:szCs w:val="21"/>
+        </w:rPr>
+      </w:pPr>
+      <w:r>
+        <w:rPr>
+          <w:color w:val="444f5c"/>
+          <w:sz w:val="21"/>
+          <w:szCs w:val="21"/>
+          <w:rtl w:val="0"/>
+        </w:rPr>
+        <w:t xml:space="preserve">Oct 5 2026 2:21 PM</w:t>
+      </w:r>
+    </w:p>
+    <w:p>
+      <w:pPr>
+        <w:shd w:fill="ffffff" w:val="clear"/>
+        <w:spacing w:line="291.4285714285714" w:lineRule="auto"/>
+        <w:rPr>
+          <w:color w:val="161616"/>
+          <w:sz w:val="21"/>
+          <w:szCs w:val="21"/>
+        </w:rPr>
+      </w:pPr>
+      <w:r>
+        <w:rPr>
+          <w:color w:val="161616"/>
+          <w:sz w:val="21"/>
+          <w:szCs w:val="21"/>
+          <w:rtl w:val="0"/>
+        </w:rPr>
+        <w:t xml:space="preserve">How does that price sound to you?</w:t>
+      </w:r>
+    </w:p>
+    <w:p>
+      <w:pPr>
+        <w:shd w:fill="ffffff" w:val="clear"/>
+        <w:spacing w:line="291.4285714285714" w:lineRule="auto"/>
+        <w:rPr>
+          <w:color w:val="161616"/>
+          <w:sz w:val="21"/>
+          <w:szCs w:val="21"/>
+        </w:rPr>
+      </w:pPr>
+      <w:r>
+        <w:rPr>
+          <w:color w:val="161616"/>
+          <w:sz w:val="21"/>
+          <w:szCs w:val="21"/>
+          <w:rtl w:val="0"/>
+        </w:rPr>
+        <w:t xml:space="preserve">Text Sent</w:t>
+      </w:r>
+    </w:p>
+    <w:p>
+      <w:pPr>
+        <w:shd w:fill="ffffff" w:val="clear"/>
+        <w:spacing w:line="291.4285714285714" w:lineRule="auto"/>
+        <w:rPr>
+          <w:color w:val="444f5c"/>
+          <w:sz w:val="21"/>
+          <w:szCs w:val="21"/>
+        </w:rPr>
+      </w:pPr>
+      <w:r>
+        <w:rPr>
+          <w:color w:val="444f5c"/>
+          <w:sz w:val="21"/>
+          <w:szCs w:val="21"/>
+          <w:rtl w:val="0"/>
+        </w:rPr>
+        <w:t xml:space="preserve">Mark Armstrong</w:t>
+      </w:r>
+    </w:p>
+    <w:p>
+      <w:pPr>
+        <w:shd w:fill="ffffff" w:val="clear"/>
+        <w:spacing w:line="291.4285714285714" w:lineRule="auto"/>
+        <w:rPr>
+          <w:color w:val="444f5c"/>
+          <w:sz w:val="21"/>
+          <w:szCs w:val="21"/>
+        </w:rPr>
+      </w:pPr>
+      <w:r>
+        <w:rPr>
+          <w:color w:val="444f5c"/>
+          <w:sz w:val="21"/>
+          <w:szCs w:val="21"/>
+          <w:rtl w:val="0"/>
+        </w:rPr>
+        <w:t xml:space="preserve">Oct 5 2026 10:35 AM</w:t>
+      </w:r>
+    </w:p>
+    <w:p>
+      <w:pPr>
+        <w:shd w:fill="ffffff" w:val="clear"/>
+        <w:spacing w:line="291.4285714285714" w:lineRule="auto"/>
+        <w:rPr>
+          <w:color w:val="161616"/>
+          <w:sz w:val="21"/>
+          <w:szCs w:val="21"/>
+        </w:rPr>
+      </w:pPr>
+      <w:r>
+        <w:rPr>
+          <w:color w:val="161616"/>
+          <w:sz w:val="21"/>
+          <w:szCs w:val="21"/>
+          <w:rtl w:val="0"/>
+        </w:rPr>
+        <w:t xml:space="preserve">We also have several incentive programs</w:t>
+      </w:r>
+    </w:p>
+    <w:p>
+      <w:pPr>
+        <w:shd w:fill="ffffff" w:val="clear"/>
+        <w:spacing w:line="291.4285714285714" w:lineRule="auto"/>
+        <w:rPr>
+          <w:color w:val="161616"/>
+          <w:sz w:val="21"/>
+          <w:szCs w:val="21"/>
+        </w:rPr>
+      </w:pPr>
+      <w:r>
+        <w:rPr>
+          <w:color w:val="161616"/>
+          <w:sz w:val="21"/>
+          <w:szCs w:val="21"/>
+          <w:rtl w:val="0"/>
+        </w:rPr>
+        <w:t xml:space="preserve">Text Sent</w:t>
+      </w:r>
+    </w:p>
+    <w:p>
+      <w:pPr>
+        <w:shd w:fill="ffffff" w:val="clear"/>
+        <w:spacing w:line="291.4285714285714" w:lineRule="auto"/>
+        <w:rPr>
+          <w:color w:val="444f5c"/>
+          <w:sz w:val="21"/>
+          <w:szCs w:val="21"/>
+        </w:rPr>
+      </w:pPr>
+      <w:r>
+        <w:rPr>
+          <w:color w:val="444f5c"/>
+          <w:sz w:val="21"/>
+          <w:szCs w:val="21"/>
+          <w:rtl w:val="0"/>
+        </w:rPr>
+        <w:t xml:space="preserve">Mark Armstrong</w:t>
+      </w:r>
+    </w:p>
+    <w:p>
+      <w:pPr>
+        <w:shd w:fill="ffffff" w:val="clear"/>
+        <w:spacing w:line="291.4285714285714" w:lineRule="auto"/>
+        <w:rPr>
+          <w:color w:val="444f5c"/>
+          <w:sz w:val="21"/>
+          <w:szCs w:val="21"/>
+        </w:rPr>
+      </w:pPr>
+      <w:r>
+        <w:rPr>
+          <w:color w:val="444f5c"/>
+          <w:sz w:val="21"/>
+          <w:szCs w:val="21"/>
+          <w:rtl w:val="0"/>
+        </w:rPr>
+        <w:t xml:space="preserve">Oct 5 2026 10:34 AM</w:t>
+      </w:r>
+    </w:p>
+    <w:p>
+      <w:pPr>
+        <w:shd w:fill="ffffff" w:val="clear"/>
+        <w:spacing w:line="291.4285714285714" w:lineRule="auto"/>
+        <w:rPr>
+          <w:color w:val="161616"/>
+          <w:sz w:val="21"/>
+          <w:szCs w:val="21"/>
+        </w:rPr>
+      </w:pPr>
+      <w:r>
+        <w:rPr>
+          <w:color w:val="161616"/>
+          <w:sz w:val="21"/>
+          <w:szCs w:val="21"/>
+          <w:rtl w:val="0"/>
+        </w:rPr>
+        <w:t xml:space="preserve">For base colors the OTD price will be $37,971. $38,446 for premium colors.</w:t>
+      </w:r>
+    </w:p>
+    <w:p>
+      <w:pPr>
+        <w:shd w:fill="ffffff" w:val="clear"/>
+        <w:spacing w:line="291.4285714285714" w:lineRule="auto"/>
+        <w:rPr>
+          <w:color w:val="161616"/>
+          <w:sz w:val="21"/>
+          <w:szCs w:val="21"/>
+        </w:rPr>
+      </w:pPr>
+      <w:r>
+        <w:rPr>
+          <w:color w:val="161616"/>
+          <w:sz w:val="21"/>
+          <w:szCs w:val="21"/>
+          <w:rtl w:val="0"/>
+        </w:rPr>
+        <w:t xml:space="preserve">Text Sent</w:t>
+      </w:r>
+    </w:p>
+    <w:p>
+      <w:pPr>
+        <w:shd w:fill="ffffff" w:val="clear"/>
+        <w:spacing w:line="291.4285714285714" w:lineRule="auto"/>
+        <w:rPr>
+          <w:color w:val="444f5c"/>
+          <w:sz w:val="21"/>
+          <w:szCs w:val="21"/>
+        </w:rPr>
+      </w:pPr>
+      <w:r>
+        <w:rPr>
+          <w:color w:val="444f5c"/>
+          <w:sz w:val="21"/>
+          <w:szCs w:val="21"/>
+          <w:rtl w:val="0"/>
+        </w:rPr>
+        <w:t xml:space="preserve">Mark Armstrong</w:t>
+      </w:r>
+    </w:p>
+    <w:p>
+      <w:pPr>
+        <w:shd w:fill="ffffff" w:val="clear"/>
+        <w:spacing w:line="291.4285714285714" w:lineRule="auto"/>
+        <w:rPr>
+          <w:color w:val="444f5c"/>
+          <w:sz w:val="21"/>
+          <w:szCs w:val="21"/>
+        </w:rPr>
+      </w:pPr>
+      <w:r>
+        <w:rPr>
+          <w:color w:val="444f5c"/>
+          <w:sz w:val="21"/>
+          <w:szCs w:val="21"/>
+          <w:rtl w:val="0"/>
+        </w:rPr>
+        <w:t xml:space="preserve">Oct 5 2026 10:31 AM</w:t>
+      </w:r>
+    </w:p>
+    <w:p>
+      <w:pPr>
+        <w:shd w:fill="ffffff" w:val="clear"/>
+        <w:spacing w:line="291.4285714285714" w:lineRule="auto"/>
+        <w:rPr>
+          <w:color w:val="161616"/>
+          <w:sz w:val="21"/>
+          <w:szCs w:val="21"/>
+        </w:rPr>
+      </w:pPr>
+      <w:r>
+        <w:rPr>
+          <w:color w:val="161616"/>
+          <w:sz w:val="21"/>
+          <w:szCs w:val="21"/>
+          <w:rtl w:val="0"/>
+        </w:rPr>
+        <w:t xml:space="preserve">For the EX-L we only have the 2027 Model</w:t>
+      </w:r>
+    </w:p>
+    <w:p>
+      <w:pPr>
+        <w:shd w:fill="ffffff" w:val="clear"/>
+        <w:spacing w:line="291.4285714285714" w:lineRule="auto"/>
+        <w:rPr>
+          <w:color w:val="161616"/>
+          <w:sz w:val="21"/>
+          <w:szCs w:val="21"/>
+        </w:rPr>
+      </w:pPr>
+      <w:r>
+        <w:rPr>
+          <w:color w:val="161616"/>
+          <w:sz w:val="21"/>
+          <w:szCs w:val="21"/>
+          <w:rtl w:val="0"/>
+        </w:rPr>
+        <w:t xml:space="preserve">Text Received</w:t>
+      </w:r>
+    </w:p>
+    <w:p>
+      <w:pPr>
+        <w:shd w:fill="ffffff" w:val="clear"/>
+        <w:spacing w:line="291.4285714285714" w:lineRule="auto"/>
+        <w:rPr>
+          <w:color w:val="444f5c"/>
+          <w:sz w:val="21"/>
+          <w:szCs w:val="21"/>
+        </w:rPr>
+      </w:pPr>
+      <w:r>
+        <w:rPr>
+          <w:color w:val="444f5c"/>
+          <w:sz w:val="21"/>
+          <w:szCs w:val="21"/>
+          <w:rtl w:val="0"/>
+        </w:rPr>
+        <w:t xml:space="preserve">Mark Armstrong</w:t>
+      </w:r>
+    </w:p>
+    <w:p>
+      <w:pPr>
+        <w:shd w:fill="ffffff" w:val="clear"/>
+        <w:spacing w:line="291.4285714285714" w:lineRule="auto"/>
+        <w:rPr>
+          <w:color w:val="444f5c"/>
+          <w:sz w:val="21"/>
+          <w:szCs w:val="21"/>
+        </w:rPr>
+      </w:pPr>
+      <w:r>
+        <w:rPr>
+          <w:color w:val="444f5c"/>
+          <w:sz w:val="21"/>
+          <w:szCs w:val="21"/>
+          <w:rtl w:val="0"/>
+        </w:rPr>
+        <w:t xml:space="preserve">Oct 5 2026 10:26 AM</w:t>
+      </w:r>
+    </w:p>
+    <w:p>
+      <w:pPr>
+        <w:shd w:fill="ffffff" w:val="clear"/>
+        <w:spacing w:line="291.4285714285714" w:lineRule="auto"/>
+        <w:rPr>
+          <w:color w:val="161616"/>
+          <w:sz w:val="21"/>
+          <w:szCs w:val="21"/>
+        </w:rPr>
+      </w:pPr>
+      <w:r>
+        <w:rPr>
+          <w:color w:val="161616"/>
+          <w:sz w:val="21"/>
+          <w:szCs w:val="21"/>
+          <w:rtl w:val="0"/>
+        </w:rPr>
+        <w:t xml:space="preserve">20152</w:t>
+      </w:r>
+    </w:p>
+    <w:p>
+      <w:pPr>
+        <w:shd w:fill="f4f5f6" w:val="clear"/>
+        <w:spacing w:line="291.4285714285714" w:lineRule="auto"/>
+        <w:rPr>
+          <w:color w:val="444f5c"/>
+          <w:sz w:val="21"/>
+          <w:szCs w:val="21"/>
+        </w:rPr>
+      </w:pPr>
+      <w:r>
+        <w:rPr>
+          <w:color w:val="444f5c"/>
+          <w:sz w:val="21"/>
+          <w:szCs w:val="21"/>
+          <w:rtl w:val="0"/>
+        </w:rPr>
+        <w:t xml:space="preserve">Reply</w:t>
+      </w:r>
+    </w:p>
+    <w:p>
+      <w:pPr>
+        <w:shd w:fill="ffffff" w:val="clear"/>
+        <w:spacing w:line="291.4285714285714" w:lineRule="auto"/>
+        <w:rPr>
+          <w:color w:val="161616"/>
+          <w:sz w:val="21"/>
+          <w:szCs w:val="21"/>
+        </w:rPr>
+      </w:pPr>
+      <w:r>
+        <w:rPr>
+          <w:color w:val="161616"/>
+          <w:sz w:val="21"/>
+          <w:szCs w:val="21"/>
+          <w:rtl w:val="0"/>
+        </w:rPr>
+        <w:t xml:space="preserve">Text Sent</w:t>
+      </w:r>
+    </w:p>
+    <w:p>
+      <w:pPr>
+        <w:shd w:fill="ffffff" w:val="clear"/>
+        <w:spacing w:line="291.4285714285714" w:lineRule="auto"/>
+        <w:rPr>
+          <w:color w:val="444f5c"/>
+          <w:sz w:val="21"/>
+          <w:szCs w:val="21"/>
+        </w:rPr>
+      </w:pPr>
+      <w:r>
+        <w:rPr>
+          <w:color w:val="444f5c"/>
+          <w:sz w:val="21"/>
+          <w:szCs w:val="21"/>
+          <w:rtl w:val="0"/>
+        </w:rPr>
+        <w:t xml:space="preserve">Mark Armstrong</w:t>
+      </w:r>
+    </w:p>
+    <w:p>
+      <w:pPr>
+        <w:shd w:fill="ffffff" w:val="clear"/>
+        <w:spacing w:line="291.4285714285714" w:lineRule="auto"/>
+        <w:rPr>
+          <w:color w:val="444f5c"/>
+          <w:sz w:val="21"/>
+          <w:szCs w:val="21"/>
+        </w:rPr>
+      </w:pPr>
+      <w:r>
+        <w:rPr>
+          <w:color w:val="444f5c"/>
+          <w:sz w:val="21"/>
+          <w:szCs w:val="21"/>
+          <w:rtl w:val="0"/>
+        </w:rPr>
+        <w:t xml:space="preserve">Oct 5 2026 9:28 AM</w:t>
+      </w:r>
+    </w:p>
+    <w:p>
+      <w:pPr>
+        <w:shd w:fill="ffffff" w:val="clear"/>
+        <w:spacing w:line="291.4285714285714" w:lineRule="auto"/>
+        <w:rPr>
+          <w:color w:val="161616"/>
+          <w:sz w:val="21"/>
+          <w:szCs w:val="21"/>
+        </w:rPr>
+      </w:pPr>
+      <w:r>
+        <w:rPr>
+          <w:color w:val="161616"/>
+          <w:sz w:val="21"/>
+          <w:szCs w:val="21"/>
+          <w:rtl w:val="0"/>
+        </w:rPr>
+        <w:t xml:space="preserve">What Zip Code will the car be registered in?</w:t>
+      </w:r>
+    </w:p>
+    <w:p>
+      <w:pPr>
+        <w:shd w:fill="ffffff" w:val="clear"/>
+        <w:spacing w:line="291.4285714285714" w:lineRule="auto"/>
+        <w:rPr>
+          <w:color w:val="161616"/>
+          <w:sz w:val="21"/>
+          <w:szCs w:val="21"/>
+        </w:rPr>
+      </w:pPr>
+      <w:r>
+        <w:rPr>
+          <w:color w:val="161616"/>
+          <w:sz w:val="21"/>
+          <w:szCs w:val="21"/>
+          <w:rtl w:val="0"/>
+        </w:rPr>
+        <w:t xml:space="preserve">Engaged Lead Follow Up</w:t>
+      </w:r>
+    </w:p>
+    <w:p>
+      <w:pPr>
+        <w:shd w:fill="ffffff" w:val="clear"/>
+        <w:spacing w:line="291.4285714285714" w:lineRule="auto"/>
+        <w:rPr>
+          <w:color w:val="444f5c"/>
+          <w:sz w:val="21"/>
+          <w:szCs w:val="21"/>
+        </w:rPr>
+      </w:pPr>
+      <w:r>
+        <w:rPr>
+          <w:color w:val="444f5c"/>
+          <w:sz w:val="21"/>
+          <w:szCs w:val="21"/>
+          <w:rtl w:val="0"/>
+        </w:rPr>
+        <w:t xml:space="preserve">System</w:t>
+      </w:r>
+    </w:p>
+    <w:p>
+      <w:pPr>
+        <w:shd w:fill="ffffff" w:val="clear"/>
+        <w:spacing w:line="291.4285714285714" w:lineRule="auto"/>
+        <w:rPr>
+          <w:color w:val="444f5c"/>
+          <w:sz w:val="21"/>
+          <w:szCs w:val="21"/>
+        </w:rPr>
+      </w:pPr>
+      <w:r>
+        <w:rPr>
+          <w:color w:val="444f5c"/>
+          <w:sz w:val="21"/>
+          <w:szCs w:val="21"/>
+          <w:rtl w:val="0"/>
+        </w:rPr>
+        <w:t xml:space="preserve">Oct 5 2026 9:17 AM</w:t>
+      </w:r>
+    </w:p>
+    <w:p>
+      <w:pPr>
+        <w:shd w:fill="ffffff" w:val="clear"/>
+        <w:spacing w:line="291.4285714285714" w:lineRule="auto"/>
+        <w:rPr>
+          <w:color w:val="444f5c"/>
+          <w:sz w:val="21"/>
+          <w:szCs w:val="21"/>
+        </w:rPr>
+      </w:pPr>
+      <w:r>
+        <w:rPr>
+          <w:color w:val="444f5c"/>
+          <w:sz w:val="21"/>
+          <w:szCs w:val="21"/>
+          <w:rtl w:val="0"/>
+        </w:rPr>
+        <w:t xml:space="preserve">Lead is in the Engaged Stage, follow up with lead or reschedule this follow up task.</w:t>
+      </w:r>
+    </w:p>
+    <w:p>
+      <w:pPr>
+        <w:shd w:fill="ffffff" w:val="clear"/>
+        <w:spacing w:line="291.4285714285714" w:lineRule="auto"/>
+        <w:rPr>
+          <w:color w:val="444f5c"/>
+          <w:sz w:val="21"/>
+          <w:szCs w:val="21"/>
+        </w:rPr>
+      </w:pPr>
+      <w:r>
+        <w:rPr>
+          <w:color w:val="444f5c"/>
+          <w:sz w:val="21"/>
+          <w:szCs w:val="21"/>
+          <w:rtl w:val="0"/>
+        </w:rPr>
+        <w:t xml:space="preserve">High</w:t>
+      </w:r>
+    </w:p>
+    <w:p>
+      <w:pPr>
+        <w:shd w:fill="ffffff" w:val="clear"/>
+        <w:spacing w:line="291.4285714285714" w:lineRule="auto"/>
+        <w:rPr>
+          <w:color w:val="161616"/>
+          <w:sz w:val="21"/>
+          <w:szCs w:val="21"/>
+        </w:rPr>
+      </w:pPr>
+      <w:r>
+        <w:rPr>
+          <w:color w:val="161616"/>
+          <w:sz w:val="21"/>
+          <w:szCs w:val="21"/>
+          <w:rtl w:val="0"/>
+        </w:rPr>
+        <w:t xml:space="preserve">October 5, 2026</w:t>
+      </w:r>
+    </w:p>
+    <w:p>
+      <w:pPr>
+        <w:shd w:fill="ffffff" w:val="clear"/>
+        <w:spacing w:line="291.4285714285714" w:lineRule="auto"/>
+        <w:rPr>
+          <w:color w:val="161616"/>
+          <w:sz w:val="21"/>
+          <w:szCs w:val="21"/>
+        </w:rPr>
+      </w:pPr>
+      <w:r>
+        <w:rPr>
+          <w:color w:val="161616"/>
+          <w:sz w:val="21"/>
+          <w:szCs w:val="21"/>
+          <w:rtl w:val="0"/>
+        </w:rPr>
+        <w:t xml:space="preserve">Done</w:t>
+      </w:r>
+    </w:p>
+    <w:p>
+      <w:pPr>
+        <w:shd w:fill="ffffff" w:val="clear"/>
+        <w:spacing w:line="291.4285714285714" w:lineRule="auto"/>
+        <w:rPr>
+          <w:color w:val="969aa3"/>
+          <w:sz w:val="21"/>
+          <w:szCs w:val="21"/>
+        </w:rPr>
+      </w:pPr>
+      <w:r>
+        <w:rPr>
+          <w:color w:val="969aa3"/>
+          <w:sz w:val="21"/>
+          <w:szCs w:val="21"/>
+          <w:rtl w:val="0"/>
+        </w:rPr>
+        <w:t xml:space="preserve">Assigned To:</w:t>
+      </w:r>
+    </w:p>
+    <w:p>
+      <w:pPr>
+        <w:shd w:fill="ffffff" w:val="clear"/>
+        <w:spacing w:line="291.4285714285714" w:lineRule="auto"/>
+        <w:rPr>
+          <w:color w:val="444f5c"/>
+          <w:sz w:val="21"/>
+          <w:szCs w:val="21"/>
+        </w:rPr>
+      </w:pPr>
+      <w:r>
+        <w:rPr>
+          <w:color w:val="444f5c"/>
+          <w:sz w:val="21"/>
+          <w:szCs w:val="21"/>
+          <w:rtl w:val="0"/>
+        </w:rPr>
+        <w:t xml:space="preserve">Mark Armstrong</w:t>
+      </w:r>
+    </w:p>
+    <w:p>
+      <w:pPr>
+        <w:shd w:fill="ffffff" w:val="clear"/>
+        <w:spacing w:line="291.4285714285714" w:lineRule="auto"/>
+        <w:rPr>
+          <w:color w:val="161616"/>
+          <w:sz w:val="21"/>
+          <w:szCs w:val="21"/>
+        </w:rPr>
+      </w:pPr>
+      <w:r>
+        <w:rPr>
+          <w:color w:val="161616"/>
+          <w:sz w:val="21"/>
+          <w:szCs w:val="21"/>
+          <w:rtl w:val="0"/>
+        </w:rPr>
+        <w:t xml:space="preserve">Stage Changed</w:t>
+      </w:r>
+    </w:p>
+    <w:p>
+      <w:pPr>
+        <w:shd w:fill="ffffff" w:val="clear"/>
+        <w:spacing w:line="291.4285714285714" w:lineRule="auto"/>
+        <w:rPr>
+          <w:color w:val="444f5c"/>
+          <w:sz w:val="21"/>
+          <w:szCs w:val="21"/>
+        </w:rPr>
+      </w:pPr>
+      <w:r>
+        <w:rPr>
+          <w:color w:val="444f5c"/>
+          <w:sz w:val="21"/>
+          <w:szCs w:val="21"/>
+          <w:rtl w:val="0"/>
+        </w:rPr>
+        <w:t xml:space="preserve">Mark Armstrong</w:t>
+      </w:r>
+    </w:p>
+    <w:p>
+      <w:pPr>
+        <w:shd w:fill="ffffff" w:val="clear"/>
+        <w:spacing w:line="291.4285714285714" w:lineRule="auto"/>
+        <w:rPr>
+          <w:color w:val="444f5c"/>
+          <w:sz w:val="21"/>
+          <w:szCs w:val="21"/>
+        </w:rPr>
+      </w:pPr>
+      <w:r>
+        <w:rPr>
+          <w:color w:val="444f5c"/>
+          <w:sz w:val="21"/>
+          <w:szCs w:val="21"/>
+          <w:rtl w:val="0"/>
+        </w:rPr>
+        <w:t xml:space="preserve">Oct 5 2026 9:17 AM</w:t>
+      </w:r>
+    </w:p>
+    <w:p>
+      <w:pPr>
+        <w:shd w:fill="ffffff" w:val="clear"/>
+        <w:spacing w:line="291.4285714285714" w:lineRule="auto"/>
+        <w:rPr>
+          <w:color w:val="161616"/>
+          <w:sz w:val="21"/>
+          <w:szCs w:val="21"/>
+        </w:rPr>
+      </w:pPr>
+      <w:r>
+        <w:rPr>
+          <w:color w:val="161616"/>
+          <w:sz w:val="21"/>
+          <w:szCs w:val="21"/>
+          <w:rtl w:val="0"/>
+        </w:rPr>
+        <w:t xml:space="preserve">Stage got changed from Attempted Contact to Engage</w:t>
+      </w:r>
+    </w:p>
+    <w:p>
+      <w:pPr>
+        <w:shd w:fill="ffffff" w:val="clear"/>
+        <w:spacing w:line="291.4285714285714" w:lineRule="auto"/>
+        <w:rPr>
+          <w:color w:val="161616"/>
+          <w:sz w:val="21"/>
+          <w:szCs w:val="21"/>
+        </w:rPr>
+      </w:pPr>
+      <w:r>
+        <w:rPr>
+          <w:color w:val="161616"/>
+          <w:sz w:val="21"/>
+          <w:szCs w:val="21"/>
+          <w:rtl w:val="0"/>
+        </w:rPr>
+        <w:t xml:space="preserve">Text Received</w:t>
+      </w:r>
+    </w:p>
+    <w:p>
+      <w:pPr>
+        <w:shd w:fill="ffffff" w:val="clear"/>
+        <w:spacing w:line="291.4285714285714" w:lineRule="auto"/>
+        <w:rPr>
+          <w:color w:val="444f5c"/>
+          <w:sz w:val="21"/>
+          <w:szCs w:val="21"/>
+        </w:rPr>
+      </w:pPr>
+      <w:r>
+        <w:rPr>
+          <w:color w:val="444f5c"/>
+          <w:sz w:val="21"/>
+          <w:szCs w:val="21"/>
+          <w:rtl w:val="0"/>
+        </w:rPr>
+        <w:t xml:space="preserve">Mark Armstrong</w:t>
+      </w:r>
+    </w:p>
+    <w:p>
+      <w:pPr>
+        <w:shd w:fill="ffffff" w:val="clear"/>
+        <w:spacing w:line="291.4285714285714" w:lineRule="auto"/>
+        <w:rPr>
+          <w:color w:val="444f5c"/>
+          <w:sz w:val="21"/>
+          <w:szCs w:val="21"/>
+        </w:rPr>
+      </w:pPr>
+      <w:r>
+        <w:rPr>
+          <w:color w:val="444f5c"/>
+          <w:sz w:val="21"/>
+          <w:szCs w:val="21"/>
+          <w:rtl w:val="0"/>
+        </w:rPr>
+        <w:t xml:space="preserve">Oct 5 2026 9:17 AM</w:t>
+      </w:r>
+    </w:p>
+    <w:p>
+      <w:pPr>
+        <w:shd w:fill="ffffff" w:val="clear"/>
+        <w:spacing w:line="291.4285714285714" w:lineRule="auto"/>
+        <w:rPr>
+          <w:color w:val="161616"/>
+          <w:sz w:val="21"/>
+          <w:szCs w:val="21"/>
+        </w:rPr>
+      </w:pPr>
+      <w:r>
+        <w:rPr>
+          <w:color w:val="161616"/>
+          <w:sz w:val="21"/>
+          <w:szCs w:val="21"/>
+          <w:rtl w:val="0"/>
+        </w:rPr>
+        <w:t xml:space="preserve">Hi there Can you give me the number of CRV EXL 2026 and 2027 out door price please ? If you can then send me the email . Thank you</w:t>
+      </w:r>
+    </w:p>
+    <w:p>
+      <w:pPr>
+        <w:shd w:fill="f4f5f6" w:val="clear"/>
+        <w:spacing w:line="291.4285714285714" w:lineRule="auto"/>
+        <w:rPr>
+          <w:color w:val="444f5c"/>
+          <w:sz w:val="21"/>
+          <w:szCs w:val="21"/>
+        </w:rPr>
+      </w:pPr>
+      <w:r>
+        <w:rPr>
+          <w:color w:val="444f5c"/>
+          <w:sz w:val="21"/>
+          <w:szCs w:val="21"/>
+          <w:rtl w:val="0"/>
+        </w:rPr>
+        <w:t xml:space="preserve">Reply</w:t>
+      </w:r>
+    </w:p>
+    <w:p>
+      <w:pPr>
+        <w:shd w:fill="ffffff" w:val="clear"/>
+        <w:spacing w:line="291.4285714285714" w:lineRule="auto"/>
+        <w:rPr>
+          <w:color w:val="161616"/>
+          <w:sz w:val="21"/>
+          <w:szCs w:val="21"/>
+        </w:rPr>
+      </w:pPr>
+      <w:r>
+        <w:rPr>
+          <w:color w:val="161616"/>
+          <w:sz w:val="21"/>
+          <w:szCs w:val="21"/>
+          <w:rtl w:val="0"/>
+        </w:rPr>
+        <w:t xml:space="preserve">Day 1 Internet Lead Tasking - Call</w:t>
+      </w:r>
+    </w:p>
+    <w:p>
+      <w:pPr>
+        <w:shd w:fill="ffffff" w:val="clear"/>
+        <w:spacing w:line="291.4285714285714" w:lineRule="auto"/>
+        <w:rPr>
+          <w:color w:val="444f5c"/>
+          <w:sz w:val="21"/>
+          <w:szCs w:val="21"/>
+        </w:rPr>
+      </w:pPr>
+      <w:r>
+        <w:rPr>
+          <w:color w:val="444f5c"/>
+          <w:sz w:val="21"/>
+          <w:szCs w:val="21"/>
+          <w:rtl w:val="0"/>
+        </w:rPr>
+        <w:t xml:space="preserve">System</w:t>
+      </w:r>
+    </w:p>
+    <w:p>
+      <w:pPr>
+        <w:shd w:fill="ffffff" w:val="clear"/>
+        <w:spacing w:line="291.4285714285714" w:lineRule="auto"/>
+        <w:rPr>
+          <w:color w:val="444f5c"/>
+          <w:sz w:val="21"/>
+          <w:szCs w:val="21"/>
+        </w:rPr>
+      </w:pPr>
+      <w:r>
+        <w:rPr>
+          <w:color w:val="444f5c"/>
+          <w:sz w:val="21"/>
+          <w:szCs w:val="21"/>
+          <w:rtl w:val="0"/>
+        </w:rPr>
+        <w:t xml:space="preserve">Oct 5 2026 9:05 AM</w:t>
+      </w:r>
+    </w:p>
+    <w:p>
+      <w:pPr>
+        <w:shd w:fill="ffffff" w:val="clear"/>
+        <w:spacing w:line="291.4285714285714" w:lineRule="auto"/>
+        <w:rPr>
+          <w:color w:val="444f5c"/>
+          <w:sz w:val="21"/>
+          <w:szCs w:val="21"/>
+        </w:rPr>
+      </w:pPr>
+      <w:r>
+        <w:rPr>
+          <w:color w:val="444f5c"/>
+          <w:sz w:val="21"/>
+          <w:szCs w:val="21"/>
+          <w:rtl w:val="0"/>
+        </w:rPr>
+        <w:t xml:space="preserve">Day 1 Internet Lead Tasking - Call</w:t>
+      </w:r>
+    </w:p>
+    <w:p>
+      <w:pPr>
+        <w:shd w:fill="ffffff" w:val="clear"/>
+        <w:spacing w:line="291.4285714285714" w:lineRule="auto"/>
+        <w:rPr>
+          <w:color w:val="444f5c"/>
+          <w:sz w:val="21"/>
+          <w:szCs w:val="21"/>
+        </w:rPr>
+      </w:pPr>
+      <w:r>
+        <w:rPr>
+          <w:color w:val="444f5c"/>
+          <w:sz w:val="21"/>
+          <w:szCs w:val="21"/>
+          <w:rtl w:val="0"/>
+        </w:rPr>
+        <w:t xml:space="preserve">High</w:t>
+      </w:r>
+    </w:p>
+    <w:p>
+      <w:pPr>
+        <w:shd w:fill="ffffff" w:val="clear"/>
+        <w:spacing w:line="291.4285714285714" w:lineRule="auto"/>
+        <w:rPr>
+          <w:color w:val="161616"/>
+          <w:sz w:val="21"/>
+          <w:szCs w:val="21"/>
+        </w:rPr>
+      </w:pPr>
+      <w:r>
+        <w:rPr>
+          <w:color w:val="161616"/>
+          <w:sz w:val="21"/>
+          <w:szCs w:val="21"/>
+          <w:rtl w:val="0"/>
+        </w:rPr>
+        <w:t xml:space="preserve">October 5, 2026</w:t>
+      </w:r>
+    </w:p>
+    <w:p>
+      <w:pPr>
+        <w:shd w:fill="ffffff" w:val="clear"/>
+        <w:spacing w:line="291.4285714285714" w:lineRule="auto"/>
+        <w:rPr>
+          <w:color w:val="161616"/>
+          <w:sz w:val="21"/>
+          <w:szCs w:val="21"/>
+        </w:rPr>
+      </w:pPr>
+      <w:r>
+        <w:rPr>
+          <w:color w:val="161616"/>
+          <w:sz w:val="21"/>
+          <w:szCs w:val="21"/>
+          <w:rtl w:val="0"/>
+        </w:rPr>
+        <w:t xml:space="preserve">Manually Closed</w:t>
+      </w:r>
+    </w:p>
+    <w:p>
+      <w:pPr>
+        <w:shd w:fill="ffffff" w:val="clear"/>
+        <w:spacing w:line="291.4285714285714" w:lineRule="auto"/>
+        <w:rPr>
+          <w:color w:val="969aa3"/>
+          <w:sz w:val="21"/>
+          <w:szCs w:val="21"/>
+        </w:rPr>
+      </w:pPr>
+      <w:r>
+        <w:rPr>
+          <w:color w:val="969aa3"/>
+          <w:sz w:val="21"/>
+          <w:szCs w:val="21"/>
+          <w:rtl w:val="0"/>
+        </w:rPr>
+        <w:t xml:space="preserve">Assigned To:</w:t>
+      </w:r>
+    </w:p>
+    <w:p>
+      <w:pPr>
+        <w:shd w:fill="ffffff" w:val="clear"/>
+        <w:spacing w:line="291.4285714285714" w:lineRule="auto"/>
+        <w:rPr>
+          <w:color w:val="444f5c"/>
+          <w:sz w:val="21"/>
+          <w:szCs w:val="21"/>
+        </w:rPr>
+      </w:pPr>
+      <w:r>
+        <w:rPr>
+          <w:color w:val="444f5c"/>
+          <w:sz w:val="21"/>
+          <w:szCs w:val="21"/>
+          <w:rtl w:val="0"/>
+        </w:rPr>
+        <w:t xml:space="preserve">Mark Armstrong</w:t>
+      </w:r>
+    </w:p>
+    <w:p>
+      <w:pPr>
+        <w:shd w:fill="ffffff" w:val="clear"/>
+        <w:spacing w:line="291.4285714285714" w:lineRule="auto"/>
+        <w:rPr>
+          <w:color w:val="161616"/>
+          <w:sz w:val="21"/>
+          <w:szCs w:val="21"/>
+        </w:rPr>
+      </w:pPr>
+      <w:r>
+        <w:rPr>
+          <w:color w:val="161616"/>
+          <w:sz w:val="21"/>
+          <w:szCs w:val="21"/>
+          <w:rtl w:val="0"/>
+        </w:rPr>
+        <w:t xml:space="preserve">Note</w:t>
+      </w:r>
+    </w:p>
+    <w:p>
+      <w:pPr>
+        <w:shd w:fill="ffffff" w:val="clear"/>
+        <w:spacing w:line="291.4285714285714" w:lineRule="auto"/>
+        <w:rPr>
+          <w:color w:val="444f5c"/>
+          <w:sz w:val="21"/>
+          <w:szCs w:val="21"/>
+        </w:rPr>
+      </w:pPr>
+      <w:r>
+        <w:rPr>
+          <w:color w:val="444f5c"/>
+          <w:sz w:val="21"/>
+          <w:szCs w:val="21"/>
+          <w:rtl w:val="0"/>
+        </w:rPr>
+        <w:t xml:space="preserve">Mark Armstrong</w:t>
+      </w:r>
+    </w:p>
+    <w:p>
+      <w:pPr>
+        <w:shd w:fill="ffffff" w:val="clear"/>
+        <w:spacing w:line="291.4285714285714" w:lineRule="auto"/>
+        <w:rPr>
+          <w:color w:val="444f5c"/>
+          <w:sz w:val="21"/>
+          <w:szCs w:val="21"/>
+        </w:rPr>
+      </w:pPr>
+      <w:r>
+        <w:rPr>
+          <w:color w:val="444f5c"/>
+          <w:sz w:val="21"/>
+          <w:szCs w:val="21"/>
+          <w:rtl w:val="0"/>
+        </w:rPr>
+        <w:t xml:space="preserve">Oct 5 2026 9:00 AM</w:t>
+      </w:r>
+    </w:p>
+    <w:p>
+      <w:pPr>
+        <w:shd w:fill="ffffff" w:val="clear"/>
+        <w:spacing w:line="291.4285714285714" w:lineRule="auto"/>
+        <w:rPr>
+          <w:color w:val="161616"/>
+          <w:sz w:val="21"/>
+          <w:szCs w:val="21"/>
+        </w:rPr>
+      </w:pPr>
+      <w:r>
+        <w:rPr>
+          <w:color w:val="161616"/>
+          <w:sz w:val="21"/>
+          <w:szCs w:val="21"/>
+          <w:rtl w:val="0"/>
+        </w:rPr>
+        <w:t xml:space="preserve">I called and left a voicemail to the customer’s machine.</w:t>
+      </w:r>
+    </w:p>
+    <w:p>
+      <w:pPr>
+        <w:shd w:fill="ffffff" w:val="clear"/>
+        <w:spacing w:line="291.4285714285714" w:lineRule="auto"/>
+        <w:rPr>
+          <w:color w:val="161616"/>
+          <w:sz w:val="21"/>
+          <w:szCs w:val="21"/>
+        </w:rPr>
+      </w:pPr>
+      <w:r>
+        <w:rPr>
+          <w:color w:val="161616"/>
+          <w:sz w:val="21"/>
+          <w:szCs w:val="21"/>
+          <w:rtl w:val="0"/>
+        </w:rPr>
+        <w:t xml:space="preserve">Outbound Voicemail</w:t>
+      </w:r>
+    </w:p>
+    <w:p>
+      <w:pPr>
+        <w:shd w:fill="ffffff" w:val="clear"/>
+        <w:spacing w:line="291.4285714285714" w:lineRule="auto"/>
+        <w:rPr>
+          <w:color w:val="444f5c"/>
+          <w:sz w:val="21"/>
+          <w:szCs w:val="21"/>
+        </w:rPr>
+      </w:pPr>
+      <w:r>
+        <w:rPr>
+          <w:color w:val="444f5c"/>
+          <w:sz w:val="21"/>
+          <w:szCs w:val="21"/>
+          <w:rtl w:val="0"/>
+        </w:rPr>
+        <w:t xml:space="preserve">Mark Armstrong</w:t>
+      </w:r>
+    </w:p>
+    <w:p>
+      <w:pPr>
+        <w:shd w:fill="ffffff" w:val="clear"/>
+        <w:spacing w:line="291.4285714285714" w:lineRule="auto"/>
+        <w:rPr>
+          <w:color w:val="444f5c"/>
+          <w:sz w:val="21"/>
+          <w:szCs w:val="21"/>
+        </w:rPr>
+      </w:pPr>
+      <w:r>
+        <w:rPr>
+          <w:color w:val="444f5c"/>
+          <w:sz w:val="21"/>
+          <w:szCs w:val="21"/>
+          <w:rtl w:val="0"/>
+        </w:rPr>
+        <w:t xml:space="preserve">Oct 5 2026 8:59 AM</w:t>
+      </w:r>
+    </w:p>
+    <w:p>
+      <w:pPr>
+        <w:shd w:fill="ffffff" w:val="clear"/>
+        <w:spacing w:line="291.4285714285714" w:lineRule="auto"/>
+        <w:rPr>
+          <w:color w:val="161616"/>
+          <w:sz w:val="21"/>
+          <w:szCs w:val="21"/>
+        </w:rPr>
+      </w:pPr>
+      <w:r>
+        <w:rPr>
+          <w:color w:val="161616"/>
+          <w:sz w:val="21"/>
+          <w:szCs w:val="21"/>
+          <w:rtl w:val="0"/>
+        </w:rPr>
+        <w:t xml:space="preserve">Called +1 (571) 375 - 9849 and left voicemail</w:t>
+      </w:r>
+    </w:p>
+    <w:p>
+      <w:pPr>
+        <w:shd w:fill="ffffff" w:val="clear"/>
+        <w:spacing w:line="291.4285714285714" w:lineRule="auto"/>
+        <w:rPr>
+          <w:color w:val="161616"/>
+          <w:sz w:val="21"/>
+          <w:szCs w:val="21"/>
+        </w:rPr>
+      </w:pPr>
+      <w:r>
+        <w:rPr>
+          <w:color w:val="161616"/>
+          <w:sz w:val="21"/>
+          <w:szCs w:val="21"/>
+          <w:rtl w:val="0"/>
+        </w:rPr>
+        <w:t xml:space="preserve">Duration 00:32</w:t>
+      </w:r>
+    </w:p>
+    <w:p>
+      <w:pPr>
+        <w:shd w:fill="ffffff" w:val="clear"/>
+        <w:spacing w:line="291.4285714285714" w:lineRule="auto"/>
+        <w:rPr>
+          <w:color w:val="161616"/>
+          <w:sz w:val="21"/>
+          <w:szCs w:val="21"/>
+        </w:rPr>
+      </w:pPr>
+      <w:r>
+        <w:rPr>
+          <w:color w:val="161616"/>
+          <w:sz w:val="21"/>
+          <w:szCs w:val="21"/>
+          <w:rtl w:val="0"/>
+        </w:rPr>
+        <w:t xml:space="preserve">Note: I called and left a voicemail to the customer’s machine.</w:t>
+      </w:r>
+    </w:p>
+    <w:p>
+      <w:pPr>
+        <w:shd w:fill="ffffff" w:val="clear"/>
+        <w:spacing w:line="291.4285714285714" w:lineRule="auto"/>
+        <w:rPr>
+          <w:color w:val="161616"/>
+          <w:sz w:val="21"/>
+          <w:szCs w:val="21"/>
+        </w:rPr>
+      </w:pPr>
+      <w:r>
+        <w:rPr>
+          <w:color w:val="161616"/>
+          <w:sz w:val="21"/>
+          <w:szCs w:val="21"/>
+          <w:rtl w:val="0"/>
+        </w:rPr>
+        <w:t xml:space="preserve">Text Sent</w:t>
+      </w:r>
+    </w:p>
+    <w:p>
+      <w:pPr>
+        <w:shd w:fill="ffffff" w:val="clear"/>
+        <w:spacing w:line="291.4285714285714" w:lineRule="auto"/>
+        <w:rPr>
+          <w:color w:val="444f5c"/>
+          <w:sz w:val="21"/>
+          <w:szCs w:val="21"/>
+        </w:rPr>
+      </w:pPr>
+      <w:r>
+        <w:rPr>
+          <w:color w:val="444f5c"/>
+          <w:sz w:val="21"/>
+          <w:szCs w:val="21"/>
+          <w:rtl w:val="0"/>
+        </w:rPr>
+        <w:t xml:space="preserve">Mark Armstrong</w:t>
+      </w:r>
+    </w:p>
+    <w:p>
+      <w:pPr>
+        <w:shd w:fill="ffffff" w:val="clear"/>
+        <w:spacing w:line="291.4285714285714" w:lineRule="auto"/>
+        <w:rPr>
+          <w:color w:val="444f5c"/>
+          <w:sz w:val="21"/>
+          <w:szCs w:val="21"/>
+        </w:rPr>
+      </w:pPr>
+      <w:r>
+        <w:rPr>
+          <w:color w:val="444f5c"/>
+          <w:sz w:val="21"/>
+          <w:szCs w:val="21"/>
+          <w:rtl w:val="0"/>
+        </w:rPr>
+        <w:t xml:space="preserve">Oct 5 2026 8:50 AM</w:t>
+      </w:r>
+    </w:p>
+    <w:p>
+      <w:pPr>
+        <w:shd w:fill="ffffff" w:val="clear"/>
+        <w:spacing w:line="291.4285714285714" w:lineRule="auto"/>
+        <w:rPr>
+          <w:color w:val="161616"/>
+          <w:sz w:val="21"/>
+          <w:szCs w:val="21"/>
+        </w:rPr>
+      </w:pPr>
+      <w:r>
+        <w:rPr>
+          <w:color w:val="161616"/>
+          <w:sz w:val="21"/>
+          <w:szCs w:val="21"/>
+          <w:rtl w:val="0"/>
+        </w:rPr>
+        <w:t xml:space="preserve">Bhupendra, 2027 Honda CR-V available; details &gt; https://tinyurl.com/ytnnynyu See email for Selling Price (check spam/junk)  &gt;&gt; visit today or tomorrow for test drive?  Mark @ Joyce Koons Honda in Manassas, VA</w:t>
+      </w:r>
+    </w:p>
+    <w:p>
+      <w:pPr>
+        <w:shd w:fill="ffffff" w:val="clear"/>
+        <w:spacing w:line="291.4285714285714" w:lineRule="auto"/>
+        <w:rPr>
+          <w:color w:val="161616"/>
+          <w:sz w:val="21"/>
+          <w:szCs w:val="21"/>
+        </w:rPr>
+      </w:pPr>
+      <w:r>
+        <w:rPr>
+          <w:color w:val="161616"/>
+          <w:sz w:val="21"/>
+          <w:szCs w:val="21"/>
+          <w:rtl w:val="0"/>
+        </w:rPr>
+        <w:t xml:space="preserve">Email Sent</w:t>
+      </w:r>
+    </w:p>
+    <w:p>
+      <w:pPr>
+        <w:shd w:fill="ffffff" w:val="clear"/>
+        <w:spacing w:line="291.4285714285714" w:lineRule="auto"/>
+        <w:rPr>
+          <w:color w:val="444f5c"/>
+          <w:sz w:val="21"/>
+          <w:szCs w:val="21"/>
+        </w:rPr>
+      </w:pPr>
+      <w:r>
+        <w:rPr>
+          <w:color w:val="444f5c"/>
+          <w:sz w:val="21"/>
+          <w:szCs w:val="21"/>
+          <w:rtl w:val="0"/>
+        </w:rPr>
+        <w:t xml:space="preserve">Mark Armstrong</w:t>
+      </w:r>
+    </w:p>
+    <w:p>
+      <w:pPr>
+        <w:shd w:fill="ffffff" w:val="clear"/>
+        <w:spacing w:line="291.4285714285714" w:lineRule="auto"/>
+        <w:rPr>
+          <w:color w:val="444f5c"/>
+          <w:sz w:val="21"/>
+          <w:szCs w:val="21"/>
+        </w:rPr>
+      </w:pPr>
+      <w:r>
+        <w:rPr>
+          <w:color w:val="444f5c"/>
+          <w:sz w:val="21"/>
+          <w:szCs w:val="21"/>
+          <w:rtl w:val="0"/>
+        </w:rPr>
+        <w:t xml:space="preserve">Oct 5 2026 8:49 AM</w:t>
+      </w:r>
+    </w:p>
+    <w:p>
+      <w:pPr>
+        <w:shd w:fill="ffffff" w:val="clear"/>
+        <w:spacing w:line="3060" w:lineRule="auto"/>
+        <w:rPr>
+          <w:color w:val="444f5c"/>
+          <w:sz w:val="2"/>
+          <w:szCs w:val="2"/>
+        </w:rPr>
+      </w:pPr>
+      <w:r>
+        <w:rPr>
+          <w:color w:val="444f5c"/>
+          <w:sz w:val="2"/>
+          <w:szCs w:val="2"/>
+          <w:rtl w:val="0"/>
+        </w:rPr>
+        <w:t xml:space="preserve">bhupendradahal1000@gmail.com</w:t>
+      </w:r>
+    </w:p>
+    <w:p>
+      <w:pPr>
+        <w:shd w:fill="ffffff" w:val="clear"/>
+        <w:spacing w:line="274.2857142857143" w:lineRule="auto"/>
+        <w:rPr>
+          <w:color w:val="444f5c"/>
+          <w:sz w:val="21"/>
+          <w:szCs w:val="21"/>
+        </w:rPr>
+      </w:pPr>
+      <w:r>
+        <w:rPr>
+          <w:color w:val="444f5c"/>
+          <w:sz w:val="21"/>
+          <w:szCs w:val="21"/>
+          <w:rtl w:val="0"/>
+        </w:rPr>
+        <w:t xml:space="preserve">Subject: Exclusive Joyce Koons Honda offer</w:t>
+      </w:r>
+    </w:p>
+    <w:p>
+      <w:pPr>
+        <w:shd w:fill="ffffff" w:val="clear"/>
+        <w:spacing w:line="291.4285714285714" w:lineRule="auto"/>
+        <w:rPr>
+          <w:color w:val="161616"/>
+          <w:sz w:val="21"/>
+          <w:szCs w:val="21"/>
+        </w:rPr>
+      </w:pPr>
+      <w:r>
+        <w:rPr>
+          <w:color w:val="161616"/>
+          <w:sz w:val="21"/>
+          <w:szCs w:val="21"/>
+          <w:rtl w:val="0"/>
+        </w:rPr>
+        <w:t xml:space="preserve">Great Prices | Special APR Rates | Big Inventory Bhupendra, Complimentary 1-year or 12,000-mile Honda Service Pass plus additional 1-year or 12,000 mile Joyce Koons Advantage maintenance plan is included with your purchase. Both plans include complimentary Joyce Koons Concierge Pick-Up &amp; Retur n convenience when your new vehicle is due for maintenance. 2027 Honda CR-V Stock Number H 276200 Exterior Solar Silver Metallic Interior Black Honda CR-V EX AWD &gt; view additional details MSRP : $36,500 Joyce Koons Discount : - $4,045 Processing Fee : $1,199 Protection Package : $595 Selling Price : $34,249* In-Stock for Immediate Delivery You may qualify for $1,000 or more in additional factory discounts. Ask me for details! Are you interested in visiting us today or tomorrow to test drive &amp; review purchase options for this CR-V? Hope to hear from you soon! Mark Armstrong +1(703) 365-8713 Joyce Koons Automotive Delivering Great Value and Exceptional Customer Service 10660 Automotive Dr Manassas, VA 20109 JoyceKoons.com *Selling Price EXCLUDES applicable sales tax, title, registration and electronic titling fees. Selling price includes factory destination freight, protection package (wheel locks &amp; splash guards) and $1,199 processing fee. Selling Price not compatible with 0% APR financing or dealership special offers -- see dealer for details. We make every effort to provide accurate information, and reserve right to correct pricing errors. ePrice valid until COB. Click here to Unsubscribe</w:t>
+      </w:r>
+    </w:p>
+    <w:p>
+      <w:pPr>
+        <w:shd w:fill="f4f5f6" w:val="clear"/>
+        <w:spacing w:line="291.4285714285714" w:lineRule="auto"/>
+        <w:rPr>
+          <w:color w:val="444f5c"/>
+          <w:sz w:val="21"/>
+          <w:szCs w:val="21"/>
+        </w:rPr>
+      </w:pPr>
+      <w:r>
+        <w:rPr>
+          <w:color w:val="444f5c"/>
+          <w:sz w:val="21"/>
+          <w:szCs w:val="21"/>
+          <w:rtl w:val="0"/>
+        </w:rPr>
+        <w:t xml:space="preserve">Reply All</w:t>
+      </w:r>
+    </w:p>
+    <w:p>
+      <w:pPr>
+        <w:shd w:fill="f4f5f6" w:val="clear"/>
+        <w:spacing w:line="291.4285714285714" w:lineRule="auto"/>
+        <w:rPr>
+          <w:color w:val="444f5c"/>
+          <w:sz w:val="21"/>
+          <w:szCs w:val="21"/>
+        </w:rPr>
+      </w:pPr>
+      <w:r>
+        <w:rPr>
+          <w:color w:val="444f5c"/>
+          <w:sz w:val="21"/>
+          <w:szCs w:val="21"/>
+          <w:rtl w:val="0"/>
+        </w:rPr>
+        <w:t xml:space="preserve">Preview</w:t>
+      </w:r>
+    </w:p>
+    <w:p>
+      <w:pPr>
+        <w:shd w:fill="ffffff" w:val="clear"/>
+        <w:spacing w:line="280" w:lineRule="auto"/>
+        <w:rPr>
+          <w:color w:val="444f5c"/>
+          <w:sz w:val="18"/>
+          <w:szCs w:val="18"/>
+        </w:rPr>
+      </w:pPr>
+      <w:r>
+        <w:rPr>
+          <w:color w:val="444f5c"/>
+          <w:sz w:val="18"/>
+          <w:szCs w:val="18"/>
+          <w:rtl w:val="0"/>
+        </w:rPr>
+        <w:t xml:space="preserve">1 Open 0 Clicks | Last Opened Oct 5 2026 8:52 AM</w:t>
+      </w:r>
+    </w:p>
+    <w:p>
+      <w:pPr>
+        <w:shd w:fill="ffffff" w:val="clear"/>
+        <w:spacing w:line="291.4285714285714" w:lineRule="auto"/>
+        <w:rPr>
+          <w:color w:val="161616"/>
+          <w:sz w:val="21"/>
+          <w:szCs w:val="21"/>
+        </w:rPr>
+      </w:pPr>
+      <w:r>
+        <w:rPr>
+          <w:color w:val="161616"/>
+          <w:sz w:val="21"/>
+          <w:szCs w:val="21"/>
+          <w:rtl w:val="0"/>
+        </w:rPr>
+        <w:t xml:space="preserve">Email Sent</w:t>
+      </w:r>
+    </w:p>
+    <w:p>
+      <w:pPr>
+        <w:shd w:fill="ffffff" w:val="clear"/>
+        <w:spacing w:line="291.4285714285714" w:lineRule="auto"/>
+        <w:rPr>
+          <w:color w:val="444f5c"/>
+          <w:sz w:val="21"/>
+          <w:szCs w:val="21"/>
+        </w:rPr>
+      </w:pPr>
+      <w:r>
+        <w:rPr>
+          <w:color w:val="444f5c"/>
+          <w:sz w:val="21"/>
+          <w:szCs w:val="21"/>
+          <w:rtl w:val="0"/>
+        </w:rPr>
+        <w:t xml:space="preserve">Mark Armstrong</w:t>
+      </w:r>
+    </w:p>
+    <w:p>
+      <w:pPr>
+        <w:shd w:fill="ffffff" w:val="clear"/>
+        <w:spacing w:line="291.4285714285714" w:lineRule="auto"/>
+        <w:rPr>
+          <w:color w:val="444f5c"/>
+          <w:sz w:val="21"/>
+          <w:szCs w:val="21"/>
+        </w:rPr>
+      </w:pPr>
+      <w:r>
+        <w:rPr>
+          <w:color w:val="444f5c"/>
+          <w:sz w:val="21"/>
+          <w:szCs w:val="21"/>
+          <w:rtl w:val="0"/>
+        </w:rPr>
+        <w:t xml:space="preserve">Oct 5 2026 8:40 AM</w:t>
+      </w:r>
+    </w:p>
+    <w:p>
+      <w:pPr>
+        <w:shd w:fill="ffffff" w:val="clear"/>
+        <w:spacing w:line="3060" w:lineRule="auto"/>
+        <w:rPr>
+          <w:color w:val="444f5c"/>
+          <w:sz w:val="2"/>
+          <w:szCs w:val="2"/>
+        </w:rPr>
+      </w:pPr>
+      <w:r>
+        <w:rPr>
+          <w:color w:val="444f5c"/>
+          <w:sz w:val="2"/>
+          <w:szCs w:val="2"/>
+          <w:rtl w:val="0"/>
+        </w:rPr>
+        <w:t xml:space="preserve">bhupendradahal1000@gmail.com</w:t>
+      </w:r>
+    </w:p>
+    <w:p>
+      <w:pPr>
+        <w:shd w:fill="ffffff" w:val="clear"/>
+        <w:spacing w:line="274.2857142857143" w:lineRule="auto"/>
+        <w:rPr>
+          <w:color w:val="444f5c"/>
+          <w:sz w:val="21"/>
+          <w:szCs w:val="21"/>
+        </w:rPr>
+      </w:pPr>
+      <w:r>
+        <w:rPr>
+          <w:color w:val="444f5c"/>
+          <w:sz w:val="21"/>
+          <w:szCs w:val="21"/>
+          <w:rtl w:val="0"/>
+        </w:rPr>
+        <w:t xml:space="preserve">Subject: My pleasure to help you today!</w:t>
+      </w:r>
+    </w:p>
+    <w:p>
+      <w:pPr>
+        <w:shd w:fill="ffffff" w:val="clear"/>
+        <w:spacing w:line="291.4285714285714" w:lineRule="auto"/>
+        <w:rPr>
+          <w:color w:val="161616"/>
+          <w:sz w:val="21"/>
+          <w:szCs w:val="21"/>
+        </w:rPr>
+      </w:pPr>
+      <w:r>
+        <w:rPr>
+          <w:color w:val="161616"/>
+          <w:sz w:val="21"/>
+          <w:szCs w:val="21"/>
+          <w:rtl w:val="0"/>
+        </w:rPr>
+        <w:t xml:space="preserve">Great Prices | Special Rates | Big Inventory Bhupendra, Thank you for contacting Joyce Koons Honda Buick GMC as you think about purchasing a Honda CR-V. My name is Mark, and it will be my pleasure to assist you. My next email will outline the availability and Selling Price for 2027 Honda CR-V. If you don't see another email in your inbox from me in a few minutes, please check your spam/junk folder for my Special ePrice email. Thank you Mark Armstrong +1(703) 365-8713 Joyce Koons Automotive Delivering Great Value and Exceptional Customer Service 10660 Automotive Dr Manassas, VA 20109 JoyceKoons.com We do not rent, sell or exchange email addresses. We encourage you not to unsubscribe so that we can keep you informed about promotions, new vehicles, service tips and service specials, but if you choose to, you can opt out here. If you prefer not to receive further emails from us, Click here to Unsubscribe</w:t>
+      </w:r>
+    </w:p>
+    <w:p>
+      <w:pPr>
+        <w:shd w:fill="f4f5f6" w:val="clear"/>
+        <w:spacing w:line="291.4285714285714" w:lineRule="auto"/>
+        <w:rPr>
+          <w:color w:val="444f5c"/>
+          <w:sz w:val="21"/>
+          <w:szCs w:val="21"/>
+        </w:rPr>
+      </w:pPr>
+      <w:r>
+        <w:rPr>
+          <w:color w:val="444f5c"/>
+          <w:sz w:val="21"/>
+          <w:szCs w:val="21"/>
+          <w:rtl w:val="0"/>
+        </w:rPr>
+        <w:t xml:space="preserve">Reply All</w:t>
+      </w:r>
+    </w:p>
+    <w:p>
+      <w:pPr>
+        <w:shd w:fill="f4f5f6" w:val="clear"/>
+        <w:spacing w:line="291.4285714285714" w:lineRule="auto"/>
+        <w:rPr>
+          <w:color w:val="444f5c"/>
+          <w:sz w:val="21"/>
+          <w:szCs w:val="21"/>
+        </w:rPr>
+      </w:pPr>
+      <w:r>
+        <w:rPr>
+          <w:color w:val="444f5c"/>
+          <w:sz w:val="21"/>
+          <w:szCs w:val="21"/>
+          <w:rtl w:val="0"/>
+        </w:rPr>
+        <w:t xml:space="preserve">Preview</w:t>
+      </w:r>
+    </w:p>
+    <w:p>
+      <w:pPr>
+        <w:shd w:fill="ffffff" w:val="clear"/>
+        <w:spacing w:line="280" w:lineRule="auto"/>
+        <w:rPr>
+          <w:color w:val="444f5c"/>
+          <w:sz w:val="18"/>
+          <w:szCs w:val="18"/>
+        </w:rPr>
+      </w:pPr>
+      <w:r>
+        <w:rPr>
+          <w:color w:val="444f5c"/>
+          <w:sz w:val="18"/>
+          <w:szCs w:val="18"/>
+          <w:rtl w:val="0"/>
+        </w:rPr>
+        <w:t xml:space="preserve">1 Open 0 Clicks | Last Opened Oct 5 2026 7:40 PM</w:t>
+      </w:r>
+    </w:p>
+    <w:p>
+      <w:pPr>
+        <w:shd w:fill="ffffff" w:val="clear"/>
+        <w:spacing w:line="291.4285714285714" w:lineRule="auto"/>
+        <w:rPr>
+          <w:color w:val="161616"/>
+          <w:sz w:val="21"/>
+          <w:szCs w:val="21"/>
+        </w:rPr>
+      </w:pPr>
+      <w:r>
+        <w:rPr>
+          <w:color w:val="161616"/>
+          <w:sz w:val="21"/>
+          <w:szCs w:val="21"/>
+          <w:rtl w:val="0"/>
+        </w:rPr>
+        <w:t xml:space="preserve">Stage Changed</w:t>
+      </w:r>
+    </w:p>
+    <w:p>
+      <w:pPr>
+        <w:shd w:fill="ffffff" w:val="clear"/>
+        <w:spacing w:line="291.4285714285714" w:lineRule="auto"/>
+        <w:rPr>
+          <w:color w:val="444f5c"/>
+          <w:sz w:val="21"/>
+          <w:szCs w:val="21"/>
+        </w:rPr>
+      </w:pPr>
+      <w:r>
+        <w:rPr>
+          <w:color w:val="444f5c"/>
+          <w:sz w:val="21"/>
+          <w:szCs w:val="21"/>
+          <w:rtl w:val="0"/>
+        </w:rPr>
+        <w:t xml:space="preserve">Mark Armstrong</w:t>
+      </w:r>
+    </w:p>
+    <w:p>
+      <w:pPr>
+        <w:shd w:fill="ffffff" w:val="clear"/>
+        <w:spacing w:line="291.4285714285714" w:lineRule="auto"/>
+        <w:rPr>
+          <w:color w:val="444f5c"/>
+          <w:sz w:val="21"/>
+          <w:szCs w:val="21"/>
+        </w:rPr>
+      </w:pPr>
+      <w:r>
+        <w:rPr>
+          <w:color w:val="444f5c"/>
+          <w:sz w:val="21"/>
+          <w:szCs w:val="21"/>
+          <w:rtl w:val="0"/>
+        </w:rPr>
+        <w:t xml:space="preserve">Oct 5 2026 8:40 AM</w:t>
+      </w:r>
+    </w:p>
+    <w:p>
+      <w:pPr>
+        <w:shd w:fill="ffffff" w:val="clear"/>
+        <w:spacing w:line="291.4285714285714" w:lineRule="auto"/>
+        <w:rPr>
+          <w:color w:val="161616"/>
+          <w:sz w:val="21"/>
+          <w:szCs w:val="21"/>
+        </w:rPr>
+      </w:pPr>
+      <w:r>
+        <w:rPr>
+          <w:color w:val="161616"/>
+          <w:sz w:val="21"/>
+          <w:szCs w:val="21"/>
+          <w:rtl w:val="0"/>
+        </w:rPr>
+        <w:t xml:space="preserve">Stage got changed from Assigned to Attempted Contact</w:t>
+      </w:r>
+    </w:p>
+    <w:p>
+      <w:pPr>
+        <w:shd w:fill="ffffff" w:val="clear"/>
+        <w:spacing w:line="291.4285714285714" w:lineRule="auto"/>
+        <w:rPr>
+          <w:color w:val="161616"/>
+          <w:sz w:val="21"/>
+          <w:szCs w:val="21"/>
+        </w:rPr>
+      </w:pPr>
+      <w:r>
+        <w:rPr>
+          <w:color w:val="161616"/>
+          <w:sz w:val="21"/>
+          <w:szCs w:val="21"/>
+          <w:rtl w:val="0"/>
+        </w:rPr>
+        <w:t xml:space="preserve">Text Sent</w:t>
+      </w:r>
+    </w:p>
+    <w:p>
+      <w:pPr>
+        <w:shd w:fill="ffffff" w:val="clear"/>
+        <w:spacing w:line="291.4285714285714" w:lineRule="auto"/>
+        <w:rPr>
+          <w:color w:val="444f5c"/>
+          <w:sz w:val="21"/>
+          <w:szCs w:val="21"/>
+        </w:rPr>
+      </w:pPr>
+      <w:r>
+        <w:rPr>
+          <w:color w:val="444f5c"/>
+          <w:sz w:val="21"/>
+          <w:szCs w:val="21"/>
+          <w:rtl w:val="0"/>
+        </w:rPr>
+        <w:t xml:space="preserve">Mark Armstrong</w:t>
+      </w:r>
+    </w:p>
+    <w:p>
+      <w:pPr>
+        <w:shd w:fill="ffffff" w:val="clear"/>
+        <w:spacing w:line="291.4285714285714" w:lineRule="auto"/>
+        <w:rPr>
+          <w:color w:val="444f5c"/>
+          <w:sz w:val="21"/>
+          <w:szCs w:val="21"/>
+        </w:rPr>
+      </w:pPr>
+      <w:r>
+        <w:rPr>
+          <w:color w:val="444f5c"/>
+          <w:sz w:val="21"/>
+          <w:szCs w:val="21"/>
+          <w:rtl w:val="0"/>
+        </w:rPr>
+        <w:t xml:space="preserve">Oct 5 2026 8:40 AM</w:t>
+      </w:r>
+    </w:p>
+    <w:p>
+      <w:pPr>
+        <w:shd w:fill="ffffff" w:val="clear"/>
+        <w:spacing w:line="291.4285714285714" w:lineRule="auto"/>
+        <w:rPr>
+          <w:color w:val="161616"/>
+          <w:sz w:val="21"/>
+          <w:szCs w:val="21"/>
+        </w:rPr>
+      </w:pPr>
+      <w:r>
+        <w:rPr>
+          <w:color w:val="161616"/>
+          <w:sz w:val="21"/>
+          <w:szCs w:val="21"/>
+          <w:rtl w:val="0"/>
+        </w:rPr>
+        <w:t xml:space="preserve">Hey Bhupendra!  Mark from Joyce Koons Honda. I’m about to email you the CR-V info you asked for (check spam/junk). I’ll give you a quick ring after. Thanks for checking us out!  'Reply STOP to unsubscribe'</w:t>
+      </w:r>
+    </w:p>
+    <w:p>
+      <w:pPr>
+        <w:shd w:fill="ffffff" w:val="clear"/>
+        <w:spacing w:line="291.4285714285714" w:lineRule="auto"/>
+        <w:rPr>
+          <w:color w:val="161616"/>
+          <w:sz w:val="21"/>
+          <w:szCs w:val="21"/>
+        </w:rPr>
+      </w:pPr>
+      <w:r>
+        <w:rPr>
+          <w:color w:val="161616"/>
+          <w:sz w:val="21"/>
+          <w:szCs w:val="21"/>
+          <w:rtl w:val="0"/>
+        </w:rPr>
+        <w:t xml:space="preserve">Vehicle Interest Added</w:t>
+      </w:r>
+    </w:p>
+    <w:p>
+      <w:pPr>
+        <w:shd w:fill="ffffff" w:val="clear"/>
+        <w:spacing w:line="291.4285714285714" w:lineRule="auto"/>
+        <w:rPr>
+          <w:color w:val="444f5c"/>
+          <w:sz w:val="21"/>
+          <w:szCs w:val="21"/>
+        </w:rPr>
+      </w:pPr>
+      <w:r>
+        <w:rPr>
+          <w:color w:val="444f5c"/>
+          <w:sz w:val="21"/>
+          <w:szCs w:val="21"/>
+          <w:rtl w:val="0"/>
+        </w:rPr>
+        <w:t xml:space="preserve">Doug Miller</w:t>
+      </w:r>
+    </w:p>
+    <w:p>
+      <w:pPr>
+        <w:shd w:fill="ffffff" w:val="clear"/>
+        <w:spacing w:line="291.4285714285714" w:lineRule="auto"/>
+        <w:rPr>
+          <w:color w:val="444f5c"/>
+          <w:sz w:val="21"/>
+          <w:szCs w:val="21"/>
+        </w:rPr>
+      </w:pPr>
+      <w:r>
+        <w:rPr>
+          <w:color w:val="444f5c"/>
+          <w:sz w:val="21"/>
+          <w:szCs w:val="21"/>
+          <w:rtl w:val="0"/>
+        </w:rPr>
+        <w:t xml:space="preserve">Oct 5 2026 7:33 AM</w:t>
+      </w:r>
+    </w:p>
+    <w:p>
+      <w:pPr>
+        <w:shd w:fill="ffffff" w:val="clear"/>
+        <w:spacing w:line="291.4285714285714" w:lineRule="auto"/>
+        <w:rPr>
+          <w:color w:val="444f5c"/>
+          <w:sz w:val="21"/>
+          <w:szCs w:val="21"/>
+        </w:rPr>
+      </w:pPr>
+      <w:r>
+        <w:rPr>
+          <w:color w:val="444f5c"/>
+          <w:sz w:val="21"/>
+          <w:szCs w:val="21"/>
+          <w:rtl w:val="0"/>
+        </w:rPr>
+        <w:t xml:space="preserve">Vehicle Interest:</w:t>
+      </w:r>
+    </w:p>
+    <w:p>
+      <w:pPr>
+        <w:shd w:fill="ffffff" w:val="clear"/>
+        <w:spacing w:line="291.4285714285714" w:lineRule="auto"/>
+        <w:rPr>
+          <w:color w:val="161616"/>
+          <w:sz w:val="21"/>
+          <w:szCs w:val="21"/>
+        </w:rPr>
+      </w:pPr>
+      <w:r>
+        <w:rPr>
+          <w:color w:val="161616"/>
+          <w:sz w:val="21"/>
+          <w:szCs w:val="21"/>
+          <w:rtl w:val="0"/>
+        </w:rPr>
+        <w:t xml:space="preserve">2027 Honda CR-V</w:t>
+      </w:r>
+    </w:p>
+    <w:p>
+      <w:pPr>
+        <w:shd w:fill="ffffff" w:val="clear"/>
+        <w:spacing w:line="291.4285714285714" w:lineRule="auto"/>
+        <w:rPr>
+          <w:color w:val="161616"/>
+          <w:sz w:val="21"/>
+          <w:szCs w:val="21"/>
+        </w:rPr>
+      </w:pPr>
+      <w:r>
+        <w:rPr>
+          <w:color w:val="161616"/>
+          <w:sz w:val="21"/>
+          <w:szCs w:val="21"/>
+          <w:rtl w:val="0"/>
+        </w:rPr>
+        <w:t xml:space="preserve">2027 Honda CR-V</w:t>
+      </w:r>
+    </w:p>
+    <w:p>
+      <w:pPr>
+        <w:shd w:fill="ffffff" w:val="clear"/>
+        <w:spacing w:line="291.4285714285714" w:lineRule="auto"/>
+        <w:rPr>
+          <w:color w:val="161616"/>
+          <w:sz w:val="21"/>
+          <w:szCs w:val="21"/>
+        </w:rPr>
+      </w:pPr>
+      <w:r>
+        <w:rPr>
+          <w:color w:val="161616"/>
+          <w:sz w:val="21"/>
+          <w:szCs w:val="21"/>
+          <w:rtl w:val="0"/>
+        </w:rPr>
+        <w:t xml:space="preserve">  +1</w:t>
+      </w:r>
+    </w:p>
+    <w:p>
+      <w:pPr>
+        <w:shd w:fill="ffffff" w:val="clear"/>
+        <w:spacing w:line="291.4285714285714" w:lineRule="auto"/>
+        <w:rPr>
+          <w:color w:val="161616"/>
+          <w:sz w:val="21"/>
+          <w:szCs w:val="21"/>
+        </w:rPr>
+      </w:pPr>
+      <w:r>
+        <w:rPr>
+          <w:color w:val="161616"/>
+          <w:sz w:val="21"/>
+          <w:szCs w:val="21"/>
+          <w:rtl w:val="0"/>
+        </w:rPr>
+        <w:t xml:space="preserve">Primary Vehicle Interest Updated</w:t>
+      </w:r>
+    </w:p>
+    <w:p>
+      <w:pPr>
+        <w:shd w:fill="ffffff" w:val="clear"/>
+        <w:spacing w:line="291.4285714285714" w:lineRule="auto"/>
+        <w:rPr>
+          <w:color w:val="444f5c"/>
+          <w:sz w:val="21"/>
+          <w:szCs w:val="21"/>
+        </w:rPr>
+      </w:pPr>
+      <w:r>
+        <w:rPr>
+          <w:color w:val="444f5c"/>
+          <w:sz w:val="21"/>
+          <w:szCs w:val="21"/>
+          <w:rtl w:val="0"/>
+        </w:rPr>
+        <w:t xml:space="preserve">Doug Miller</w:t>
+      </w:r>
+    </w:p>
+    <w:p>
+      <w:pPr>
+        <w:shd w:fill="ffffff" w:val="clear"/>
+        <w:spacing w:line="291.4285714285714" w:lineRule="auto"/>
+        <w:rPr>
+          <w:color w:val="444f5c"/>
+          <w:sz w:val="21"/>
+          <w:szCs w:val="21"/>
+        </w:rPr>
+      </w:pPr>
+      <w:r>
+        <w:rPr>
+          <w:color w:val="444f5c"/>
+          <w:sz w:val="21"/>
+          <w:szCs w:val="21"/>
+          <w:rtl w:val="0"/>
+        </w:rPr>
+        <w:t xml:space="preserve">Oct 5 2026 7:33 AM</w:t>
+      </w:r>
+    </w:p>
+    <w:p>
+      <w:pPr>
+        <w:shd w:fill="ffffff" w:val="clear"/>
+        <w:spacing w:line="291.4285714285714" w:lineRule="auto"/>
+        <w:rPr>
+          <w:color w:val="444f5c"/>
+          <w:sz w:val="21"/>
+          <w:szCs w:val="21"/>
+        </w:rPr>
+      </w:pPr>
+      <w:r>
+        <w:rPr>
+          <w:color w:val="444f5c"/>
+          <w:sz w:val="21"/>
+          <w:szCs w:val="21"/>
+          <w:rtl w:val="0"/>
+        </w:rPr>
+        <w:t xml:space="preserve">Stock ID:</w:t>
+      </w:r>
+    </w:p>
+    <w:p>
+      <w:pPr>
+        <w:shd w:fill="ffffff" w:val="clear"/>
+        <w:spacing w:line="291.4285714285714" w:lineRule="auto"/>
+        <w:rPr>
+          <w:color w:val="161616"/>
+          <w:sz w:val="21"/>
+          <w:szCs w:val="21"/>
+        </w:rPr>
+      </w:pPr>
+      <w:r>
+        <w:rPr>
+          <w:color w:val="161616"/>
+          <w:sz w:val="21"/>
+          <w:szCs w:val="21"/>
+          <w:rtl w:val="0"/>
+        </w:rPr>
+        <w:t xml:space="preserve">None</w:t>
+      </w:r>
+    </w:p>
+    <w:p>
+      <w:pPr>
+        <w:shd w:fill="ffffff" w:val="clear"/>
+        <w:spacing w:line="291.4285714285714" w:lineRule="auto"/>
+        <w:rPr>
+          <w:color w:val="161616"/>
+          <w:sz w:val="21"/>
+          <w:szCs w:val="21"/>
+        </w:rPr>
+      </w:pPr>
+      <w:r>
+        <w:rPr>
+          <w:color w:val="161616"/>
+          <w:sz w:val="21"/>
+          <w:szCs w:val="21"/>
+          <w:rtl w:val="0"/>
+        </w:rPr>
+        <w:t xml:space="preserve">H276200</w:t>
+      </w:r>
+    </w:p>
+    <w:p>
+      <w:pPr>
+        <w:shd w:fill="ffffff" w:val="clear"/>
+        <w:spacing w:line="291.4285714285714" w:lineRule="auto"/>
+        <w:rPr>
+          <w:color w:val="444f5c"/>
+          <w:sz w:val="21"/>
+          <w:szCs w:val="21"/>
+        </w:rPr>
+      </w:pPr>
+      <w:r>
+        <w:rPr>
+          <w:color w:val="444f5c"/>
+          <w:sz w:val="21"/>
+          <w:szCs w:val="21"/>
+          <w:rtl w:val="0"/>
+        </w:rPr>
+        <w:t xml:space="preserve">VIN:</w:t>
+      </w:r>
+    </w:p>
+    <w:p>
+      <w:pPr>
+        <w:shd w:fill="ffffff" w:val="clear"/>
+        <w:spacing w:line="291.4285714285714" w:lineRule="auto"/>
+        <w:rPr>
+          <w:color w:val="161616"/>
+          <w:sz w:val="21"/>
+          <w:szCs w:val="21"/>
+        </w:rPr>
+      </w:pPr>
+      <w:r>
+        <w:rPr>
+          <w:color w:val="161616"/>
+          <w:sz w:val="21"/>
+          <w:szCs w:val="21"/>
+          <w:rtl w:val="0"/>
+        </w:rPr>
+        <w:t xml:space="preserve">None</w:t>
+      </w:r>
+    </w:p>
+    <w:p>
+      <w:pPr>
+        <w:shd w:fill="ffffff" w:val="clear"/>
+        <w:spacing w:line="291.4285714285714" w:lineRule="auto"/>
+        <w:rPr>
+          <w:color w:val="161616"/>
+          <w:sz w:val="21"/>
+          <w:szCs w:val="21"/>
+        </w:rPr>
+      </w:pPr>
+      <w:r>
+        <w:rPr>
+          <w:color w:val="161616"/>
+          <w:sz w:val="21"/>
+          <w:szCs w:val="21"/>
+          <w:rtl w:val="0"/>
+        </w:rPr>
+        <w:t xml:space="preserve">2HKRS4H48VH401838</w:t>
+      </w:r>
+    </w:p>
+    <w:p>
+      <w:pPr>
+        <w:shd w:fill="ffffff" w:val="clear"/>
+        <w:spacing w:line="291.4285714285714" w:lineRule="auto"/>
+        <w:rPr>
+          <w:color w:val="161616"/>
+          <w:sz w:val="21"/>
+          <w:szCs w:val="21"/>
+        </w:rPr>
+      </w:pPr>
+      <w:r>
+        <w:rPr>
+          <w:color w:val="161616"/>
+          <w:sz w:val="21"/>
+          <w:szCs w:val="21"/>
+          <w:rtl w:val="0"/>
+        </w:rPr>
+        <w:t xml:space="preserve">Conversica Message</w:t>
+      </w:r>
+    </w:p>
+    <w:p>
+      <w:pPr>
+        <w:shd w:fill="ffffff" w:val="clear"/>
+        <w:spacing w:line="291.4285714285714" w:lineRule="auto"/>
+        <w:rPr>
+          <w:color w:val="444f5c"/>
+          <w:sz w:val="21"/>
+          <w:szCs w:val="21"/>
+        </w:rPr>
+      </w:pPr>
+      <w:r>
+        <w:rPr>
+          <w:color w:val="444f5c"/>
+          <w:sz w:val="21"/>
+          <w:szCs w:val="21"/>
+          <w:rtl w:val="0"/>
+        </w:rPr>
+        <w:t xml:space="preserve">System</w:t>
+      </w:r>
+    </w:p>
+    <w:p>
+      <w:pPr>
+        <w:shd w:fill="ffffff" w:val="clear"/>
+        <w:spacing w:line="291.4285714285714" w:lineRule="auto"/>
+        <w:rPr>
+          <w:color w:val="444f5c"/>
+          <w:sz w:val="21"/>
+          <w:szCs w:val="21"/>
+        </w:rPr>
+      </w:pPr>
+      <w:r>
+        <w:rPr>
+          <w:color w:val="444f5c"/>
+          <w:sz w:val="21"/>
+          <w:szCs w:val="21"/>
+          <w:rtl w:val="0"/>
+        </w:rPr>
+        <w:t xml:space="preserve">Oct 5 2026 7:27 AM</w:t>
+      </w:r>
+    </w:p>
+    <w:p>
+      <w:pPr>
+        <w:shd w:fill="ffffff" w:val="clear"/>
+        <w:spacing w:line="291.4285714285714" w:lineRule="auto"/>
+        <w:rPr>
+          <w:color w:val="161616"/>
+          <w:sz w:val="21"/>
+          <w:szCs w:val="21"/>
+        </w:rPr>
+      </w:pPr>
+      <w:r>
+        <w:rPr>
+          <w:color w:val="161616"/>
+          <w:sz w:val="21"/>
+          <w:szCs w:val="21"/>
+          <w:rtl w:val="0"/>
+        </w:rPr>
+        <w:t xml:space="preserve">Good morning Bhupendra,</w:t>
+      </w:r>
+    </w:p>
+    <w:p>
+      <w:pPr>
+        <w:shd w:fill="ffffff" w:val="clear"/>
+        <w:spacing w:line="291.4285714285714" w:lineRule="auto"/>
+        <w:rPr>
+          <w:color w:val="161616"/>
+          <w:sz w:val="21"/>
+          <w:szCs w:val="21"/>
+        </w:rPr>
+      </w:pPr>
+      <w:r>
+        <w:rPr>
+          <w:rtl w:val="0"/>
+        </w:rPr>
+      </w:r>
+    </w:p>
+    <w:p>
+      <w:pPr>
+        <w:shd w:fill="ffffff" w:val="clear"/>
+        <w:spacing w:line="291.4285714285714" w:lineRule="auto"/>
+        <w:rPr>
+          <w:color w:val="161616"/>
+          <w:sz w:val="21"/>
+          <w:szCs w:val="21"/>
+        </w:rPr>
+      </w:pPr>
+      <w:r>
+        <w:rPr>
+          <w:rtl w:val="0"/>
+        </w:rPr>
+      </w:r>
+    </w:p>
+    <w:p>
+      <w:pPr>
+        <w:shd w:fill="ffffff" w:val="clear"/>
+        <w:spacing w:line="291.4285714285714" w:lineRule="auto"/>
+        <w:rPr>
+          <w:color w:val="161616"/>
+          <w:sz w:val="21"/>
+          <w:szCs w:val="21"/>
+        </w:rPr>
+      </w:pPr>
+      <w:r>
+        <w:rPr>
+          <w:rtl w:val="0"/>
+        </w:rPr>
+      </w:r>
+    </w:p>
+    <w:p>
+      <w:pPr>
+        <w:shd w:fill="ffffff" w:val="clear"/>
+        <w:spacing w:line="291.4285714285714" w:lineRule="auto"/>
+        <w:rPr>
+          <w:color w:val="161616"/>
+          <w:sz w:val="21"/>
+          <w:szCs w:val="21"/>
+        </w:rPr>
+      </w:pPr>
+      <w:r>
+        <w:rPr>
+          <w:color w:val="161616"/>
+          <w:sz w:val="21"/>
+          <w:szCs w:val="21"/>
+          <w:rtl w:val="0"/>
+        </w:rPr>
+        <w:t xml:space="preserve">This is Lola from Joyce Koons Honda Buick GMC - I just received your request on the Honda Cr-v.</w:t>
+      </w:r>
+    </w:p>
+    <w:p>
+      <w:pPr>
+        <w:shd w:fill="ffffff" w:val="clear"/>
+        <w:spacing w:line="291.4285714285714" w:lineRule="auto"/>
+        <w:rPr>
+          <w:color w:val="161616"/>
+          <w:sz w:val="21"/>
+          <w:szCs w:val="21"/>
+        </w:rPr>
+      </w:pPr>
+      <w:r>
+        <w:rPr>
+          <w:rtl w:val="0"/>
+        </w:rPr>
+      </w:r>
+    </w:p>
+    <w:p>
+      <w:pPr>
+        <w:shd w:fill="ffffff" w:val="clear"/>
+        <w:spacing w:line="291.4285714285714" w:lineRule="auto"/>
+        <w:rPr>
+          <w:color w:val="161616"/>
+          <w:sz w:val="21"/>
+          <w:szCs w:val="21"/>
+        </w:rPr>
+      </w:pPr>
+      <w:r>
+        <w:rPr>
+          <w:rtl w:val="0"/>
+        </w:rPr>
+      </w:r>
+    </w:p>
+    <w:p>
+      <w:pPr>
+        <w:shd w:fill="ffffff" w:val="clear"/>
+        <w:spacing w:line="291.4285714285714" w:lineRule="auto"/>
+        <w:rPr>
+          <w:color w:val="161616"/>
+          <w:sz w:val="21"/>
+          <w:szCs w:val="21"/>
+        </w:rPr>
+      </w:pPr>
+      <w:r>
+        <w:rPr>
+          <w:rtl w:val="0"/>
+        </w:rPr>
+      </w:r>
+    </w:p>
+    <w:p>
+      <w:pPr>
+        <w:shd w:fill="ffffff" w:val="clear"/>
+        <w:spacing w:line="291.4285714285714" w:lineRule="auto"/>
+        <w:rPr>
+          <w:color w:val="161616"/>
+          <w:sz w:val="21"/>
+          <w:szCs w:val="21"/>
+        </w:rPr>
+      </w:pPr>
+      <w:r>
+        <w:rPr>
+          <w:color w:val="161616"/>
+          <w:sz w:val="21"/>
+          <w:szCs w:val="21"/>
+          <w:rtl w:val="0"/>
+        </w:rPr>
+        <w:t xml:space="preserve">It's easy for us to reach out by text, and we can also call or email. Which one would you like?</w:t>
+      </w:r>
+    </w:p>
+    <w:p>
+      <w:pPr>
+        <w:shd w:fill="ffffff" w:val="clear"/>
+        <w:spacing w:line="291.4285714285714" w:lineRule="auto"/>
+        <w:rPr>
+          <w:color w:val="161616"/>
+          <w:sz w:val="21"/>
+          <w:szCs w:val="21"/>
+        </w:rPr>
+      </w:pPr>
+      <w:r>
+        <w:rPr>
+          <w:rtl w:val="0"/>
+        </w:rPr>
+      </w:r>
+    </w:p>
+    <w:p>
+      <w:pPr>
+        <w:shd w:fill="ffffff" w:val="clear"/>
+        <w:spacing w:line="291.4285714285714" w:lineRule="auto"/>
+        <w:rPr>
+          <w:color w:val="161616"/>
+          <w:sz w:val="21"/>
+          <w:szCs w:val="21"/>
+        </w:rPr>
+      </w:pPr>
+      <w:r>
+        <w:rPr>
+          <w:rtl w:val="0"/>
+        </w:rPr>
+      </w:r>
+    </w:p>
+    <w:p>
+      <w:pPr>
+        <w:shd w:fill="ffffff" w:val="clear"/>
+        <w:spacing w:line="291.4285714285714" w:lineRule="auto"/>
+        <w:rPr>
+          <w:color w:val="161616"/>
+          <w:sz w:val="21"/>
+          <w:szCs w:val="21"/>
+        </w:rPr>
+      </w:pPr>
+      <w:r>
+        <w:rPr>
+          <w:rtl w:val="0"/>
+        </w:rPr>
+      </w:r>
+    </w:p>
+    <w:p>
+      <w:pPr>
+        <w:shd w:fill="ffffff" w:val="clear"/>
+        <w:spacing w:line="291.4285714285714" w:lineRule="auto"/>
+        <w:rPr>
+          <w:color w:val="161616"/>
+          <w:sz w:val="21"/>
+          <w:szCs w:val="21"/>
+        </w:rPr>
+      </w:pPr>
+      <w:r>
+        <w:rPr>
+          <w:color w:val="161616"/>
+          <w:sz w:val="21"/>
+          <w:szCs w:val="21"/>
+          <w:rtl w:val="0"/>
+        </w:rPr>
+        <w:t xml:space="preserve">Thank you and have a great morning,</w:t>
+      </w:r>
+    </w:p>
+    <w:p>
+      <w:pPr>
+        <w:shd w:fill="ffffff" w:val="clear"/>
+        <w:spacing w:line="291.4285714285714" w:lineRule="auto"/>
+        <w:rPr>
+          <w:color w:val="161616"/>
+          <w:sz w:val="21"/>
+          <w:szCs w:val="21"/>
+        </w:rPr>
+      </w:pPr>
+      <w:r>
+        <w:rPr>
+          <w:rtl w:val="0"/>
+        </w:rPr>
+      </w:r>
+    </w:p>
+    <w:p>
+      <w:pPr>
+        <w:shd w:fill="ffffff" w:val="clear"/>
+        <w:spacing w:line="291.4285714285714" w:lineRule="auto"/>
+        <w:rPr>
+          <w:color w:val="161616"/>
+          <w:sz w:val="21"/>
+          <w:szCs w:val="21"/>
+        </w:rPr>
+      </w:pPr>
+      <w:r>
+        <w:rPr>
+          <w:rtl w:val="0"/>
+        </w:rPr>
+      </w:r>
+    </w:p>
+    <w:p>
+      <w:pPr>
+        <w:shd w:fill="ffffff" w:val="clear"/>
+        <w:spacing w:line="291.4285714285714" w:lineRule="auto"/>
+        <w:rPr>
+          <w:color w:val="161616"/>
+          <w:sz w:val="21"/>
+          <w:szCs w:val="21"/>
+        </w:rPr>
+      </w:pPr>
+      <w:r>
+        <w:rPr>
+          <w:rtl w:val="0"/>
+        </w:rPr>
+      </w:r>
+    </w:p>
+    <w:p>
+      <w:pPr>
+        <w:shd w:fill="ffffff" w:val="clear"/>
+        <w:spacing w:line="291.4285714285714" w:lineRule="auto"/>
+        <w:rPr>
+          <w:color w:val="161616"/>
+          <w:sz w:val="21"/>
+          <w:szCs w:val="21"/>
+        </w:rPr>
+      </w:pPr>
+      <w:r>
+        <w:rPr>
+          <w:color w:val="161616"/>
+          <w:sz w:val="21"/>
+          <w:szCs w:val="21"/>
+          <w:rtl w:val="0"/>
+        </w:rPr>
+        <w:t xml:space="preserve">Lola | Customer Care Assistant</w:t>
+      </w:r>
+    </w:p>
+    <w:p>
+      <w:pPr>
+        <w:shd w:fill="ffffff" w:val="clear"/>
+        <w:spacing w:line="291.4285714285714" w:lineRule="auto"/>
+        <w:rPr>
+          <w:color w:val="161616"/>
+          <w:sz w:val="21"/>
+          <w:szCs w:val="21"/>
+        </w:rPr>
+      </w:pPr>
+      <w:r>
+        <w:rPr>
+          <w:rtl w:val="0"/>
+        </w:rPr>
+      </w:r>
+    </w:p>
+    <w:p>
+      <w:pPr>
+        <w:shd w:fill="ffffff" w:val="clear"/>
+        <w:spacing w:line="291.4285714285714" w:lineRule="auto"/>
+        <w:rPr>
+          <w:color w:val="161616"/>
+          <w:sz w:val="21"/>
+          <w:szCs w:val="21"/>
+        </w:rPr>
+      </w:pPr>
+      <w:r>
+        <w:rPr>
+          <w:color w:val="161616"/>
+          <w:sz w:val="21"/>
+          <w:szCs w:val="21"/>
+          <w:rtl w:val="0"/>
+        </w:rPr>
+        <w:t xml:space="preserve">Joyce Koons Honda Buick GMC</w:t>
+      </w:r>
+    </w:p>
+    <w:p>
+      <w:pPr>
+        <w:shd w:fill="ffffff" w:val="clear"/>
+        <w:spacing w:line="291.4285714285714" w:lineRule="auto"/>
+        <w:rPr>
+          <w:color w:val="161616"/>
+          <w:sz w:val="21"/>
+          <w:szCs w:val="21"/>
+        </w:rPr>
+      </w:pPr>
+      <w:r>
+        <w:rPr>
+          <w:rtl w:val="0"/>
+        </w:rPr>
+      </w:r>
+    </w:p>
+    <w:p>
+      <w:pPr>
+        <w:shd w:fill="ffffff" w:val="clear"/>
+        <w:spacing w:line="291.4285714285714" w:lineRule="auto"/>
+        <w:rPr>
+          <w:color w:val="161616"/>
+          <w:sz w:val="21"/>
+          <w:szCs w:val="21"/>
+        </w:rPr>
+      </w:pPr>
+      <w:r>
+        <w:rPr>
+          <w:color w:val="161616"/>
+          <w:sz w:val="21"/>
+          <w:szCs w:val="21"/>
+          <w:rtl w:val="0"/>
+        </w:rPr>
+        <w:t xml:space="preserve">(866) 711-4118</w:t>
+      </w:r>
+    </w:p>
+    <w:p>
+      <w:pPr>
+        <w:shd w:fill="ffffff" w:val="clear"/>
+        <w:spacing w:line="291.4285714285714" w:lineRule="auto"/>
+        <w:rPr>
+          <w:color w:val="161616"/>
+          <w:sz w:val="21"/>
+          <w:szCs w:val="21"/>
+        </w:rPr>
+      </w:pPr>
+      <w:r>
+        <w:rPr>
+          <w:rtl w:val="0"/>
+        </w:rPr>
+      </w:r>
+    </w:p>
+    <w:p>
+      <w:pPr>
+        <w:shd w:fill="ffffff" w:val="clear"/>
+        <w:spacing w:line="291.4285714285714" w:lineRule="auto"/>
+        <w:rPr>
+          <w:color w:val="161616"/>
+          <w:sz w:val="21"/>
+          <w:szCs w:val="21"/>
+        </w:rPr>
+      </w:pPr>
+      <w:r>
+        <w:rPr>
+          <w:color w:val="161616"/>
+          <w:sz w:val="21"/>
+          <w:szCs w:val="21"/>
+          <w:rtl w:val="0"/>
+        </w:rPr>
+        <w:t xml:space="preserve">10660 Automotive Drive, Manassas, VA 20109</w:t>
+      </w:r>
+    </w:p>
+    <w:p>
+      <w:pPr>
+        <w:shd w:fill="ffffff" w:val="clear"/>
+        <w:spacing w:line="291.4285714285714" w:lineRule="auto"/>
+        <w:rPr>
+          <w:color w:val="161616"/>
+          <w:sz w:val="21"/>
+          <w:szCs w:val="21"/>
+        </w:rPr>
+      </w:pPr>
+      <w:r>
+        <w:rPr>
+          <w:rtl w:val="0"/>
+        </w:rPr>
+      </w:r>
+    </w:p>
+    <w:p>
+      <w:pPr>
+        <w:shd w:fill="ffffff" w:val="clear"/>
+        <w:spacing w:line="291.4285714285714" w:lineRule="auto"/>
+        <w:rPr>
+          <w:color w:val="161616"/>
+          <w:sz w:val="21"/>
+          <w:szCs w:val="21"/>
+        </w:rPr>
+      </w:pPr>
+      <w:r>
+        <w:rPr>
+          <w:color w:val="161616"/>
+          <w:sz w:val="21"/>
+          <w:szCs w:val="21"/>
+          <w:rtl w:val="0"/>
+        </w:rPr>
+        <w:t xml:space="preserve">www.joycekoonsbuickgmc.com</w:t>
+      </w:r>
+    </w:p>
+    <w:p>
+      <w:pPr>
+        <w:shd w:fill="ffffff" w:val="clear"/>
+        <w:spacing w:line="291.4285714285714" w:lineRule="auto"/>
+        <w:rPr>
+          <w:color w:val="161616"/>
+          <w:sz w:val="21"/>
+          <w:szCs w:val="21"/>
+        </w:rPr>
+      </w:pPr>
+      <w:r>
+        <w:rPr>
+          <w:rtl w:val="0"/>
+        </w:rPr>
+      </w:r>
+    </w:p>
+    <w:p>
+      <w:pPr>
+        <w:shd w:fill="ffffff" w:val="clear"/>
+        <w:spacing w:line="291.4285714285714" w:lineRule="auto"/>
+        <w:rPr>
+          <w:color w:val="161616"/>
+          <w:sz w:val="21"/>
+          <w:szCs w:val="21"/>
+        </w:rPr>
+      </w:pPr>
+      <w:r>
+        <w:rPr>
+          <w:rtl w:val="0"/>
+        </w:rPr>
+      </w:r>
+    </w:p>
+    <w:p>
+      <w:pPr>
+        <w:shd w:fill="ffffff" w:val="clear"/>
+        <w:spacing w:line="291.4285714285714" w:lineRule="auto"/>
+        <w:rPr>
+          <w:color w:val="161616"/>
+          <w:sz w:val="21"/>
+          <w:szCs w:val="21"/>
+        </w:rPr>
+      </w:pPr>
+      <w:r>
+        <w:rPr>
+          <w:rtl w:val="0"/>
+        </w:rPr>
+      </w:r>
+    </w:p>
+    <w:p>
+      <w:pPr>
+        <w:shd w:fill="ffffff" w:val="clear"/>
+        <w:spacing w:line="291.4285714285714" w:lineRule="auto"/>
+        <w:rPr>
+          <w:color w:val="161616"/>
+          <w:sz w:val="21"/>
+          <w:szCs w:val="21"/>
+        </w:rPr>
+      </w:pPr>
+      <w:r>
+        <w:rPr>
+          <w:rtl w:val="0"/>
+        </w:rPr>
+      </w:r>
+    </w:p>
+    <w:p>
+      <w:pPr>
+        <w:shd w:fill="ffffff" w:val="clear"/>
+        <w:spacing w:line="291.4285714285714" w:lineRule="auto"/>
+        <w:rPr>
+          <w:color w:val="161616"/>
+          <w:sz w:val="21"/>
+          <w:szCs w:val="21"/>
+        </w:rPr>
+      </w:pPr>
+      <w:r>
+        <w:rPr>
+          <w:rtl w:val="0"/>
+        </w:rPr>
+      </w:r>
+    </w:p>
+    <w:p>
+      <w:pPr>
+        <w:shd w:fill="ffffff" w:val="clear"/>
+        <w:spacing w:line="291.4285714285714" w:lineRule="auto"/>
+        <w:rPr>
+          <w:color w:val="161616"/>
+          <w:sz w:val="21"/>
+          <w:szCs w:val="21"/>
+        </w:rPr>
+      </w:pPr>
+      <w:r>
+        <w:rPr>
+          <w:color w:val="161616"/>
+          <w:sz w:val="21"/>
+          <w:szCs w:val="21"/>
+          <w:rtl w:val="0"/>
+        </w:rPr>
+        <w:t xml:space="preserve">P.S. If you prefer text, we may send the info you asked for through an automated system. Otherwise, you can still work with us over email or phone.</w:t>
+      </w:r>
+    </w:p>
+    <w:p>
+      <w:pPr>
+        <w:shd w:fill="ffffff" w:val="clear"/>
+        <w:spacing w:line="291.4285714285714" w:lineRule="auto"/>
+        <w:rPr>
+          <w:color w:val="161616"/>
+          <w:sz w:val="21"/>
+          <w:szCs w:val="21"/>
+        </w:rPr>
+      </w:pPr>
+      <w:r>
+        <w:rPr>
+          <w:rtl w:val="0"/>
+        </w:rPr>
+      </w:r>
+    </w:p>
+    <w:p>
+      <w:pPr>
+        <w:shd w:fill="ffffff" w:val="clear"/>
+        <w:spacing w:line="291.4285714285714" w:lineRule="auto"/>
+        <w:rPr>
+          <w:color w:val="161616"/>
+          <w:sz w:val="21"/>
+          <w:szCs w:val="21"/>
+        </w:rPr>
+      </w:pPr>
+      <w:r>
+        <w:rPr>
+          <w:rtl w:val="0"/>
+        </w:rPr>
+      </w:r>
+    </w:p>
+    <w:p>
+      <w:pPr>
+        <w:shd w:fill="ffffff" w:val="clear"/>
+        <w:spacing w:line="291.4285714285714" w:lineRule="auto"/>
+        <w:rPr>
+          <w:color w:val="161616"/>
+          <w:sz w:val="21"/>
+          <w:szCs w:val="21"/>
+        </w:rPr>
+      </w:pPr>
+      <w:r>
+        <w:rPr>
+          <w:rtl w:val="0"/>
+        </w:rPr>
+      </w:r>
+    </w:p>
+    <w:p>
+      <w:pPr>
+        <w:shd w:fill="ffffff" w:val="clear"/>
+        <w:spacing w:line="291.4285714285714" w:lineRule="auto"/>
+        <w:rPr>
+          <w:color w:val="161616"/>
+          <w:sz w:val="21"/>
+          <w:szCs w:val="21"/>
+        </w:rPr>
+      </w:pPr>
+      <w:r>
+        <w:rPr>
+          <w:color w:val="161616"/>
+          <w:sz w:val="21"/>
+          <w:szCs w:val="21"/>
+          <w:rtl w:val="0"/>
+        </w:rPr>
+        <w:t xml:space="preserve">¡Se habla español! Háganos saber si prefiere nuestros servicios en español.</w:t>
+      </w:r>
+    </w:p>
+    <w:p>
+      <w:pPr>
+        <w:shd w:fill="ffffff" w:val="clear"/>
+        <w:spacing w:line="291.4285714285714" w:lineRule="auto"/>
+        <w:rPr>
+          <w:color w:val="161616"/>
+          <w:sz w:val="21"/>
+          <w:szCs w:val="21"/>
+        </w:rPr>
+      </w:pPr>
+      <w:r>
+        <w:rPr>
+          <w:rtl w:val="0"/>
+        </w:rPr>
+      </w:r>
+    </w:p>
+    <w:p>
+      <w:pPr>
+        <w:shd w:fill="ffffff" w:val="clear"/>
+        <w:spacing w:line="291.4285714285714" w:lineRule="auto"/>
+        <w:rPr>
+          <w:color w:val="161616"/>
+          <w:sz w:val="21"/>
+          <w:szCs w:val="21"/>
+        </w:rPr>
+      </w:pPr>
+      <w:r>
+        <w:rPr>
+          <w:rtl w:val="0"/>
+        </w:rPr>
+      </w:r>
+    </w:p>
+    <w:p>
+      <w:pPr>
+        <w:shd w:fill="ffffff" w:val="clear"/>
+        <w:spacing w:line="291.4285714285714" w:lineRule="auto"/>
+        <w:rPr>
+          <w:color w:val="161616"/>
+          <w:sz w:val="21"/>
+          <w:szCs w:val="21"/>
+        </w:rPr>
+      </w:pPr>
+      <w:r>
+        <w:rPr>
+          <w:rtl w:val="0"/>
+        </w:rPr>
+      </w:r>
+    </w:p>
+    <w:p>
+      <w:pPr>
+        <w:shd w:fill="ffffff" w:val="clear"/>
+        <w:spacing w:line="291.4285714285714" w:lineRule="auto"/>
+        <w:rPr>
+          <w:color w:val="3373dd"/>
+          <w:sz w:val="21"/>
+          <w:szCs w:val="21"/>
+          <w:u w:val="single"/>
+        </w:rPr>
+      </w:pPr>
+      <w:hyperlink r:id="rId10">
+        <w:r>
+          <w:rPr>
+            <w:color w:val="3373dd"/>
+            <w:sz w:val="21"/>
+            <w:szCs w:val="21"/>
+            <w:u w:val="single"/>
+            <w:rtl w:val="0"/>
+          </w:rPr>
+          <w:t xml:space="preserve">https://unsubscribe.mailferret.net/unsubscribe.php?sr=3cRJI.3jktm61</w:t>
+        </w:r>
+      </w:hyperlink>
+      <w:r>
+        <w:rPr>
+          <w:rtl w:val="0"/>
+        </w:rPr>
+      </w:r>
+    </w:p>
+    <w:p>
+      <w:pPr>
+        <w:shd w:fill="ffffff" w:val="clear"/>
+        <w:spacing w:line="408" w:lineRule="auto"/>
+        <w:rPr>
+          <w:b w:val="1"/>
+          <w:bCs w:val="1"/>
+          <w:color w:val="4285f4"/>
+          <w:sz w:val="2"/>
+          <w:szCs w:val="2"/>
+        </w:rPr>
+      </w:pPr>
+      <w:r>
+        <w:rPr>
+          <w:b w:val="1"/>
+          <w:bCs w:val="1"/>
+          <w:color w:val="4285f4"/>
+          <w:sz w:val="2"/>
+          <w:szCs w:val="2"/>
+          <w:rtl w:val="0"/>
+        </w:rPr>
+        <w:t xml:space="preserve">Read More</w:t>
+      </w:r>
+    </w:p>
+    <w:p>
+      <w:pPr>
+        <w:shd w:fill="ffffff" w:val="clear"/>
+        <w:spacing w:line="291.4285714285714" w:lineRule="auto"/>
+        <w:rPr>
+          <w:color w:val="161616"/>
+          <w:sz w:val="21"/>
+          <w:szCs w:val="21"/>
+        </w:rPr>
+      </w:pPr>
+      <w:r>
+        <w:rPr>
+          <w:color w:val="161616"/>
+          <w:sz w:val="21"/>
+          <w:szCs w:val="21"/>
+          <w:rtl w:val="0"/>
+        </w:rPr>
         <w:t xml:space="preserve">New Internet Lead - Immediate Follow Up Email</w:t>
       </w:r>
     </w:p>
@@ -6150,7 +7675,7 @@
           <w:szCs w:val="21"/>
           <w:rtl w:val="0"/>
         </w:rPr>
-        <w:t xml:space="preserve">Last Monday</w:t>
+        <w:t xml:space="preserve">October 5, 2026</w:t>
       </w:r>
     </w:p>
     <w:p>
@@ -6330,7 +7855,7 @@
           <w:szCs w:val="21"/>
           <w:rtl w:val="0"/>
         </w:rPr>
-        <w:t xml:space="preserve">Last Monday</w:t>
+        <w:t xml:space="preserve">October 5, 2026</w:t>
       </w:r>
     </w:p>
     <w:p>
@@ -6510,7 +8035,7 @@
           <w:szCs w:val="21"/>
           <w:rtl w:val="0"/>
         </w:rPr>
-        <w:t xml:space="preserve">Last Monday</w:t>
+        <w:t xml:space="preserve">October 5, 2026</w:t>
       </w:r>
     </w:p>
     <w:p>
